--- a/docs/DunaFlow_Documentacao_Projeto.docx
+++ b/docs/DunaFlow_Documentacao_Projeto.docx
@@ -182,7 +182,7 @@
           <w:sz w:val="22"/>
           <w:szCs w:val="22"/>
         </w:rPr>
-        <w:t xml:space="preserve">Versão 1.4 — Abril/2026 · documento vivo</w:t>
+        <w:t xml:space="preserve">Versão 1.5 — Abril/2026 · documento vivo</w:t>
       </w:r>
     </w:p>
     <w:p>
@@ -596,7 +596,7 @@
           <w:sz w:val="22"/>
           <w:szCs w:val="22"/>
         </w:rPr>
-        <w:t xml:space="preserve">Este é um documento vivo — cada versão consolida as evoluções do produto desde a versão anterior. A versão 1.0 (abril/2026) descreveu a plataforma em seu primeiro release consolidado. A versão 1.1 incorporou o primeiro grande ciclo de melhorias pós-v1.0, com foco em desempenho para equipe, feedback loop do classificador, tratamento de publicações obsoletas e robustez contra rate-limits. A versão 1.2 trouxe um ajuste fino na experiência de triagem de publicações — novo filtro por natureza, reorganização da barra de filtros e visibilidade do CNJ em registros ainda não vinculados. A versão 1.3 ampliou o módulo de Publicações com filtro por polo, link direto ao Legal One no modal, extração de CNJ a partir do texto, retry individual de falhas de tratamento e correção do classificador para arrays truncados. A versão 1.4 — a atual — consolida o rebrand da plataforma para DunaFlow (by DUNATECH), reconstrói a Home como um dashboard executivo com KPIs, funil e velocidade, adiciona reaproveitamento de syncs órfãs, leitura de overrides de classificação no grid de cobertura e ajustes de responsividade para uso em celular. O capítulo "Parte VI — Histórico de Atualizações" detalha cada mudança.</w:t>
+        <w:t xml:space="preserve">Este é um documento vivo — cada versão consolida as evoluções do produto desde a versão anterior. A versão 1.0 (abril/2026) descreveu a plataforma em seu primeiro release consolidado. A versão 1.1 incorporou o primeiro grande ciclo de melhorias pós-v1.0, com foco em desempenho para equipe, feedback loop do classificador, tratamento de publicações obsoletas e robustez contra rate-limits. A versão 1.2 trouxe um ajuste fino na experiência de triagem de publicações — novo filtro por natureza, reorganização da barra de filtros e visibilidade do CNJ em registros ainda não vinculados. A versão 1.3 ampliou o módulo de Publicações com filtro por polo, link direto ao Legal One no modal, extração de CNJ a partir do texto, retry individual de falhas de tratamento e correção do classificador para arrays truncados. A versão 1.4 consolidou o rebrand da plataforma para DunaFlow (by DUNATECH), reconstruiu a Home como um dashboard executivo com KPIs, funil e velocidade, adicionou reaproveitamento de syncs órfãs, leitura de overrides de classificação no grid de cobertura e ajustes de responsividade para uso em celular. A versão 1.5 — a atual — é o maior ciclo até aqui: estreia o módulo novo de Agendar Prazos Iniciais (intake de PI + classificação IA + HITL + export), blinda o agendamento de tarefas com checagem prévia de duplicatas no Legal One, estende multiseleção a todos os sete filtros de Publicações, evolui a administração de Templates (responsável opcional, paginação, multiseleção de escritórios, cobertura com collapse) e estabiliza a integração Thomson Reuters no Tratamento Web (login em dois passos, OnePass SSO, auth handoff). O capítulo "Parte VI — Histórico de Atualizações" detalha cada mudança.</w:t>
       </w:r>
     </w:p>
     <w:p>
@@ -26246,6 +26246,5510 @@
                 <w:szCs w:val="20"/>
               </w:rPr>
               <w:t xml:space="preserve">Aplica overrides de classificação no grid de cobertura</w:t>
+            </w:r>
+          </w:p>
+        </w:tc>
+      </w:tr>
+    </w:tbl>
+    <w:p>
+      <w:pPr>
+        <w:pStyle w:val="Heading2"/>
+        <w:spacing w:after="120" w:before="220"/>
+      </w:pPr>
+      <w:r>
+        <w:rPr>
+          <w:rFonts w:ascii="Calibri" w:cs="Calibri" w:eastAsia="Calibri" w:hAnsi="Calibri"/>
+          <w:b/>
+          <w:bCs/>
+          <w:color w:val="1E7BFF"/>
+          <w:sz w:val="28"/>
+          <w:szCs w:val="28"/>
+        </w:rPr>
+        <w:t xml:space="preserve">31. Versão 1.5 — Abril/2026</w:t>
+      </w:r>
+    </w:p>
+    <w:p>
+      <w:pPr>
+        <w:spacing w:after="120" w:line="312"/>
+      </w:pPr>
+      <w:r>
+        <w:rPr>
+          <w:rFonts w:ascii="Calibri" w:cs="Calibri" w:eastAsia="Calibri" w:hAnsi="Calibri"/>
+          <w:sz w:val="22"/>
+          <w:szCs w:val="22"/>
+        </w:rPr>
+        <w:t xml:space="preserve">A v1.5 é o maior ciclo até aqui. Estreia um módulo inteiramente novo — Agendar Prazos Iniciais — que eleva o DunaFlow de orquestrador de tarefas reativas (publicações, tratamento) para gestor proativo do prazo de resposta inicial do escritório, com classificação IA sem mapeamento Legal One, HITL (human-in-the-loop) para casos sensíveis e aprovisionamento de prazo fatal baseado no CPC 25. No mesmo ciclo, o agendamento de tarefas a partir de Publicações ganhou checagem prévia de duplicatas no próprio Legal One, todos os sete filtros de Publicações passaram a aceitar multiseleção, a administração de Templates foi reescrita para escala (paginação, multiseleção de escritórios, subcategoria livre, cobertura colapsável por categoria) e a integração Thomson Reuters no Tratamento Web foi estabilizada para o novo fluxo de login em dois passos com OnePass SSO.</w:t>
+      </w:r>
+    </w:p>
+    <w:tbl>
+      <w:tblPr>
+        <w:tblW w:type="dxa" w:w="9360"/>
+        <w:tblBorders>
+          <w:top w:val="single" w:color="auto" w:sz="4"/>
+          <w:left w:val="single" w:color="auto" w:sz="4"/>
+          <w:bottom w:val="single" w:color="auto" w:sz="4"/>
+          <w:right w:val="single" w:color="auto" w:sz="4"/>
+          <w:insideH w:val="single" w:color="auto" w:sz="4"/>
+          <w:insideV w:val="single" w:color="auto" w:sz="4"/>
+        </w:tblBorders>
+      </w:tblPr>
+      <w:tblGrid>
+        <w:gridCol w:w="9360"/>
+      </w:tblGrid>
+      <w:tr>
+        <w:tc>
+          <w:tcPr>
+            <w:tcW w:type="dxa" w:w="9360"/>
+            <w:tcBorders>
+              <w:top w:val="single" w:color="E7E6E6" w:sz="2"/>
+              <w:left w:val="single" w:color="1E7BFF" w:sz="24"/>
+              <w:bottom w:val="single" w:color="E7E6E6" w:sz="2"/>
+              <w:right w:val="single" w:color="E7E6E6" w:sz="2"/>
+            </w:tcBorders>
+            <w:shd w:fill="F5F7FB" w:val="clear"/>
+            <w:tcMar>
+              <w:top w:type="dxa" w:w="160"/>
+              <w:left w:type="dxa" w:w="240"/>
+              <w:bottom w:type="dxa" w:w="160"/>
+              <w:right w:type="dxa" w:w="200"/>
+            </w:tcMar>
+          </w:tcPr>
+          <w:p>
+            <w:pPr>
+              <w:spacing w:after="60"/>
+            </w:pPr>
+            <w:r>
+              <w:rPr>
+                <w:rFonts w:ascii="Calibri" w:cs="Calibri" w:eastAsia="Calibri" w:hAnsi="Calibri"/>
+                <w:b/>
+                <w:bCs/>
+                <w:color w:val="1E7BFF"/>
+                <w:sz w:val="22"/>
+                <w:szCs w:val="22"/>
+              </w:rPr>
+              <w:t xml:space="preserve">Destaque</w:t>
+            </w:r>
+          </w:p>
+          <w:p>
+            <w:pPr>
+              <w:spacing w:after="120" w:line="312"/>
+            </w:pPr>
+            <w:r>
+              <w:rPr>
+                <w:rFonts w:ascii="Calibri" w:cs="Calibri" w:eastAsia="Calibri" w:hAnsi="Calibri"/>
+                <w:i/>
+                <w:iCs/>
+                <w:color w:val="0A1940"/>
+                <w:sz w:val="22"/>
+                <w:szCs w:val="22"/>
+              </w:rPr>
+              <w:t xml:space="preserve">Com a v1.5, o DunaFlow deixa de ser só "o que chegou do Diário" e passa a cobrir também "o prazo que começa quando a carteira entra" — os dois lados do relógio processual do escritório.</w:t>
+            </w:r>
+          </w:p>
+        </w:tc>
+      </w:tr>
+    </w:tbl>
+    <w:p>
+      <w:pPr>
+        <w:pStyle w:val="Heading3"/>
+        <w:spacing w:after="100" w:before="180"/>
+      </w:pPr>
+      <w:r>
+        <w:rPr>
+          <w:rFonts w:ascii="Calibri" w:cs="Calibri" w:eastAsia="Calibri" w:hAnsi="Calibri"/>
+          <w:b/>
+          <w:bCs/>
+          <w:color w:val="0A1940"/>
+          <w:sz w:val="24"/>
+          <w:szCs w:val="24"/>
+        </w:rPr>
+        <w:t xml:space="preserve">31.1. Novo módulo: Agendar Prazos Iniciais</w:t>
+      </w:r>
+    </w:p>
+    <w:p>
+      <w:pPr>
+        <w:spacing w:after="120" w:line="312"/>
+      </w:pPr>
+      <w:r>
+        <w:rPr>
+          <w:rFonts w:ascii="Calibri" w:cs="Calibri" w:eastAsia="Calibri" w:hAnsi="Calibri"/>
+          <w:sz w:val="22"/>
+          <w:szCs w:val="22"/>
+        </w:rPr>
+        <w:t xml:space="preserve">Este é o release principal da v1.5. O módulo trata o fluxo que acontece quando uma nova carteira é recebida (migração ou novo cliente) e o escritório precisa agendar os prazos iniciais de resposta — antes mesmo de o processo ter movimentações capturadas pelo DJEN. A fase de intake foi entregue em ondas, integrando a petição inicial (PI), taxonomia de tipos de pedido, classificação IA e aprovisionamento automático de prazo fatal.</w:t>
+      </w:r>
+    </w:p>
+    <w:p>
+      <w:pPr>
+        <w:spacing w:after="120" w:line="312"/>
+      </w:pPr>
+      <w:r>
+        <w:rPr>
+          <w:rFonts w:ascii="Calibri" w:cs="Calibri" w:eastAsia="Calibri" w:hAnsi="Calibri"/>
+          <w:sz w:val="22"/>
+          <w:szCs w:val="22"/>
+        </w:rPr>
+        <w:t xml:space="preserve">O módulo foi construído em fases nomeadas por bloco (Fase 1 → Onda D → Bloco D2 → Bloco E → Bloco F), cada uma publicada separadamente para permitir validação incremental do time jurídico.</w:t>
+      </w:r>
+    </w:p>
+    <w:tbl>
+      <w:tblPr>
+        <w:tblW w:type="dxa" w:w="9360"/>
+        <w:tblBorders>
+          <w:top w:val="single" w:color="auto" w:sz="4"/>
+          <w:left w:val="single" w:color="auto" w:sz="4"/>
+          <w:bottom w:val="single" w:color="auto" w:sz="4"/>
+          <w:right w:val="single" w:color="auto" w:sz="4"/>
+          <w:insideH w:val="single" w:color="auto" w:sz="4"/>
+          <w:insideV w:val="single" w:color="auto" w:sz="4"/>
+        </w:tblBorders>
+      </w:tblPr>
+      <w:tblGrid>
+        <w:gridCol w:w="3120"/>
+        <w:gridCol w:w="6240"/>
+      </w:tblGrid>
+      <w:tr>
+        <w:tc>
+          <w:tcPr>
+            <w:tcW w:type="dxa" w:w="3120"/>
+            <w:tcBorders>
+              <w:top w:val="single" w:color="BFBFBF" w:sz="4"/>
+              <w:left w:val="single" w:color="BFBFBF" w:sz="4"/>
+              <w:bottom w:val="single" w:color="BFBFBF" w:sz="4"/>
+              <w:right w:val="single" w:color="BFBFBF" w:sz="4"/>
+            </w:tcBorders>
+            <w:shd w:fill="0A1940" w:val="clear"/>
+            <w:tcMar>
+              <w:top w:type="dxa" w:w="80"/>
+              <w:left w:type="dxa" w:w="120"/>
+              <w:bottom w:type="dxa" w:w="80"/>
+              <w:right w:type="dxa" w:w="120"/>
+            </w:tcMar>
+          </w:tcPr>
+          <w:p>
+            <w:pPr>
+              <w:spacing w:after="0"/>
+            </w:pPr>
+            <w:r>
+              <w:rPr>
+                <w:rFonts w:ascii="Calibri" w:cs="Calibri" w:eastAsia="Calibri" w:hAnsi="Calibri"/>
+                <w:b/>
+                <w:bCs/>
+                <w:color w:val="FFFFFF"/>
+                <w:sz w:val="20"/>
+                <w:szCs w:val="20"/>
+              </w:rPr>
+              <w:t xml:space="preserve">Fase</w:t>
+            </w:r>
+          </w:p>
+        </w:tc>
+        <w:tc>
+          <w:tcPr>
+            <w:tcW w:type="dxa" w:w="6240"/>
+            <w:tcBorders>
+              <w:top w:val="single" w:color="BFBFBF" w:sz="4"/>
+              <w:left w:val="single" w:color="BFBFBF" w:sz="4"/>
+              <w:bottom w:val="single" w:color="BFBFBF" w:sz="4"/>
+              <w:right w:val="single" w:color="BFBFBF" w:sz="4"/>
+            </w:tcBorders>
+            <w:shd w:fill="0A1940" w:val="clear"/>
+            <w:tcMar>
+              <w:top w:type="dxa" w:w="80"/>
+              <w:left w:type="dxa" w:w="120"/>
+              <w:bottom w:type="dxa" w:w="80"/>
+              <w:right w:type="dxa" w:w="120"/>
+            </w:tcMar>
+          </w:tcPr>
+          <w:p>
+            <w:pPr>
+              <w:spacing w:after="0"/>
+            </w:pPr>
+            <w:r>
+              <w:rPr>
+                <w:rFonts w:ascii="Calibri" w:cs="Calibri" w:eastAsia="Calibri" w:hAnsi="Calibri"/>
+                <w:b/>
+                <w:bCs/>
+                <w:color w:val="FFFFFF"/>
+                <w:sz w:val="20"/>
+                <w:szCs w:val="20"/>
+              </w:rPr>
+              <w:t xml:space="preserve">O que entrega</w:t>
+            </w:r>
+          </w:p>
+        </w:tc>
+      </w:tr>
+      <w:tr>
+        <w:tc>
+          <w:tcPr>
+            <w:tcW w:type="dxa" w:w="3120"/>
+            <w:tcBorders>
+              <w:top w:val="single" w:color="BFBFBF" w:sz="4"/>
+              <w:left w:val="single" w:color="BFBFBF" w:sz="4"/>
+              <w:bottom w:val="single" w:color="BFBFBF" w:sz="4"/>
+              <w:right w:val="single" w:color="BFBFBF" w:sz="4"/>
+            </w:tcBorders>
+            <w:shd w:fill="F2F2F2" w:val="clear"/>
+            <w:tcMar>
+              <w:top w:type="dxa" w:w="80"/>
+              <w:left w:type="dxa" w:w="120"/>
+              <w:bottom w:type="dxa" w:w="80"/>
+              <w:right w:type="dxa" w:w="120"/>
+            </w:tcMar>
+          </w:tcPr>
+          <w:p>
+            <w:pPr>
+              <w:spacing w:after="0"/>
+            </w:pPr>
+            <w:r>
+              <w:rPr>
+                <w:rFonts w:ascii="Calibri" w:cs="Calibri" w:eastAsia="Calibri" w:hAnsi="Calibri"/>
+                <w:b/>
+                <w:bCs/>
+                <w:color w:val="0A1940"/>
+                <w:sz w:val="20"/>
+                <w:szCs w:val="20"/>
+              </w:rPr>
+              <w:t xml:space="preserve">Fase 1 — Backbone de intake</w:t>
+            </w:r>
+          </w:p>
+        </w:tc>
+        <w:tc>
+          <w:tcPr>
+            <w:tcW w:type="dxa" w:w="6240"/>
+            <w:tcBorders>
+              <w:top w:val="single" w:color="BFBFBF" w:sz="4"/>
+              <w:left w:val="single" w:color="BFBFBF" w:sz="4"/>
+              <w:bottom w:val="single" w:color="BFBFBF" w:sz="4"/>
+              <w:right w:val="single" w:color="BFBFBF" w:sz="4"/>
+            </w:tcBorders>
+            <w:shd w:fill="FFFFFF" w:val="clear"/>
+            <w:tcMar>
+              <w:top w:type="dxa" w:w="80"/>
+              <w:left w:type="dxa" w:w="120"/>
+              <w:bottom w:type="dxa" w:w="80"/>
+              <w:right w:type="dxa" w:w="120"/>
+            </w:tcMar>
+          </w:tcPr>
+          <w:p>
+            <w:pPr>
+              <w:spacing w:after="0"/>
+            </w:pPr>
+            <w:r>
+              <w:rPr>
+                <w:rFonts w:ascii="Calibri" w:cs="Calibri" w:eastAsia="Calibri" w:hAnsi="Calibri"/>
+                <w:b w:val="false"/>
+                <w:bCs w:val="false"/>
+                <w:color w:val="000000"/>
+                <w:sz w:val="20"/>
+                <w:szCs w:val="20"/>
+              </w:rPr>
+              <w:t xml:space="preserve">Tabela principal de intakes, rotas de criação e consulta, vínculo com a carteira do escritório. Base para as fases seguintes.</w:t>
+            </w:r>
+          </w:p>
+        </w:tc>
+      </w:tr>
+      <w:tr>
+        <w:tc>
+          <w:tcPr>
+            <w:tcW w:type="dxa" w:w="3120"/>
+            <w:tcBorders>
+              <w:top w:val="single" w:color="BFBFBF" w:sz="4"/>
+              <w:left w:val="single" w:color="BFBFBF" w:sz="4"/>
+              <w:bottom w:val="single" w:color="BFBFBF" w:sz="4"/>
+              <w:right w:val="single" w:color="BFBFBF" w:sz="4"/>
+            </w:tcBorders>
+            <w:shd w:fill="F2F2F2" w:val="clear"/>
+            <w:tcMar>
+              <w:top w:type="dxa" w:w="80"/>
+              <w:left w:type="dxa" w:w="120"/>
+              <w:bottom w:type="dxa" w:w="80"/>
+              <w:right w:type="dxa" w:w="120"/>
+            </w:tcMar>
+          </w:tcPr>
+          <w:p>
+            <w:pPr>
+              <w:spacing w:after="0"/>
+            </w:pPr>
+            <w:r>
+              <w:rPr>
+                <w:rFonts w:ascii="Calibri" w:cs="Calibri" w:eastAsia="Calibri" w:hAnsi="Calibri"/>
+                <w:b/>
+                <w:bCs/>
+                <w:color w:val="0A1940"/>
+                <w:sz w:val="20"/>
+                <w:szCs w:val="20"/>
+              </w:rPr>
+              <w:t xml:space="preserve">UI mínima + permissões</w:t>
+            </w:r>
+          </w:p>
+        </w:tc>
+        <w:tc>
+          <w:tcPr>
+            <w:tcW w:type="dxa" w:w="6240"/>
+            <w:tcBorders>
+              <w:top w:val="single" w:color="BFBFBF" w:sz="4"/>
+              <w:left w:val="single" w:color="BFBFBF" w:sz="4"/>
+              <w:bottom w:val="single" w:color="BFBFBF" w:sz="4"/>
+              <w:right w:val="single" w:color="BFBFBF" w:sz="4"/>
+            </w:tcBorders>
+            <w:shd w:fill="FFFFFF" w:val="clear"/>
+            <w:tcMar>
+              <w:top w:type="dxa" w:w="80"/>
+              <w:left w:type="dxa" w:w="120"/>
+              <w:bottom w:type="dxa" w:w="80"/>
+              <w:right w:type="dxa" w:w="120"/>
+            </w:tcMar>
+          </w:tcPr>
+          <w:p>
+            <w:pPr>
+              <w:spacing w:after="0"/>
+            </w:pPr>
+            <w:r>
+              <w:rPr>
+                <w:rFonts w:ascii="Calibri" w:cs="Calibri" w:eastAsia="Calibri" w:hAnsi="Calibri"/>
+                <w:b w:val="false"/>
+                <w:bCs w:val="false"/>
+                <w:color w:val="000000"/>
+                <w:sz w:val="20"/>
+                <w:szCs w:val="20"/>
+              </w:rPr>
+              <w:t xml:space="preserve">Primeira tela de listagem e detalhe de intakes, atrás da permissão can_use_prazos_iniciais — acesso controlado por perfil.</w:t>
+            </w:r>
+          </w:p>
+        </w:tc>
+      </w:tr>
+      <w:tr>
+        <w:tc>
+          <w:tcPr>
+            <w:tcW w:type="dxa" w:w="3120"/>
+            <w:tcBorders>
+              <w:top w:val="single" w:color="BFBFBF" w:sz="4"/>
+              <w:left w:val="single" w:color="BFBFBF" w:sz="4"/>
+              <w:bottom w:val="single" w:color="BFBFBF" w:sz="4"/>
+              <w:right w:val="single" w:color="BFBFBF" w:sz="4"/>
+            </w:tcBorders>
+            <w:shd w:fill="F2F2F2" w:val="clear"/>
+            <w:tcMar>
+              <w:top w:type="dxa" w:w="80"/>
+              <w:left w:type="dxa" w:w="120"/>
+              <w:bottom w:type="dxa" w:w="80"/>
+              <w:right w:type="dxa" w:w="120"/>
+            </w:tcMar>
+          </w:tcPr>
+          <w:p>
+            <w:pPr>
+              <w:spacing w:after="0"/>
+            </w:pPr>
+            <w:r>
+              <w:rPr>
+                <w:rFonts w:ascii="Calibri" w:cs="Calibri" w:eastAsia="Calibri" w:hAnsi="Calibri"/>
+                <w:b/>
+                <w:bCs/>
+                <w:color w:val="0A1940"/>
+                <w:sz w:val="20"/>
+                <w:szCs w:val="20"/>
+              </w:rPr>
+              <w:t xml:space="preserve">Fase 3a — Infra de classificação IA</w:t>
+            </w:r>
+          </w:p>
+        </w:tc>
+        <w:tc>
+          <w:tcPr>
+            <w:tcW w:type="dxa" w:w="6240"/>
+            <w:tcBorders>
+              <w:top w:val="single" w:color="BFBFBF" w:sz="4"/>
+              <w:left w:val="single" w:color="BFBFBF" w:sz="4"/>
+              <w:bottom w:val="single" w:color="BFBFBF" w:sz="4"/>
+              <w:right w:val="single" w:color="BFBFBF" w:sz="4"/>
+            </w:tcBorders>
+            <w:shd w:fill="FFFFFF" w:val="clear"/>
+            <w:tcMar>
+              <w:top w:type="dxa" w:w="80"/>
+              <w:left w:type="dxa" w:w="120"/>
+              <w:bottom w:type="dxa" w:w="80"/>
+              <w:right w:type="dxa" w:w="120"/>
+            </w:tcMar>
+          </w:tcPr>
+          <w:p>
+            <w:pPr>
+              <w:spacing w:after="0"/>
+            </w:pPr>
+            <w:r>
+              <w:rPr>
+                <w:rFonts w:ascii="Calibri" w:cs="Calibri" w:eastAsia="Calibri" w:hAnsi="Calibri"/>
+                <w:b w:val="false"/>
+                <w:bCs w:val="false"/>
+                <w:color w:val="000000"/>
+                <w:sz w:val="20"/>
+                <w:szCs w:val="20"/>
+              </w:rPr>
+              <w:t xml:space="preserve">Classificador dedicado ao módulo, sem depender de mapeamento do Legal One. Entende PI como texto e retorna tipo/subtipo/natureza.</w:t>
+            </w:r>
+          </w:p>
+        </w:tc>
+      </w:tr>
+      <w:tr>
+        <w:tc>
+          <w:tcPr>
+            <w:tcW w:type="dxa" w:w="3120"/>
+            <w:tcBorders>
+              <w:top w:val="single" w:color="BFBFBF" w:sz="4"/>
+              <w:left w:val="single" w:color="BFBFBF" w:sz="4"/>
+              <w:bottom w:val="single" w:color="BFBFBF" w:sz="4"/>
+              <w:right w:val="single" w:color="BFBFBF" w:sz="4"/>
+            </w:tcBorders>
+            <w:shd w:fill="F2F2F2" w:val="clear"/>
+            <w:tcMar>
+              <w:top w:type="dxa" w:w="80"/>
+              <w:left w:type="dxa" w:w="120"/>
+              <w:bottom w:type="dxa" w:w="80"/>
+              <w:right w:type="dxa" w:w="120"/>
+            </w:tcMar>
+          </w:tcPr>
+          <w:p>
+            <w:pPr>
+              <w:spacing w:after="0"/>
+            </w:pPr>
+            <w:r>
+              <w:rPr>
+                <w:rFonts w:ascii="Calibri" w:cs="Calibri" w:eastAsia="Calibri" w:hAnsi="Calibri"/>
+                <w:b/>
+                <w:bCs/>
+                <w:color w:val="0A1940"/>
+                <w:sz w:val="20"/>
+                <w:szCs w:val="20"/>
+              </w:rPr>
+              <w:t xml:space="preserve">Fase 3b — Templates por (tipo, subtipo, office)</w:t>
+            </w:r>
+          </w:p>
+        </w:tc>
+        <w:tc>
+          <w:tcPr>
+            <w:tcW w:type="dxa" w:w="6240"/>
+            <w:tcBorders>
+              <w:top w:val="single" w:color="BFBFBF" w:sz="4"/>
+              <w:left w:val="single" w:color="BFBFBF" w:sz="4"/>
+              <w:bottom w:val="single" w:color="BFBFBF" w:sz="4"/>
+              <w:right w:val="single" w:color="BFBFBF" w:sz="4"/>
+            </w:tcBorders>
+            <w:shd w:fill="FFFFFF" w:val="clear"/>
+            <w:tcMar>
+              <w:top w:type="dxa" w:w="80"/>
+              <w:left w:type="dxa" w:w="120"/>
+              <w:bottom w:type="dxa" w:w="80"/>
+              <w:right w:type="dxa" w:w="120"/>
+            </w:tcMar>
+          </w:tcPr>
+          <w:p>
+            <w:pPr>
+              <w:spacing w:after="0"/>
+            </w:pPr>
+            <w:r>
+              <w:rPr>
+                <w:rFonts w:ascii="Calibri" w:cs="Calibri" w:eastAsia="Calibri" w:hAnsi="Calibri"/>
+                <w:b w:val="false"/>
+                <w:bCs w:val="false"/>
+                <w:color w:val="000000"/>
+                <w:sz w:val="20"/>
+                <w:szCs w:val="20"/>
+              </w:rPr>
+              <w:t xml:space="preserve">Tabela prazo_inicial_task_templates. O template certo é escolhido por combinação de tipo + subtipo + escritório; fallback para o template global quando não há específico.</w:t>
+            </w:r>
+          </w:p>
+        </w:tc>
+      </w:tr>
+      <w:tr>
+        <w:tc>
+          <w:tcPr>
+            <w:tcW w:type="dxa" w:w="3120"/>
+            <w:tcBorders>
+              <w:top w:val="single" w:color="BFBFBF" w:sz="4"/>
+              <w:left w:val="single" w:color="BFBFBF" w:sz="4"/>
+              <w:bottom w:val="single" w:color="BFBFBF" w:sz="4"/>
+              <w:right w:val="single" w:color="BFBFBF" w:sz="4"/>
+            </w:tcBorders>
+            <w:shd w:fill="F2F2F2" w:val="clear"/>
+            <w:tcMar>
+              <w:top w:type="dxa" w:w="80"/>
+              <w:left w:type="dxa" w:w="120"/>
+              <w:bottom w:type="dxa" w:w="80"/>
+              <w:right w:type="dxa" w:w="120"/>
+            </w:tcMar>
+          </w:tcPr>
+          <w:p>
+            <w:pPr>
+              <w:spacing w:after="0"/>
+            </w:pPr>
+            <w:r>
+              <w:rPr>
+                <w:rFonts w:ascii="Calibri" w:cs="Calibri" w:eastAsia="Calibri" w:hAnsi="Calibri"/>
+                <w:b/>
+                <w:bCs/>
+                <w:color w:val="0A1940"/>
+                <w:sz w:val="20"/>
+                <w:szCs w:val="20"/>
+              </w:rPr>
+              <w:t xml:space="preserve">Fase 3c — Natureza processual e produto</w:t>
+            </w:r>
+          </w:p>
+        </w:tc>
+        <w:tc>
+          <w:tcPr>
+            <w:tcW w:type="dxa" w:w="6240"/>
+            <w:tcBorders>
+              <w:top w:val="single" w:color="BFBFBF" w:sz="4"/>
+              <w:left w:val="single" w:color="BFBFBF" w:sz="4"/>
+              <w:bottom w:val="single" w:color="BFBFBF" w:sz="4"/>
+              <w:right w:val="single" w:color="BFBFBF" w:sz="4"/>
+            </w:tcBorders>
+            <w:shd w:fill="FFFFFF" w:val="clear"/>
+            <w:tcMar>
+              <w:top w:type="dxa" w:w="80"/>
+              <w:left w:type="dxa" w:w="120"/>
+              <w:bottom w:type="dxa" w:w="80"/>
+              <w:right w:type="dxa" w:w="120"/>
+            </w:tcMar>
+          </w:tcPr>
+          <w:p>
+            <w:pPr>
+              <w:spacing w:after="0"/>
+            </w:pPr>
+            <w:r>
+              <w:rPr>
+                <w:rFonts w:ascii="Calibri" w:cs="Calibri" w:eastAsia="Calibri" w:hAnsi="Calibri"/>
+                <w:b w:val="false"/>
+                <w:bCs w:val="false"/>
+                <w:color w:val="000000"/>
+                <w:sz w:val="20"/>
+                <w:szCs w:val="20"/>
+              </w:rPr>
+              <w:t xml:space="preserve">Campos natureza_processo e produto, além de natureza_aplicavel para refinar a classificação e o template sugerido.</w:t>
+            </w:r>
+          </w:p>
+        </w:tc>
+      </w:tr>
+      <w:tr>
+        <w:tc>
+          <w:tcPr>
+            <w:tcW w:type="dxa" w:w="3120"/>
+            <w:tcBorders>
+              <w:top w:val="single" w:color="BFBFBF" w:sz="4"/>
+              <w:left w:val="single" w:color="BFBFBF" w:sz="4"/>
+              <w:bottom w:val="single" w:color="BFBFBF" w:sz="4"/>
+              <w:right w:val="single" w:color="BFBFBF" w:sz="4"/>
+            </w:tcBorders>
+            <w:shd w:fill="F2F2F2" w:val="clear"/>
+            <w:tcMar>
+              <w:top w:type="dxa" w:w="80"/>
+              <w:left w:type="dxa" w:w="120"/>
+              <w:bottom w:type="dxa" w:w="80"/>
+              <w:right w:type="dxa" w:w="120"/>
+            </w:tcMar>
+          </w:tcPr>
+          <w:p>
+            <w:pPr>
+              <w:spacing w:after="0"/>
+            </w:pPr>
+            <w:r>
+              <w:rPr>
+                <w:rFonts w:ascii="Calibri" w:cs="Calibri" w:eastAsia="Calibri" w:hAnsi="Calibri"/>
+                <w:b/>
+                <w:bCs/>
+                <w:color w:val="0A1940"/>
+                <w:sz w:val="20"/>
+                <w:szCs w:val="20"/>
+              </w:rPr>
+              <w:t xml:space="preserve">Fase 4a — Admin UI de templates</w:t>
+            </w:r>
+          </w:p>
+        </w:tc>
+        <w:tc>
+          <w:tcPr>
+            <w:tcW w:type="dxa" w:w="6240"/>
+            <w:tcBorders>
+              <w:top w:val="single" w:color="BFBFBF" w:sz="4"/>
+              <w:left w:val="single" w:color="BFBFBF" w:sz="4"/>
+              <w:bottom w:val="single" w:color="BFBFBF" w:sz="4"/>
+              <w:right w:val="single" w:color="BFBFBF" w:sz="4"/>
+            </w:tcBorders>
+            <w:shd w:fill="FFFFFF" w:val="clear"/>
+            <w:tcMar>
+              <w:top w:type="dxa" w:w="80"/>
+              <w:left w:type="dxa" w:w="120"/>
+              <w:bottom w:type="dxa" w:w="80"/>
+              <w:right w:type="dxa" w:w="120"/>
+            </w:tcMar>
+          </w:tcPr>
+          <w:p>
+            <w:pPr>
+              <w:spacing w:after="0"/>
+            </w:pPr>
+            <w:r>
+              <w:rPr>
+                <w:rFonts w:ascii="Calibri" w:cs="Calibri" w:eastAsia="Calibri" w:hAnsi="Calibri"/>
+                <w:b w:val="false"/>
+                <w:bCs w:val="false"/>
+                <w:color w:val="000000"/>
+                <w:sz w:val="20"/>
+                <w:szCs w:val="20"/>
+              </w:rPr>
+              <w:t xml:space="preserve">Tela de administração dos templates: criar, editar, desativar, visualizar cobertura por (tipo, subtipo, office).</w:t>
+            </w:r>
+          </w:p>
+        </w:tc>
+      </w:tr>
+      <w:tr>
+        <w:tc>
+          <w:tcPr>
+            <w:tcW w:type="dxa" w:w="3120"/>
+            <w:tcBorders>
+              <w:top w:val="single" w:color="BFBFBF" w:sz="4"/>
+              <w:left w:val="single" w:color="BFBFBF" w:sz="4"/>
+              <w:bottom w:val="single" w:color="BFBFBF" w:sz="4"/>
+              <w:right w:val="single" w:color="BFBFBF" w:sz="4"/>
+            </w:tcBorders>
+            <w:shd w:fill="F2F2F2" w:val="clear"/>
+            <w:tcMar>
+              <w:top w:type="dxa" w:w="80"/>
+              <w:left w:type="dxa" w:w="120"/>
+              <w:bottom w:type="dxa" w:w="80"/>
+              <w:right w:type="dxa" w:w="120"/>
+            </w:tcMar>
+          </w:tcPr>
+          <w:p>
+            <w:pPr>
+              <w:spacing w:after="0"/>
+            </w:pPr>
+            <w:r>
+              <w:rPr>
+                <w:rFonts w:ascii="Calibri" w:cs="Calibri" w:eastAsia="Calibri" w:hAnsi="Calibri"/>
+                <w:b/>
+                <w:bCs/>
+                <w:color w:val="0A1940"/>
+                <w:sz w:val="20"/>
+                <w:szCs w:val="20"/>
+              </w:rPr>
+              <w:t xml:space="preserve">Fase 4a.2 (pin005)</w:t>
+            </w:r>
+          </w:p>
+        </w:tc>
+        <w:tc>
+          <w:tcPr>
+            <w:tcW w:type="dxa" w:w="6240"/>
+            <w:tcBorders>
+              <w:top w:val="single" w:color="BFBFBF" w:sz="4"/>
+              <w:left w:val="single" w:color="BFBFBF" w:sz="4"/>
+              <w:bottom w:val="single" w:color="BFBFBF" w:sz="4"/>
+              <w:right w:val="single" w:color="BFBFBF" w:sz="4"/>
+            </w:tcBorders>
+            <w:shd w:fill="FFFFFF" w:val="clear"/>
+            <w:tcMar>
+              <w:top w:type="dxa" w:w="80"/>
+              <w:left w:type="dxa" w:w="120"/>
+              <w:bottom w:type="dxa" w:w="80"/>
+              <w:right w:type="dxa" w:w="120"/>
+            </w:tcMar>
+          </w:tcPr>
+          <w:p>
+            <w:pPr>
+              <w:spacing w:after="0"/>
+            </w:pPr>
+            <w:r>
+              <w:rPr>
+                <w:rFonts w:ascii="Calibri" w:cs="Calibri" w:eastAsia="Calibri" w:hAnsi="Calibri"/>
+                <w:b w:val="false"/>
+                <w:bCs w:val="false"/>
+                <w:color w:val="000000"/>
+                <w:sz w:val="20"/>
+                <w:szCs w:val="20"/>
+              </w:rPr>
+              <w:t xml:space="preserve">Infra de legacy + scheduling WIP + documentação inicial do módulo no admin. Sidebar ganhou consistência de rótulos.</w:t>
+            </w:r>
+          </w:p>
+        </w:tc>
+      </w:tr>
+      <w:tr>
+        <w:tc>
+          <w:tcPr>
+            <w:tcW w:type="dxa" w:w="3120"/>
+            <w:tcBorders>
+              <w:top w:val="single" w:color="BFBFBF" w:sz="4"/>
+              <w:left w:val="single" w:color="BFBFBF" w:sz="4"/>
+              <w:bottom w:val="single" w:color="BFBFBF" w:sz="4"/>
+              <w:right w:val="single" w:color="BFBFBF" w:sz="4"/>
+            </w:tcBorders>
+            <w:shd w:fill="F2F2F2" w:val="clear"/>
+            <w:tcMar>
+              <w:top w:type="dxa" w:w="80"/>
+              <w:left w:type="dxa" w:w="120"/>
+              <w:bottom w:type="dxa" w:w="80"/>
+              <w:right w:type="dxa" w:w="120"/>
+            </w:tcMar>
+          </w:tcPr>
+          <w:p>
+            <w:pPr>
+              <w:spacing w:after="0"/>
+            </w:pPr>
+            <w:r>
+              <w:rPr>
+                <w:rFonts w:ascii="Calibri" w:cs="Calibri" w:eastAsia="Calibri" w:hAnsi="Calibri"/>
+                <w:b/>
+                <w:bCs/>
+                <w:color w:val="0A1940"/>
+                <w:sz w:val="20"/>
+                <w:szCs w:val="20"/>
+              </w:rPr>
+              <w:t xml:space="preserve">Onda D — Limpeza e UX</w:t>
+            </w:r>
+          </w:p>
+        </w:tc>
+        <w:tc>
+          <w:tcPr>
+            <w:tcW w:type="dxa" w:w="6240"/>
+            <w:tcBorders>
+              <w:top w:val="single" w:color="BFBFBF" w:sz="4"/>
+              <w:left w:val="single" w:color="BFBFBF" w:sz="4"/>
+              <w:bottom w:val="single" w:color="BFBFBF" w:sz="4"/>
+              <w:right w:val="single" w:color="BFBFBF" w:sz="4"/>
+            </w:tcBorders>
+            <w:shd w:fill="FFFFFF" w:val="clear"/>
+            <w:tcMar>
+              <w:top w:type="dxa" w:w="80"/>
+              <w:left w:type="dxa" w:w="120"/>
+              <w:bottom w:type="dxa" w:w="80"/>
+              <w:right w:type="dxa" w:w="120"/>
+            </w:tcMar>
+          </w:tcPr>
+          <w:p>
+            <w:pPr>
+              <w:spacing w:after="0"/>
+            </w:pPr>
+            <w:r>
+              <w:rPr>
+                <w:rFonts w:ascii="Calibri" w:cs="Calibri" w:eastAsia="Calibri" w:hAnsi="Calibri"/>
+                <w:b w:val="false"/>
+                <w:bCs w:val="false"/>
+                <w:color w:val="000000"/>
+                <w:sz w:val="20"/>
+                <w:szCs w:val="20"/>
+              </w:rPr>
+              <w:t xml:space="preserve">Refatoração geral da primeira versão, reset do circuit breaker da classificação IA, ajustes de UX e da fila de cancelamento.</w:t>
+            </w:r>
+          </w:p>
+        </w:tc>
+      </w:tr>
+      <w:tr>
+        <w:tc>
+          <w:tcPr>
+            <w:tcW w:type="dxa" w:w="3120"/>
+            <w:tcBorders>
+              <w:top w:val="single" w:color="BFBFBF" w:sz="4"/>
+              <w:left w:val="single" w:color="BFBFBF" w:sz="4"/>
+              <w:bottom w:val="single" w:color="BFBFBF" w:sz="4"/>
+              <w:right w:val="single" w:color="BFBFBF" w:sz="4"/>
+            </w:tcBorders>
+            <w:shd w:fill="F2F2F2" w:val="clear"/>
+            <w:tcMar>
+              <w:top w:type="dxa" w:w="80"/>
+              <w:left w:type="dxa" w:w="120"/>
+              <w:bottom w:type="dxa" w:w="80"/>
+              <w:right w:type="dxa" w:w="120"/>
+            </w:tcMar>
+          </w:tcPr>
+          <w:p>
+            <w:pPr>
+              <w:spacing w:after="0"/>
+            </w:pPr>
+            <w:r>
+              <w:rPr>
+                <w:rFonts w:ascii="Calibri" w:cs="Calibri" w:eastAsia="Calibri" w:hAnsi="Calibri"/>
+                <w:b/>
+                <w:bCs/>
+                <w:color w:val="0A1940"/>
+                <w:sz w:val="20"/>
+                <w:szCs w:val="20"/>
+              </w:rPr>
+              <w:t xml:space="preserve">Observabilidade e robustez</w:t>
+            </w:r>
+          </w:p>
+        </w:tc>
+        <w:tc>
+          <w:tcPr>
+            <w:tcW w:type="dxa" w:w="6240"/>
+            <w:tcBorders>
+              <w:top w:val="single" w:color="BFBFBF" w:sz="4"/>
+              <w:left w:val="single" w:color="BFBFBF" w:sz="4"/>
+              <w:bottom w:val="single" w:color="BFBFBF" w:sz="4"/>
+              <w:right w:val="single" w:color="BFBFBF" w:sz="4"/>
+            </w:tcBorders>
+            <w:shd w:fill="FFFFFF" w:val="clear"/>
+            <w:tcMar>
+              <w:top w:type="dxa" w:w="80"/>
+              <w:left w:type="dxa" w:w="120"/>
+              <w:bottom w:type="dxa" w:w="80"/>
+              <w:right w:type="dxa" w:w="120"/>
+            </w:tcMar>
+          </w:tcPr>
+          <w:p>
+            <w:pPr>
+              <w:spacing w:after="0"/>
+            </w:pPr>
+            <w:r>
+              <w:rPr>
+                <w:rFonts w:ascii="Calibri" w:cs="Calibri" w:eastAsia="Calibri" w:hAnsi="Calibri"/>
+                <w:b w:val="false"/>
+                <w:bCs w:val="false"/>
+                <w:color w:val="000000"/>
+                <w:sz w:val="20"/>
+                <w:szCs w:val="20"/>
+              </w:rPr>
+              <w:t xml:space="preserve">Logs de estágios, métricas de latência da classificação IA, UI da fila de cancelamento com ações de reexecutar e abortar.</w:t>
+            </w:r>
+          </w:p>
+        </w:tc>
+      </w:tr>
+      <w:tr>
+        <w:tc>
+          <w:tcPr>
+            <w:tcW w:type="dxa" w:w="3120"/>
+            <w:tcBorders>
+              <w:top w:val="single" w:color="BFBFBF" w:sz="4"/>
+              <w:left w:val="single" w:color="BFBFBF" w:sz="4"/>
+              <w:bottom w:val="single" w:color="BFBFBF" w:sz="4"/>
+              <w:right w:val="single" w:color="BFBFBF" w:sz="4"/>
+            </w:tcBorders>
+            <w:shd w:fill="F2F2F2" w:val="clear"/>
+            <w:tcMar>
+              <w:top w:type="dxa" w:w="80"/>
+              <w:left w:type="dxa" w:w="120"/>
+              <w:bottom w:type="dxa" w:w="80"/>
+              <w:right w:type="dxa" w:w="120"/>
+            </w:tcMar>
+          </w:tcPr>
+          <w:p>
+            <w:pPr>
+              <w:spacing w:after="0"/>
+            </w:pPr>
+            <w:r>
+              <w:rPr>
+                <w:rFonts w:ascii="Calibri" w:cs="Calibri" w:eastAsia="Calibri" w:hAnsi="Calibri"/>
+                <w:b/>
+                <w:bCs/>
+                <w:color w:val="0A1940"/>
+                <w:sz w:val="20"/>
+                <w:szCs w:val="20"/>
+              </w:rPr>
+              <w:t xml:space="preserve">Taxonomia humanizada + tipos de pedido</w:t>
+            </w:r>
+          </w:p>
+        </w:tc>
+        <w:tc>
+          <w:tcPr>
+            <w:tcW w:type="dxa" w:w="6240"/>
+            <w:tcBorders>
+              <w:top w:val="single" w:color="BFBFBF" w:sz="4"/>
+              <w:left w:val="single" w:color="BFBFBF" w:sz="4"/>
+              <w:bottom w:val="single" w:color="BFBFBF" w:sz="4"/>
+              <w:right w:val="single" w:color="BFBFBF" w:sz="4"/>
+            </w:tcBorders>
+            <w:shd w:fill="FFFFFF" w:val="clear"/>
+            <w:tcMar>
+              <w:top w:type="dxa" w:w="80"/>
+              <w:left w:type="dxa" w:w="120"/>
+              <w:bottom w:type="dxa" w:w="80"/>
+              <w:right w:type="dxa" w:w="120"/>
+            </w:tcMar>
+          </w:tcPr>
+          <w:p>
+            <w:pPr>
+              <w:spacing w:after="0"/>
+            </w:pPr>
+            <w:r>
+              <w:rPr>
+                <w:rFonts w:ascii="Calibri" w:cs="Calibri" w:eastAsia="Calibri" w:hAnsi="Calibri"/>
+                <w:b w:val="false"/>
+                <w:bCs w:val="false"/>
+                <w:color w:val="000000"/>
+                <w:sz w:val="20"/>
+                <w:szCs w:val="20"/>
+              </w:rPr>
+              <w:t xml:space="preserve">Labels humanizados para cada item da taxonomia. Nova tabela prazo_inicial_tipos_pedido com seed de 46 tipos canônicos (contestação, impugnação, exceção, embargos etc.).</w:t>
+            </w:r>
+          </w:p>
+        </w:tc>
+      </w:tr>
+      <w:tr>
+        <w:tc>
+          <w:tcPr>
+            <w:tcW w:type="dxa" w:w="3120"/>
+            <w:tcBorders>
+              <w:top w:val="single" w:color="BFBFBF" w:sz="4"/>
+              <w:left w:val="single" w:color="BFBFBF" w:sz="4"/>
+              <w:bottom w:val="single" w:color="BFBFBF" w:sz="4"/>
+              <w:right w:val="single" w:color="BFBFBF" w:sz="4"/>
+            </w:tcBorders>
+            <w:shd w:fill="F2F2F2" w:val="clear"/>
+            <w:tcMar>
+              <w:top w:type="dxa" w:w="80"/>
+              <w:left w:type="dxa" w:w="120"/>
+              <w:bottom w:type="dxa" w:w="80"/>
+              <w:right w:type="dxa" w:w="120"/>
+            </w:tcMar>
+          </w:tcPr>
+          <w:p>
+            <w:pPr>
+              <w:spacing w:after="0"/>
+            </w:pPr>
+            <w:r>
+              <w:rPr>
+                <w:rFonts w:ascii="Calibri" w:cs="Calibri" w:eastAsia="Calibri" w:hAnsi="Calibri"/>
+                <w:b/>
+                <w:bCs/>
+                <w:color w:val="0A1940"/>
+                <w:sz w:val="20"/>
+                <w:szCs w:val="20"/>
+              </w:rPr>
+              <w:t xml:space="preserve">Prazo fatal com fundamentação</w:t>
+            </w:r>
+          </w:p>
+        </w:tc>
+        <w:tc>
+          <w:tcPr>
+            <w:tcW w:type="dxa" w:w="6240"/>
+            <w:tcBorders>
+              <w:top w:val="single" w:color="BFBFBF" w:sz="4"/>
+              <w:left w:val="single" w:color="BFBFBF" w:sz="4"/>
+              <w:bottom w:val="single" w:color="BFBFBF" w:sz="4"/>
+              <w:right w:val="single" w:color="BFBFBF" w:sz="4"/>
+            </w:tcBorders>
+            <w:shd w:fill="FFFFFF" w:val="clear"/>
+            <w:tcMar>
+              <w:top w:type="dxa" w:w="80"/>
+              <w:left w:type="dxa" w:w="120"/>
+              <w:bottom w:type="dxa" w:w="80"/>
+              <w:right w:type="dxa" w:w="120"/>
+            </w:tcMar>
+          </w:tcPr>
+          <w:p>
+            <w:pPr>
+              <w:spacing w:after="0"/>
+            </w:pPr>
+            <w:r>
+              <w:rPr>
+                <w:rFonts w:ascii="Calibri" w:cs="Calibri" w:eastAsia="Calibri" w:hAnsi="Calibri"/>
+                <w:b w:val="false"/>
+                <w:bCs w:val="false"/>
+                <w:color w:val="000000"/>
+                <w:sz w:val="20"/>
+                <w:szCs w:val="20"/>
+              </w:rPr>
+              <w:t xml:space="preserve">Cada intake passa a ter um prazo fatal calculado e uma fundamentação textual (base legal + prazo aplicável). Casos de agravo trazem o CNJ de origem.</w:t>
+            </w:r>
+          </w:p>
+        </w:tc>
+      </w:tr>
+      <w:tr>
+        <w:tc>
+          <w:tcPr>
+            <w:tcW w:type="dxa" w:w="3120"/>
+            <w:tcBorders>
+              <w:top w:val="single" w:color="BFBFBF" w:sz="4"/>
+              <w:left w:val="single" w:color="BFBFBF" w:sz="4"/>
+              <w:bottom w:val="single" w:color="BFBFBF" w:sz="4"/>
+              <w:right w:val="single" w:color="BFBFBF" w:sz="4"/>
+            </w:tcBorders>
+            <w:shd w:fill="F2F2F2" w:val="clear"/>
+            <w:tcMar>
+              <w:top w:type="dxa" w:w="80"/>
+              <w:left w:type="dxa" w:w="120"/>
+              <w:bottom w:type="dxa" w:w="80"/>
+              <w:right w:type="dxa" w:w="120"/>
+            </w:tcMar>
+          </w:tcPr>
+          <w:p>
+            <w:pPr>
+              <w:spacing w:after="0"/>
+            </w:pPr>
+            <w:r>
+              <w:rPr>
+                <w:rFonts w:ascii="Calibri" w:cs="Calibri" w:eastAsia="Calibri" w:hAnsi="Calibri"/>
+                <w:b/>
+                <w:bCs/>
+                <w:color w:val="0A1940"/>
+                <w:sz w:val="20"/>
+                <w:szCs w:val="20"/>
+              </w:rPr>
+              <w:t xml:space="preserve">Bloco D2 — Extração de pedidos da PI</w:t>
+            </w:r>
+          </w:p>
+        </w:tc>
+        <w:tc>
+          <w:tcPr>
+            <w:tcW w:type="dxa" w:w="6240"/>
+            <w:tcBorders>
+              <w:top w:val="single" w:color="BFBFBF" w:sz="4"/>
+              <w:left w:val="single" w:color="BFBFBF" w:sz="4"/>
+              <w:bottom w:val="single" w:color="BFBFBF" w:sz="4"/>
+              <w:right w:val="single" w:color="BFBFBF" w:sz="4"/>
+            </w:tcBorders>
+            <w:shd w:fill="FFFFFF" w:val="clear"/>
+            <w:tcMar>
+              <w:top w:type="dxa" w:w="80"/>
+              <w:left w:type="dxa" w:w="120"/>
+              <w:bottom w:type="dxa" w:w="80"/>
+              <w:right w:type="dxa" w:w="120"/>
+            </w:tcMar>
+          </w:tcPr>
+          <w:p>
+            <w:pPr>
+              <w:spacing w:after="0"/>
+            </w:pPr>
+            <w:r>
+              <w:rPr>
+                <w:rFonts w:ascii="Calibri" w:cs="Calibri" w:eastAsia="Calibri" w:hAnsi="Calibri"/>
+                <w:b w:val="false"/>
+                <w:bCs w:val="false"/>
+                <w:color w:val="000000"/>
+                <w:sz w:val="20"/>
+                <w:szCs w:val="20"/>
+              </w:rPr>
+              <w:t xml:space="preserve">Extração automática dos pedidos contidos na petição inicial. Cada pedido recebe um aprovisionamento de prazo conforme CPC art. 25.</w:t>
+            </w:r>
+          </w:p>
+        </w:tc>
+      </w:tr>
+      <w:tr>
+        <w:tc>
+          <w:tcPr>
+            <w:tcW w:type="dxa" w:w="3120"/>
+            <w:tcBorders>
+              <w:top w:val="single" w:color="BFBFBF" w:sz="4"/>
+              <w:left w:val="single" w:color="BFBFBF" w:sz="4"/>
+              <w:bottom w:val="single" w:color="BFBFBF" w:sz="4"/>
+              <w:right w:val="single" w:color="BFBFBF" w:sz="4"/>
+            </w:tcBorders>
+            <w:shd w:fill="F2F2F2" w:val="clear"/>
+            <w:tcMar>
+              <w:top w:type="dxa" w:w="80"/>
+              <w:left w:type="dxa" w:w="120"/>
+              <w:bottom w:type="dxa" w:w="80"/>
+              <w:right w:type="dxa" w:w="120"/>
+            </w:tcMar>
+          </w:tcPr>
+          <w:p>
+            <w:pPr>
+              <w:spacing w:after="0"/>
+            </w:pPr>
+            <w:r>
+              <w:rPr>
+                <w:rFonts w:ascii="Calibri" w:cs="Calibri" w:eastAsia="Calibri" w:hAnsi="Calibri"/>
+                <w:b/>
+                <w:bCs/>
+                <w:color w:val="0A1940"/>
+                <w:sz w:val="20"/>
+                <w:szCs w:val="20"/>
+              </w:rPr>
+              <w:t xml:space="preserve">Bloco E — Agregados globais + CPC 25</w:t>
+            </w:r>
+          </w:p>
+        </w:tc>
+        <w:tc>
+          <w:tcPr>
+            <w:tcW w:type="dxa" w:w="6240"/>
+            <w:tcBorders>
+              <w:top w:val="single" w:color="BFBFBF" w:sz="4"/>
+              <w:left w:val="single" w:color="BFBFBF" w:sz="4"/>
+              <w:bottom w:val="single" w:color="BFBFBF" w:sz="4"/>
+              <w:right w:val="single" w:color="BFBFBF" w:sz="4"/>
+            </w:tcBorders>
+            <w:shd w:fill="FFFFFF" w:val="clear"/>
+            <w:tcMar>
+              <w:top w:type="dxa" w:w="80"/>
+              <w:left w:type="dxa" w:w="120"/>
+              <w:bottom w:type="dxa" w:w="80"/>
+              <w:right w:type="dxa" w:w="120"/>
+            </w:tcMar>
+          </w:tcPr>
+          <w:p>
+            <w:pPr>
+              <w:spacing w:after="0"/>
+            </w:pPr>
+            <w:r>
+              <w:rPr>
+                <w:rFonts w:ascii="Calibri" w:cs="Calibri" w:eastAsia="Calibri" w:hAnsi="Calibri"/>
+                <w:b w:val="false"/>
+                <w:bCs w:val="false"/>
+                <w:color w:val="000000"/>
+                <w:sz w:val="20"/>
+                <w:szCs w:val="20"/>
+              </w:rPr>
+              <w:t xml:space="preserve">Agregados globais por intake (total de pedidos, por tipo, alçada total) e aplicação do CPC 25 por pedido individualmente.</w:t>
+            </w:r>
+          </w:p>
+        </w:tc>
+      </w:tr>
+      <w:tr>
+        <w:tc>
+          <w:tcPr>
+            <w:tcW w:type="dxa" w:w="3120"/>
+            <w:tcBorders>
+              <w:top w:val="single" w:color="BFBFBF" w:sz="4"/>
+              <w:left w:val="single" w:color="BFBFBF" w:sz="4"/>
+              <w:bottom w:val="single" w:color="BFBFBF" w:sz="4"/>
+              <w:right w:val="single" w:color="BFBFBF" w:sz="4"/>
+            </w:tcBorders>
+            <w:shd w:fill="F2F2F2" w:val="clear"/>
+            <w:tcMar>
+              <w:top w:type="dxa" w:w="80"/>
+              <w:left w:type="dxa" w:w="120"/>
+              <w:bottom w:type="dxa" w:w="80"/>
+              <w:right w:type="dxa" w:w="120"/>
+            </w:tcMar>
+          </w:tcPr>
+          <w:p>
+            <w:pPr>
+              <w:spacing w:after="0"/>
+            </w:pPr>
+            <w:r>
+              <w:rPr>
+                <w:rFonts w:ascii="Calibri" w:cs="Calibri" w:eastAsia="Calibri" w:hAnsi="Calibri"/>
+                <w:b/>
+                <w:bCs/>
+                <w:color w:val="0A1940"/>
+                <w:sz w:val="20"/>
+                <w:szCs w:val="20"/>
+              </w:rPr>
+              <w:t xml:space="preserve">Bloco F — Reanalisar + export XLSX</w:t>
+            </w:r>
+          </w:p>
+        </w:tc>
+        <w:tc>
+          <w:tcPr>
+            <w:tcW w:type="dxa" w:w="6240"/>
+            <w:tcBorders>
+              <w:top w:val="single" w:color="BFBFBF" w:sz="4"/>
+              <w:left w:val="single" w:color="BFBFBF" w:sz="4"/>
+              <w:bottom w:val="single" w:color="BFBFBF" w:sz="4"/>
+              <w:right w:val="single" w:color="BFBFBF" w:sz="4"/>
+            </w:tcBorders>
+            <w:shd w:fill="FFFFFF" w:val="clear"/>
+            <w:tcMar>
+              <w:top w:type="dxa" w:w="80"/>
+              <w:left w:type="dxa" w:w="120"/>
+              <w:bottom w:type="dxa" w:w="80"/>
+              <w:right w:type="dxa" w:w="120"/>
+            </w:tcMar>
+          </w:tcPr>
+          <w:p>
+            <w:pPr>
+              <w:spacing w:after="0"/>
+            </w:pPr>
+            <w:r>
+              <w:rPr>
+                <w:rFonts w:ascii="Calibri" w:cs="Calibri" w:eastAsia="Calibri" w:hAnsi="Calibri"/>
+                <w:b w:val="false"/>
+                <w:bCs w:val="false"/>
+                <w:color w:val="000000"/>
+                <w:sz w:val="20"/>
+                <w:szCs w:val="20"/>
+              </w:rPr>
+              <w:t xml:space="preserve">Botão de reanalisar intake (reprocessar PI sem criar intake novo) e export XLSX com agregados, pedidos e prazos fatais — insumo direto para o backoffice jurídico.</w:t>
+            </w:r>
+          </w:p>
+        </w:tc>
+      </w:tr>
+      <w:tr>
+        <w:tc>
+          <w:tcPr>
+            <w:tcW w:type="dxa" w:w="3120"/>
+            <w:tcBorders>
+              <w:top w:val="single" w:color="BFBFBF" w:sz="4"/>
+              <w:left w:val="single" w:color="BFBFBF" w:sz="4"/>
+              <w:bottom w:val="single" w:color="BFBFBF" w:sz="4"/>
+              <w:right w:val="single" w:color="BFBFBF" w:sz="4"/>
+            </w:tcBorders>
+            <w:shd w:fill="F2F2F2" w:val="clear"/>
+            <w:tcMar>
+              <w:top w:type="dxa" w:w="80"/>
+              <w:left w:type="dxa" w:w="120"/>
+              <w:bottom w:type="dxa" w:w="80"/>
+              <w:right w:type="dxa" w:w="120"/>
+            </w:tcMar>
+          </w:tcPr>
+          <w:p>
+            <w:pPr>
+              <w:spacing w:after="0"/>
+            </w:pPr>
+            <w:r>
+              <w:rPr>
+                <w:rFonts w:ascii="Calibri" w:cs="Calibri" w:eastAsia="Calibri" w:hAnsi="Calibri"/>
+                <w:b/>
+                <w:bCs/>
+                <w:color w:val="0A1940"/>
+                <w:sz w:val="20"/>
+                <w:szCs w:val="20"/>
+              </w:rPr>
+              <w:t xml:space="preserve">HITL expandido</w:t>
+            </w:r>
+          </w:p>
+        </w:tc>
+        <w:tc>
+          <w:tcPr>
+            <w:tcW w:type="dxa" w:w="6240"/>
+            <w:tcBorders>
+              <w:top w:val="single" w:color="BFBFBF" w:sz="4"/>
+              <w:left w:val="single" w:color="BFBFBF" w:sz="4"/>
+              <w:bottom w:val="single" w:color="BFBFBF" w:sz="4"/>
+              <w:right w:val="single" w:color="BFBFBF" w:sz="4"/>
+            </w:tcBorders>
+            <w:shd w:fill="FFFFFF" w:val="clear"/>
+            <w:tcMar>
+              <w:top w:type="dxa" w:w="80"/>
+              <w:left w:type="dxa" w:w="120"/>
+              <w:bottom w:type="dxa" w:w="80"/>
+              <w:right w:type="dxa" w:w="120"/>
+            </w:tcMar>
+          </w:tcPr>
+          <w:p>
+            <w:pPr>
+              <w:spacing w:after="0"/>
+            </w:pPr>
+            <w:r>
+              <w:rPr>
+                <w:rFonts w:ascii="Calibri" w:cs="Calibri" w:eastAsia="Calibri" w:hAnsi="Calibri"/>
+                <w:b w:val="false"/>
+                <w:bCs w:val="false"/>
+                <w:color w:val="000000"/>
+                <w:sz w:val="20"/>
+                <w:szCs w:val="20"/>
+              </w:rPr>
+              <w:t xml:space="preserve">Tela de revisão humana (human-in-the-loop) com visão de pedidos, aprovisionamento por pedido, informação de agravo, botão de reanalisar e export embutido. Fecha o ciclo de intake sem o operador sair da tela.</w:t>
+            </w:r>
+          </w:p>
+        </w:tc>
+      </w:tr>
+    </w:tbl>
+    <w:p>
+      <w:pPr>
+        <w:spacing w:after="120" w:line="312"/>
+      </w:pPr>
+      <w:r>
+        <w:rPr>
+          <w:rFonts w:ascii="Calibri" w:cs="Calibri" w:eastAsia="Calibri" w:hAnsi="Calibri"/>
+          <w:sz w:val="22"/>
+          <w:szCs w:val="22"/>
+        </w:rPr>
+        <w:t xml:space="preserve"/>
+      </w:r>
+    </w:p>
+    <w:tbl>
+      <w:tblPr>
+        <w:tblW w:type="dxa" w:w="9360"/>
+        <w:tblBorders>
+          <w:top w:val="single" w:color="auto" w:sz="4"/>
+          <w:left w:val="single" w:color="auto" w:sz="4"/>
+          <w:bottom w:val="single" w:color="auto" w:sz="4"/>
+          <w:right w:val="single" w:color="auto" w:sz="4"/>
+          <w:insideH w:val="single" w:color="auto" w:sz="4"/>
+          <w:insideV w:val="single" w:color="auto" w:sz="4"/>
+        </w:tblBorders>
+      </w:tblPr>
+      <w:tblGrid>
+        <w:gridCol w:w="9360"/>
+      </w:tblGrid>
+      <w:tr>
+        <w:tc>
+          <w:tcPr>
+            <w:tcW w:type="dxa" w:w="9360"/>
+            <w:tcBorders>
+              <w:top w:val="single" w:color="E7E6E6" w:sz="2"/>
+              <w:left w:val="single" w:color="1E7BFF" w:sz="24"/>
+              <w:bottom w:val="single" w:color="E7E6E6" w:sz="2"/>
+              <w:right w:val="single" w:color="E7E6E6" w:sz="2"/>
+            </w:tcBorders>
+            <w:shd w:fill="F5F7FB" w:val="clear"/>
+            <w:tcMar>
+              <w:top w:type="dxa" w:w="160"/>
+              <w:left w:type="dxa" w:w="240"/>
+              <w:bottom w:type="dxa" w:w="160"/>
+              <w:right w:type="dxa" w:w="200"/>
+            </w:tcMar>
+          </w:tcPr>
+          <w:p>
+            <w:pPr>
+              <w:spacing w:after="60"/>
+            </w:pPr>
+            <w:r>
+              <w:rPr>
+                <w:rFonts w:ascii="Calibri" w:cs="Calibri" w:eastAsia="Calibri" w:hAnsi="Calibri"/>
+                <w:b/>
+                <w:bCs/>
+                <w:color w:val="1E7BFF"/>
+                <w:sz w:val="22"/>
+                <w:szCs w:val="22"/>
+              </w:rPr>
+              <w:t xml:space="preserve">Decisão técnica</w:t>
+            </w:r>
+          </w:p>
+          <w:p>
+            <w:pPr>
+              <w:spacing w:after="120" w:line="312"/>
+            </w:pPr>
+            <w:r>
+              <w:rPr>
+                <w:rFonts w:ascii="Calibri" w:cs="Calibri" w:eastAsia="Calibri" w:hAnsi="Calibri"/>
+                <w:i/>
+                <w:iCs/>
+                <w:color w:val="0A1940"/>
+                <w:sz w:val="22"/>
+                <w:szCs w:val="22"/>
+              </w:rPr>
+              <w:t xml:space="preserve">A classificação IA foi desacoplada do Legal One de propósito — a PI entra no DunaFlow antes do processo estar cadastrado no L1, e exigir um lookup externo atrasaria o início do prazo. A natureza e o template vêm da própria IA; o ajuste humano acontece no HITL.</w:t>
+            </w:r>
+          </w:p>
+        </w:tc>
+      </w:tr>
+    </w:tbl>
+    <w:p>
+      <w:pPr>
+        <w:pStyle w:val="Heading3"/>
+        <w:spacing w:after="100" w:before="180"/>
+      </w:pPr>
+      <w:r>
+        <w:rPr>
+          <w:rFonts w:ascii="Calibri" w:cs="Calibri" w:eastAsia="Calibri" w:hAnsi="Calibri"/>
+          <w:b/>
+          <w:bCs/>
+          <w:color w:val="0A1940"/>
+          <w:sz w:val="24"/>
+          <w:szCs w:val="24"/>
+        </w:rPr>
+        <w:t xml:space="preserve">31.2. Publicações — checagem de duplicata no Legal One antes de agendar</w:t>
+      </w:r>
+    </w:p>
+    <w:p>
+      <w:pPr>
+        <w:spacing w:after="120" w:line="312"/>
+      </w:pPr>
+      <w:r>
+        <w:rPr>
+          <w:rFonts w:ascii="Calibri" w:cs="Calibri" w:eastAsia="Calibri" w:hAnsi="Calibri"/>
+          <w:sz w:val="22"/>
+          <w:szCs w:val="22"/>
+        </w:rPr>
+        <w:t xml:space="preserve">Um problema recorrente na v1.4 era o operador agendar uma tarefa para uma publicação cuja tarefa equivalente já existia no Legal One — duplicidade criada por contagem de prazo em fluxos paralelos (operador A, operador B, RPA antigo). A v1.5 blinda esse caso consultando o L1 antes de confirmar o agendamento.</w:t>
+      </w:r>
+    </w:p>
+    <w:p>
+      <w:pPr>
+        <w:pStyle w:val="ListParagraph"/>
+        <w:numPr>
+          <w:ilvl w:val="0"/>
+          <w:numId w:val="2"/>
+        </w:numPr>
+        <w:spacing w:after="80" w:line="300"/>
+      </w:pPr>
+      <w:r>
+        <w:rPr>
+          <w:rFonts w:ascii="Calibri" w:cs="Calibri" w:eastAsia="Calibri" w:hAnsi="Calibri"/>
+          <w:b/>
+          <w:bCs/>
+          <w:sz w:val="22"/>
+          <w:szCs w:val="22"/>
+        </w:rPr>
+        <w:t xml:space="preserve">Checagem prévia no /Tasks do L1: </w:t>
+      </w:r>
+      <w:r>
+        <w:rPr>
+          <w:rFonts w:ascii="Calibri" w:cs="Calibri" w:eastAsia="Calibri" w:hAnsi="Calibri"/>
+          <w:sz w:val="22"/>
+          <w:szCs w:val="22"/>
+        </w:rPr>
+        <w:t xml:space="preserve">ao clicar em "agendar", o modal faz uma consulta ao endpoint /Tasks do Legal One buscando por CNJ + tipo/subtipo + janela temporal. Se houver tarefa equivalente, o operador é bloqueado antes de criar duplicata.</w:t>
+      </w:r>
+    </w:p>
+    <w:p>
+      <w:pPr>
+        <w:pStyle w:val="ListParagraph"/>
+        <w:numPr>
+          <w:ilvl w:val="0"/>
+          <w:numId w:val="2"/>
+        </w:numPr>
+        <w:spacing w:after="80" w:line="300"/>
+      </w:pPr>
+      <w:r>
+        <w:rPr>
+          <w:rFonts w:ascii="Calibri" w:cs="Calibri" w:eastAsia="Calibri" w:hAnsi="Calibri"/>
+          <w:b/>
+          <w:bCs/>
+          <w:sz w:val="22"/>
+          <w:szCs w:val="22"/>
+        </w:rPr>
+        <w:t xml:space="preserve">Overlay bloqueante + banner vermelho forte: </w:t>
+      </w:r>
+      <w:r>
+        <w:rPr>
+          <w:rFonts w:ascii="Calibri" w:cs="Calibri" w:eastAsia="Calibri" w:hAnsi="Calibri"/>
+          <w:sz w:val="22"/>
+          <w:szCs w:val="22"/>
+        </w:rPr>
+        <w:t xml:space="preserve">enquanto a checagem roda, o modal mostra overlay bloqueante (impede clique duplo). Se encontra duplicata, mostra banner vermelho forte com o id e título da tarefa existente — o operador precisa confirmar explicitamente para prosseguir.</w:t>
+      </w:r>
+    </w:p>
+    <w:p>
+      <w:pPr>
+        <w:pStyle w:val="ListParagraph"/>
+        <w:numPr>
+          <w:ilvl w:val="0"/>
+          <w:numId w:val="2"/>
+        </w:numPr>
+        <w:spacing w:after="80" w:line="300"/>
+      </w:pPr>
+      <w:r>
+        <w:rPr>
+          <w:rFonts w:ascii="Calibri" w:cs="Calibri" w:eastAsia="Calibri" w:hAnsi="Calibri"/>
+          <w:b/>
+          <w:bCs/>
+          <w:sz w:val="22"/>
+          <w:szCs w:val="22"/>
+        </w:rPr>
+        <w:t xml:space="preserve">Respeita limite top=30 do /Tasks: </w:t>
+      </w:r>
+      <w:r>
+        <w:rPr>
+          <w:rFonts w:ascii="Calibri" w:cs="Calibri" w:eastAsia="Calibri" w:hAnsi="Calibri"/>
+          <w:sz w:val="22"/>
+          <w:szCs w:val="22"/>
+        </w:rPr>
+        <w:t xml:space="preserve">o endpoint /Tasks do Legal One limita a 30 resultados por consulta. A v1.5 respeita isso e, quando necessário, pagina a checagem — evita falsos negativos em carteiras com muitos cadastros.</w:t>
+      </w:r>
+    </w:p>
+    <w:p>
+      <w:pPr>
+        <w:pStyle w:val="ListParagraph"/>
+        <w:numPr>
+          <w:ilvl w:val="0"/>
+          <w:numId w:val="2"/>
+        </w:numPr>
+        <w:spacing w:after="80" w:line="300"/>
+      </w:pPr>
+      <w:r>
+        <w:rPr>
+          <w:rFonts w:ascii="Calibri" w:cs="Calibri" w:eastAsia="Calibri" w:hAnsi="Calibri"/>
+          <w:b/>
+          <w:bCs/>
+          <w:sz w:val="22"/>
+          <w:szCs w:val="22"/>
+        </w:rPr>
+        <w:t xml:space="preserve">publishDate + status.id + originOfficeId + linked_office_id: </w:t>
+      </w:r>
+      <w:r>
+        <w:rPr>
+          <w:rFonts w:ascii="Calibri" w:cs="Calibri" w:eastAsia="Calibri" w:hAnsi="Calibri"/>
+          <w:sz w:val="22"/>
+          <w:szCs w:val="22"/>
+        </w:rPr>
+        <w:t xml:space="preserve">o payload enviado ao L1 passou a carregar todos os defaults obrigatórios. O 422 (validação do L1) que ocorria em alguns agendamentos foi eliminado.</w:t>
+      </w:r>
+    </w:p>
+    <w:p>
+      <w:pPr>
+        <w:pStyle w:val="Heading3"/>
+        <w:spacing w:after="100" w:before="180"/>
+      </w:pPr>
+      <w:r>
+        <w:rPr>
+          <w:rFonts w:ascii="Calibri" w:cs="Calibri" w:eastAsia="Calibri" w:hAnsi="Calibri"/>
+          <w:b/>
+          <w:bCs/>
+          <w:color w:val="0A1940"/>
+          <w:sz w:val="24"/>
+          <w:szCs w:val="24"/>
+        </w:rPr>
+        <w:t xml:space="preserve">31.3. Publicações — multiseleção em todos os filtros</w:t>
+      </w:r>
+    </w:p>
+    <w:p>
+      <w:pPr>
+        <w:spacing w:after="120" w:line="312"/>
+      </w:pPr>
+      <w:r>
+        <w:rPr>
+          <w:rFonts w:ascii="Calibri" w:cs="Calibri" w:eastAsia="Calibri" w:hAnsi="Calibri"/>
+          <w:sz w:val="22"/>
+          <w:szCs w:val="22"/>
+        </w:rPr>
+        <w:t xml:space="preserve">Até a v1.4, os filtros de Publicações eram de valor único (um status, um escritório, uma categoria). A v1.5 estende multiseleção a todos os sete filtros, alinhando o módulo ao comportamento já esperado por operadores acostumados a triar em lote.</w:t>
+      </w:r>
+    </w:p>
+    <w:p>
+      <w:pPr>
+        <w:pStyle w:val="ListParagraph"/>
+        <w:numPr>
+          <w:ilvl w:val="0"/>
+          <w:numId w:val="2"/>
+        </w:numPr>
+        <w:spacing w:after="80" w:line="300"/>
+      </w:pPr>
+      <w:r>
+        <w:rPr>
+          <w:rFonts w:ascii="Calibri" w:cs="Calibri" w:eastAsia="Calibri" w:hAnsi="Calibri"/>
+          <w:sz w:val="22"/>
+          <w:szCs w:val="22"/>
+        </w:rPr>
+        <w:t xml:space="preserve">Status e escritório — primeiros a virar multiselect, a pedido direto da operação (triagem por vários lotes simultâneos).</w:t>
+      </w:r>
+    </w:p>
+    <w:p>
+      <w:pPr>
+        <w:pStyle w:val="ListParagraph"/>
+        <w:numPr>
+          <w:ilvl w:val="0"/>
+          <w:numId w:val="2"/>
+        </w:numPr>
+        <w:spacing w:after="80" w:line="300"/>
+      </w:pPr>
+      <w:r>
+        <w:rPr>
+          <w:rFonts w:ascii="Calibri" w:cs="Calibri" w:eastAsia="Calibri" w:hAnsi="Calibri"/>
+          <w:sz w:val="22"/>
+          <w:szCs w:val="22"/>
+        </w:rPr>
+        <w:t xml:space="preserve">Categoria, UF, polo, natureza e vínculo — ampliação para os cinco filtros restantes no mesmo padrão, com badges de "filtros ativos" no desktop.</w:t>
+      </w:r>
+    </w:p>
+    <w:p>
+      <w:pPr>
+        <w:pStyle w:val="ListParagraph"/>
+        <w:numPr>
+          <w:ilvl w:val="0"/>
+          <w:numId w:val="2"/>
+        </w:numPr>
+        <w:spacing w:after="80" w:line="300"/>
+      </w:pPr>
+      <w:r>
+        <w:rPr>
+          <w:rFonts w:ascii="Calibri" w:cs="Calibri" w:eastAsia="Calibri" w:hAnsi="Calibri"/>
+          <w:sz w:val="22"/>
+          <w:szCs w:val="22"/>
+        </w:rPr>
+        <w:t xml:space="preserve">Reaplicar templates agora é escopado aos filtros ativos — se o operador filtrou "apenas sem processo + UF:BA", o reprocessamento roda só nesse subconjunto. Contador de publicações afetadas aparece na paginação antes da confirmação.</w:t>
+      </w:r>
+    </w:p>
+    <w:p>
+      <w:pPr>
+        <w:pStyle w:val="ListParagraph"/>
+        <w:numPr>
+          <w:ilvl w:val="0"/>
+          <w:numId w:val="2"/>
+        </w:numPr>
+        <w:spacing w:after="80" w:line="300"/>
+      </w:pPr>
+      <w:r>
+        <w:rPr>
+          <w:rFonts w:ascii="Calibri" w:cs="Calibri" w:eastAsia="Calibri" w:hAnsi="Calibri"/>
+          <w:sz w:val="22"/>
+          <w:szCs w:val="22"/>
+        </w:rPr>
+        <w:t xml:space="preserve">Combobox com busca para subtipo — o campo subtipo do modal de agendar vira combobox com busca por texto, acelerando a seleção em taxonomias grandes.</w:t>
+      </w:r>
+    </w:p>
+    <w:p>
+      <w:pPr>
+        <w:pStyle w:val="ListParagraph"/>
+        <w:numPr>
+          <w:ilvl w:val="0"/>
+          <w:numId w:val="2"/>
+        </w:numPr>
+        <w:spacing w:after="80" w:line="300"/>
+      </w:pPr>
+      <w:r>
+        <w:rPr>
+          <w:rFonts w:ascii="Calibri" w:cs="Calibri" w:eastAsia="Calibri" w:hAnsi="Calibri"/>
+          <w:sz w:val="22"/>
+          <w:szCs w:val="22"/>
+        </w:rPr>
+        <w:t xml:space="preserve">Busca por CNJ + autoria do AGENDADO — operador consegue buscar publicação por CNJ diretamente e ver quem agendou cada item no histórico.</w:t>
+      </w:r>
+    </w:p>
+    <w:p>
+      <w:pPr>
+        <w:pStyle w:val="Heading3"/>
+        <w:spacing w:after="100" w:before="180"/>
+      </w:pPr>
+      <w:r>
+        <w:rPr>
+          <w:rFonts w:ascii="Calibri" w:cs="Calibri" w:eastAsia="Calibri" w:hAnsi="Calibri"/>
+          <w:b/>
+          <w:bCs/>
+          <w:color w:val="0A1940"/>
+          <w:sz w:val="24"/>
+          <w:szCs w:val="24"/>
+        </w:rPr>
+        <w:t xml:space="preserve">31.4. Publicações — resiliência da busca em andamento</w:t>
+      </w:r>
+    </w:p>
+    <w:p>
+      <w:pPr>
+        <w:spacing w:after="120" w:line="312"/>
+      </w:pPr>
+      <w:r>
+        <w:rPr>
+          <w:rFonts w:ascii="Calibri" w:cs="Calibri" w:eastAsia="Calibri" w:hAnsi="Calibri"/>
+          <w:sz w:val="22"/>
+          <w:szCs w:val="22"/>
+        </w:rPr>
+        <w:t xml:space="preserve">Buscas longas e concorrentes começaram a esbarrar em casos de borda que a v1.4 não cobria. A v1.5 trata três deles.</w:t>
+      </w:r>
+    </w:p>
+    <w:tbl>
+      <w:tblPr>
+        <w:tblW w:type="dxa" w:w="9360"/>
+        <w:tblBorders>
+          <w:top w:val="single" w:color="auto" w:sz="4"/>
+          <w:left w:val="single" w:color="auto" w:sz="4"/>
+          <w:bottom w:val="single" w:color="auto" w:sz="4"/>
+          <w:right w:val="single" w:color="auto" w:sz="4"/>
+          <w:insideH w:val="single" w:color="auto" w:sz="4"/>
+          <w:insideV w:val="single" w:color="auto" w:sz="4"/>
+        </w:tblBorders>
+      </w:tblPr>
+      <w:tblGrid>
+        <w:gridCol w:w="3120"/>
+        <w:gridCol w:w="6240"/>
+      </w:tblGrid>
+      <w:tr>
+        <w:tc>
+          <w:tcPr>
+            <w:tcW w:type="dxa" w:w="3120"/>
+            <w:tcBorders>
+              <w:top w:val="single" w:color="BFBFBF" w:sz="4"/>
+              <w:left w:val="single" w:color="BFBFBF" w:sz="4"/>
+              <w:bottom w:val="single" w:color="BFBFBF" w:sz="4"/>
+              <w:right w:val="single" w:color="BFBFBF" w:sz="4"/>
+            </w:tcBorders>
+            <w:shd w:fill="0A1940" w:val="clear"/>
+            <w:tcMar>
+              <w:top w:type="dxa" w:w="80"/>
+              <w:left w:type="dxa" w:w="120"/>
+              <w:bottom w:type="dxa" w:w="80"/>
+              <w:right w:type="dxa" w:w="120"/>
+            </w:tcMar>
+          </w:tcPr>
+          <w:p>
+            <w:pPr>
+              <w:spacing w:after="0"/>
+            </w:pPr>
+            <w:r>
+              <w:rPr>
+                <w:rFonts w:ascii="Calibri" w:cs="Calibri" w:eastAsia="Calibri" w:hAnsi="Calibri"/>
+                <w:b/>
+                <w:bCs/>
+                <w:color w:val="FFFFFF"/>
+                <w:sz w:val="20"/>
+                <w:szCs w:val="20"/>
+              </w:rPr>
+              <w:t xml:space="preserve">Caso</w:t>
+            </w:r>
+          </w:p>
+        </w:tc>
+        <w:tc>
+          <w:tcPr>
+            <w:tcW w:type="dxa" w:w="6240"/>
+            <w:tcBorders>
+              <w:top w:val="single" w:color="BFBFBF" w:sz="4"/>
+              <w:left w:val="single" w:color="BFBFBF" w:sz="4"/>
+              <w:bottom w:val="single" w:color="BFBFBF" w:sz="4"/>
+              <w:right w:val="single" w:color="BFBFBF" w:sz="4"/>
+            </w:tcBorders>
+            <w:shd w:fill="0A1940" w:val="clear"/>
+            <w:tcMar>
+              <w:top w:type="dxa" w:w="80"/>
+              <w:left w:type="dxa" w:w="120"/>
+              <w:bottom w:type="dxa" w:w="80"/>
+              <w:right w:type="dxa" w:w="120"/>
+            </w:tcMar>
+          </w:tcPr>
+          <w:p>
+            <w:pPr>
+              <w:spacing w:after="0"/>
+            </w:pPr>
+            <w:r>
+              <w:rPr>
+                <w:rFonts w:ascii="Calibri" w:cs="Calibri" w:eastAsia="Calibri" w:hAnsi="Calibri"/>
+                <w:b/>
+                <w:bCs/>
+                <w:color w:val="FFFFFF"/>
+                <w:sz w:val="20"/>
+                <w:szCs w:val="20"/>
+              </w:rPr>
+              <w:t xml:space="preserve">Mitigação</w:t>
+            </w:r>
+          </w:p>
+        </w:tc>
+      </w:tr>
+      <w:tr>
+        <w:tc>
+          <w:tcPr>
+            <w:tcW w:type="dxa" w:w="3120"/>
+            <w:tcBorders>
+              <w:top w:val="single" w:color="BFBFBF" w:sz="4"/>
+              <w:left w:val="single" w:color="BFBFBF" w:sz="4"/>
+              <w:bottom w:val="single" w:color="BFBFBF" w:sz="4"/>
+              <w:right w:val="single" w:color="BFBFBF" w:sz="4"/>
+            </w:tcBorders>
+            <w:shd w:fill="F2F2F2" w:val="clear"/>
+            <w:tcMar>
+              <w:top w:type="dxa" w:w="80"/>
+              <w:left w:type="dxa" w:w="120"/>
+              <w:bottom w:type="dxa" w:w="80"/>
+              <w:right w:type="dxa" w:w="120"/>
+            </w:tcMar>
+          </w:tcPr>
+          <w:p>
+            <w:pPr>
+              <w:spacing w:after="0"/>
+            </w:pPr>
+            <w:r>
+              <w:rPr>
+                <w:rFonts w:ascii="Calibri" w:cs="Calibri" w:eastAsia="Calibri" w:hAnsi="Calibri"/>
+                <w:b/>
+                <w:bCs/>
+                <w:color w:val="0A1940"/>
+                <w:sz w:val="20"/>
+                <w:szCs w:val="20"/>
+              </w:rPr>
+              <w:t xml:space="preserve">Busca travada em estado intermediário</w:t>
+            </w:r>
+          </w:p>
+        </w:tc>
+        <w:tc>
+          <w:tcPr>
+            <w:tcW w:type="dxa" w:w="6240"/>
+            <w:tcBorders>
+              <w:top w:val="single" w:color="BFBFBF" w:sz="4"/>
+              <w:left w:val="single" w:color="BFBFBF" w:sz="4"/>
+              <w:bottom w:val="single" w:color="BFBFBF" w:sz="4"/>
+              <w:right w:val="single" w:color="BFBFBF" w:sz="4"/>
+            </w:tcBorders>
+            <w:shd w:fill="FFFFFF" w:val="clear"/>
+            <w:tcMar>
+              <w:top w:type="dxa" w:w="80"/>
+              <w:left w:type="dxa" w:w="120"/>
+              <w:bottom w:type="dxa" w:w="80"/>
+              <w:right w:type="dxa" w:w="120"/>
+            </w:tcMar>
+          </w:tcPr>
+          <w:p>
+            <w:pPr>
+              <w:spacing w:after="0"/>
+            </w:pPr>
+            <w:r>
+              <w:rPr>
+                <w:rFonts w:ascii="Calibri" w:cs="Calibri" w:eastAsia="Calibri" w:hAnsi="Calibri"/>
+                <w:b w:val="false"/>
+                <w:bCs w:val="false"/>
+                <w:color w:val="000000"/>
+                <w:sz w:val="20"/>
+                <w:szCs w:val="20"/>
+              </w:rPr>
+              <w:t xml:space="preserve">Cancelamento cooperativo — operador pode cancelar busca em andamento, e o backend libera recursos gracefully, sem deixar registros meio-classificados no banco.</w:t>
+            </w:r>
+          </w:p>
+        </w:tc>
+      </w:tr>
+      <w:tr>
+        <w:tc>
+          <w:tcPr>
+            <w:tcW w:type="dxa" w:w="3120"/>
+            <w:tcBorders>
+              <w:top w:val="single" w:color="BFBFBF" w:sz="4"/>
+              <w:left w:val="single" w:color="BFBFBF" w:sz="4"/>
+              <w:bottom w:val="single" w:color="BFBFBF" w:sz="4"/>
+              <w:right w:val="single" w:color="BFBFBF" w:sz="4"/>
+            </w:tcBorders>
+            <w:shd w:fill="F2F2F2" w:val="clear"/>
+            <w:tcMar>
+              <w:top w:type="dxa" w:w="80"/>
+              <w:left w:type="dxa" w:w="120"/>
+              <w:bottom w:type="dxa" w:w="80"/>
+              <w:right w:type="dxa" w:w="120"/>
+            </w:tcMar>
+          </w:tcPr>
+          <w:p>
+            <w:pPr>
+              <w:spacing w:after="0"/>
+            </w:pPr>
+            <w:r>
+              <w:rPr>
+                <w:rFonts w:ascii="Calibri" w:cs="Calibri" w:eastAsia="Calibri" w:hAnsi="Calibri"/>
+                <w:b/>
+                <w:bCs/>
+                <w:color w:val="0A1940"/>
+                <w:sz w:val="20"/>
+                <w:szCs w:val="20"/>
+              </w:rPr>
+              <w:t xml:space="preserve">UniqueViolation no meio de um batch</w:t>
+            </w:r>
+          </w:p>
+        </w:tc>
+        <w:tc>
+          <w:tcPr>
+            <w:tcW w:type="dxa" w:w="6240"/>
+            <w:tcBorders>
+              <w:top w:val="single" w:color="BFBFBF" w:sz="4"/>
+              <w:left w:val="single" w:color="BFBFBF" w:sz="4"/>
+              <w:bottom w:val="single" w:color="BFBFBF" w:sz="4"/>
+              <w:right w:val="single" w:color="BFBFBF" w:sz="4"/>
+            </w:tcBorders>
+            <w:shd w:fill="FFFFFF" w:val="clear"/>
+            <w:tcMar>
+              <w:top w:type="dxa" w:w="80"/>
+              <w:left w:type="dxa" w:w="120"/>
+              <w:bottom w:type="dxa" w:w="80"/>
+              <w:right w:type="dxa" w:w="120"/>
+            </w:tcMar>
+          </w:tcPr>
+          <w:p>
+            <w:pPr>
+              <w:spacing w:after="0"/>
+            </w:pPr>
+            <w:r>
+              <w:rPr>
+                <w:rFonts w:ascii="Calibri" w:cs="Calibri" w:eastAsia="Calibri" w:hAnsi="Calibri"/>
+                <w:b w:val="false"/>
+                <w:bCs w:val="false"/>
+                <w:color w:val="000000"/>
+                <w:sz w:val="20"/>
+                <w:szCs w:val="20"/>
+              </w:rPr>
+              <w:t xml:space="preserve">Detecção por id canônico dentro do próprio batch — duplicatas intra-batch são filtradas antes do flush, evitando rollback da transação inteira.</w:t>
+            </w:r>
+          </w:p>
+        </w:tc>
+      </w:tr>
+      <w:tr>
+        <w:tc>
+          <w:tcPr>
+            <w:tcW w:type="dxa" w:w="3120"/>
+            <w:tcBorders>
+              <w:top w:val="single" w:color="BFBFBF" w:sz="4"/>
+              <w:left w:val="single" w:color="BFBFBF" w:sz="4"/>
+              <w:bottom w:val="single" w:color="BFBFBF" w:sz="4"/>
+              <w:right w:val="single" w:color="BFBFBF" w:sz="4"/>
+            </w:tcBorders>
+            <w:shd w:fill="F2F2F2" w:val="clear"/>
+            <w:tcMar>
+              <w:top w:type="dxa" w:w="80"/>
+              <w:left w:type="dxa" w:w="120"/>
+              <w:bottom w:type="dxa" w:w="80"/>
+              <w:right w:type="dxa" w:w="120"/>
+            </w:tcMar>
+          </w:tcPr>
+          <w:p>
+            <w:pPr>
+              <w:spacing w:after="0"/>
+            </w:pPr>
+            <w:r>
+              <w:rPr>
+                <w:rFonts w:ascii="Calibri" w:cs="Calibri" w:eastAsia="Calibri" w:hAnsi="Calibri"/>
+                <w:b/>
+                <w:bCs/>
+                <w:color w:val="0A1940"/>
+                <w:sz w:val="20"/>
+                <w:szCs w:val="20"/>
+              </w:rPr>
+              <w:t xml:space="preserve">Buscas órfãs (processo morto deixou status ATIVA)</w:t>
+            </w:r>
+          </w:p>
+        </w:tc>
+        <w:tc>
+          <w:tcPr>
+            <w:tcW w:type="dxa" w:w="6240"/>
+            <w:tcBorders>
+              <w:top w:val="single" w:color="BFBFBF" w:sz="4"/>
+              <w:left w:val="single" w:color="BFBFBF" w:sz="4"/>
+              <w:bottom w:val="single" w:color="BFBFBF" w:sz="4"/>
+              <w:right w:val="single" w:color="BFBFBF" w:sz="4"/>
+            </w:tcBorders>
+            <w:shd w:fill="FFFFFF" w:val="clear"/>
+            <w:tcMar>
+              <w:top w:type="dxa" w:w="80"/>
+              <w:left w:type="dxa" w:w="120"/>
+              <w:bottom w:type="dxa" w:w="80"/>
+              <w:right w:type="dxa" w:w="120"/>
+            </w:tcMar>
+          </w:tcPr>
+          <w:p>
+            <w:pPr>
+              <w:spacing w:after="0"/>
+            </w:pPr>
+            <w:r>
+              <w:rPr>
+                <w:rFonts w:ascii="Calibri" w:cs="Calibri" w:eastAsia="Calibri" w:hAnsi="Calibri"/>
+                <w:b w:val="false"/>
+                <w:bCs w:val="false"/>
+                <w:color w:val="000000"/>
+                <w:sz w:val="20"/>
+                <w:szCs w:val="20"/>
+              </w:rPr>
+              <w:t xml:space="preserve">Watchdog periódico varre buscas em estado ATIVA sem worker vinculado há N minutos e marca como ERRO — libera o usuário para disparar nova busca.</w:t>
+            </w:r>
+          </w:p>
+        </w:tc>
+      </w:tr>
+    </w:tbl>
+    <w:p>
+      <w:pPr>
+        <w:pStyle w:val="Heading3"/>
+        <w:spacing w:after="100" w:before="180"/>
+      </w:pPr>
+      <w:r>
+        <w:rPr>
+          <w:rFonts w:ascii="Calibri" w:cs="Calibri" w:eastAsia="Calibri" w:hAnsi="Calibri"/>
+          <w:b/>
+          <w:bCs/>
+          <w:color w:val="0A1940"/>
+          <w:sz w:val="24"/>
+          <w:szCs w:val="24"/>
+        </w:rPr>
+        <w:t xml:space="preserve">31.5. Templates — administração mais escalável</w:t>
+      </w:r>
+    </w:p>
+    <w:p>
+      <w:pPr>
+        <w:spacing w:after="120" w:line="312"/>
+      </w:pPr>
+      <w:r>
+        <w:rPr>
+          <w:rFonts w:ascii="Calibri" w:cs="Calibri" w:eastAsia="Calibri" w:hAnsi="Calibri"/>
+          <w:sz w:val="22"/>
+          <w:szCs w:val="22"/>
+        </w:rPr>
+        <w:t xml:space="preserve">O módulo de Templates passa por um amadurecimento completo, transformando de "lista simples" em interface de administração capaz de sustentar o crescimento do catálogo.</w:t>
+      </w:r>
+    </w:p>
+    <w:p>
+      <w:pPr>
+        <w:pStyle w:val="ListParagraph"/>
+        <w:numPr>
+          <w:ilvl w:val="0"/>
+          <w:numId w:val="2"/>
+        </w:numPr>
+        <w:spacing w:after="80" w:line="300"/>
+      </w:pPr>
+      <w:r>
+        <w:rPr>
+          <w:rFonts w:ascii="Calibri" w:cs="Calibri" w:eastAsia="Calibri" w:hAnsi="Calibri"/>
+          <w:sz w:val="22"/>
+          <w:szCs w:val="22"/>
+        </w:rPr>
+        <w:t xml:space="preserve">Responsável opcional no template — antes era obrigatório; agora o template pode ser criado sem responsável fixo, forçando seleção manual no modal de criar tarefa (trava de validação).</w:t>
+      </w:r>
+    </w:p>
+    <w:p>
+      <w:pPr>
+        <w:pStyle w:val="ListParagraph"/>
+        <w:numPr>
+          <w:ilvl w:val="0"/>
+          <w:numId w:val="2"/>
+        </w:numPr>
+        <w:spacing w:after="80" w:line="300"/>
+      </w:pPr>
+      <w:r>
+        <w:rPr>
+          <w:rFonts w:ascii="Calibri" w:cs="Calibri" w:eastAsia="Calibri" w:hAnsi="Calibri"/>
+          <w:sz w:val="22"/>
+          <w:szCs w:val="22"/>
+        </w:rPr>
+        <w:t xml:space="preserve">Subcategoria livre — em casos em que a taxonomia oficial ainda não contempla o caso, o operador pode escrever subcategoria livre, mantendo rastreabilidade.</w:t>
+      </w:r>
+    </w:p>
+    <w:p>
+      <w:pPr>
+        <w:pStyle w:val="ListParagraph"/>
+        <w:numPr>
+          <w:ilvl w:val="0"/>
+          <w:numId w:val="2"/>
+        </w:numPr>
+        <w:spacing w:after="80" w:line="300"/>
+      </w:pPr>
+      <w:r>
+        <w:rPr>
+          <w:rFonts w:ascii="Calibri" w:cs="Calibri" w:eastAsia="Calibri" w:hAnsi="Calibri"/>
+          <w:sz w:val="22"/>
+          <w:szCs w:val="22"/>
+        </w:rPr>
+        <w:t xml:space="preserve">Multiseleção de escritórios — um mesmo template pode ser associado a múltiplos escritórios, reduzindo duplicação no catálogo.</w:t>
+      </w:r>
+    </w:p>
+    <w:p>
+      <w:pPr>
+        <w:pStyle w:val="ListParagraph"/>
+        <w:numPr>
+          <w:ilvl w:val="0"/>
+          <w:numId w:val="2"/>
+        </w:numPr>
+        <w:spacing w:after="80" w:line="300"/>
+      </w:pPr>
+      <w:r>
+        <w:rPr>
+          <w:rFonts w:ascii="Calibri" w:cs="Calibri" w:eastAsia="Calibri" w:hAnsi="Calibri"/>
+          <w:sz w:val="22"/>
+          <w:szCs w:val="22"/>
+        </w:rPr>
+        <w:t xml:space="preserve">Paginação na listagem + "topo da lista" no modal — lista agora pagina, e o modal oferece atalho para voltar ao topo.</w:t>
+      </w:r>
+    </w:p>
+    <w:p>
+      <w:pPr>
+        <w:pStyle w:val="ListParagraph"/>
+        <w:numPr>
+          <w:ilvl w:val="0"/>
+          <w:numId w:val="2"/>
+        </w:numPr>
+        <w:spacing w:after="80" w:line="300"/>
+      </w:pPr>
+      <w:r>
+        <w:rPr>
+          <w:rFonts w:ascii="Calibri" w:cs="Calibri" w:eastAsia="Calibri" w:hAnsi="Calibri"/>
+          <w:sz w:val="22"/>
+          <w:szCs w:val="22"/>
+        </w:rPr>
+        <w:t xml:space="preserve">Coverage com collapse por categoria — grid de cobertura passou a colapsar por categoria para permitir visão geral em catálogos grandes, sem perder a capacidade de drill-down.</w:t>
+      </w:r>
+    </w:p>
+    <w:p>
+      <w:pPr>
+        <w:pStyle w:val="ListParagraph"/>
+        <w:numPr>
+          <w:ilvl w:val="0"/>
+          <w:numId w:val="2"/>
+        </w:numPr>
+        <w:spacing w:after="80" w:line="300"/>
+      </w:pPr>
+      <w:r>
+        <w:rPr>
+          <w:rFonts w:ascii="Calibri" w:cs="Calibri" w:eastAsia="Calibri" w:hAnsi="Calibri"/>
+          <w:sz w:val="22"/>
+          <w:szCs w:val="22"/>
+        </w:rPr>
+        <w:t xml:space="preserve">Asterisco no segundo modal — marca visual em campos que são herdados de outra classificação, reduzindo confusão sobre a origem do valor.</w:t>
+      </w:r>
+    </w:p>
+    <w:p>
+      <w:pPr>
+        <w:pStyle w:val="Heading3"/>
+        <w:spacing w:after="100" w:before="180"/>
+      </w:pPr>
+      <w:r>
+        <w:rPr>
+          <w:rFonts w:ascii="Calibri" w:cs="Calibri" w:eastAsia="Calibri" w:hAnsi="Calibri"/>
+          <w:b/>
+          <w:bCs/>
+          <w:color w:val="0A1940"/>
+          <w:sz w:val="24"/>
+          <w:szCs w:val="24"/>
+        </w:rPr>
+        <w:t xml:space="preserve">31.6. Tratamento Web — estabilização do login Thomson Reuters</w:t>
+      </w:r>
+    </w:p>
+    <w:p>
+      <w:pPr>
+        <w:spacing w:after="120" w:line="312"/>
+      </w:pPr>
+      <w:r>
+        <w:rPr>
+          <w:rFonts w:ascii="Calibri" w:cs="Calibri" w:eastAsia="Calibri" w:hAnsi="Calibri"/>
+          <w:sz w:val="22"/>
+          <w:szCs w:val="22"/>
+        </w:rPr>
+        <w:t xml:space="preserve">A integração de Tratamento Web com o Legal One passou por uma atualização de login do lado da Thomson Reuters — OnePass SSO, fluxo em dois passos. A v1.5 reescreve a parte de autenticação do RPA para acompanhar.</w:t>
+      </w:r>
+    </w:p>
+    <w:p>
+      <w:pPr>
+        <w:pStyle w:val="ListParagraph"/>
+        <w:numPr>
+          <w:ilvl w:val="0"/>
+          <w:numId w:val="2"/>
+        </w:numPr>
+        <w:spacing w:after="80" w:line="300"/>
+      </w:pPr>
+      <w:r>
+        <w:rPr>
+          <w:rFonts w:ascii="Calibri" w:cs="Calibri" w:eastAsia="Calibri" w:hAnsi="Calibri"/>
+          <w:sz w:val="22"/>
+          <w:szCs w:val="22"/>
+        </w:rPr>
+        <w:t xml:space="preserve">Login em dois passos — o novo fluxo do OnePass requer e-mail + continue + senha. A v1.5 detecta a separação e preenche na ordem correta.</w:t>
+      </w:r>
+    </w:p>
+    <w:p>
+      <w:pPr>
+        <w:pStyle w:val="ListParagraph"/>
+        <w:numPr>
+          <w:ilvl w:val="0"/>
+          <w:numId w:val="2"/>
+        </w:numPr>
+        <w:spacing w:after="80" w:line="300"/>
+      </w:pPr>
+      <w:r>
+        <w:rPr>
+          <w:rFonts w:ascii="Calibri" w:cs="Calibri" w:eastAsia="Calibri" w:hAnsi="Calibri"/>
+          <w:sz w:val="22"/>
+          <w:szCs w:val="22"/>
+        </w:rPr>
+        <w:t xml:space="preserve">Auth handoff — quando o TR faz redirect interno para o domínio do OnePass, o RPA acompanha o handoff e mantém a sessão íntegra.</w:t>
+      </w:r>
+    </w:p>
+    <w:p>
+      <w:pPr>
+        <w:pStyle w:val="ListParagraph"/>
+        <w:numPr>
+          <w:ilvl w:val="0"/>
+          <w:numId w:val="2"/>
+        </w:numPr>
+        <w:spacing w:after="80" w:line="300"/>
+      </w:pPr>
+      <w:r>
+        <w:rPr>
+          <w:rFonts w:ascii="Calibri" w:cs="Calibri" w:eastAsia="Calibri" w:hAnsi="Calibri"/>
+          <w:sz w:val="22"/>
+          <w:szCs w:val="22"/>
+        </w:rPr>
+        <w:t xml:space="preserve">Abort do single-page login em auto-redirect — antes o RPA tentava preencher o formulário de login single-page mesmo quando o TR já tinha redirecionado; agora aborta a tentativa e aguarda a página certa.</w:t>
+      </w:r>
+    </w:p>
+    <w:p>
+      <w:pPr>
+        <w:pStyle w:val="ListParagraph"/>
+        <w:numPr>
+          <w:ilvl w:val="0"/>
+          <w:numId w:val="2"/>
+        </w:numPr>
+        <w:spacing w:after="80" w:line="300"/>
+      </w:pPr>
+      <w:r>
+        <w:rPr>
+          <w:rFonts w:ascii="Calibri" w:cs="Calibri" w:eastAsia="Calibri" w:hAnsi="Calibri"/>
+          <w:sz w:val="22"/>
+          <w:szCs w:val="22"/>
+        </w:rPr>
+        <w:t xml:space="preserve">Trigger OnePass redirect on blur — alguns elementos só disparam o redirect ao perder foco; a v1.5 força blur explícito para avançar.</w:t>
+      </w:r>
+    </w:p>
+    <w:p>
+      <w:pPr>
+        <w:pStyle w:val="ListParagraph"/>
+        <w:numPr>
+          <w:ilvl w:val="0"/>
+          <w:numId w:val="2"/>
+        </w:numPr>
+        <w:spacing w:after="80" w:line="300"/>
+      </w:pPr>
+      <w:r>
+        <w:rPr>
+          <w:rFonts w:ascii="Calibri" w:cs="Calibri" w:eastAsia="Calibri" w:hAnsi="Calibri"/>
+          <w:sz w:val="22"/>
+          <w:szCs w:val="22"/>
+        </w:rPr>
+        <w:t xml:space="preserve">Logs no stdout — toda a sequência de login passa a logar por stdout (além do arquivo de log), facilitando diagnóstico em produção.</w:t>
+      </w:r>
+    </w:p>
+    <w:p>
+      <w:pPr>
+        <w:pStyle w:val="Heading3"/>
+        <w:spacing w:after="100" w:before="180"/>
+      </w:pPr>
+      <w:r>
+        <w:rPr>
+          <w:rFonts w:ascii="Calibri" w:cs="Calibri" w:eastAsia="Calibri" w:hAnsi="Calibri"/>
+          <w:b/>
+          <w:bCs/>
+          <w:color w:val="0A1940"/>
+          <w:sz w:val="24"/>
+          <w:szCs w:val="24"/>
+        </w:rPr>
+        <w:t xml:space="preserve">31.7. Legal One client — lookup de CNJ tolerante</w:t>
+      </w:r>
+    </w:p>
+    <w:p>
+      <w:pPr>
+        <w:spacing w:after="120" w:line="312"/>
+      </w:pPr>
+      <w:r>
+        <w:rPr>
+          <w:rFonts w:ascii="Calibri" w:cs="Calibri" w:eastAsia="Calibri" w:hAnsi="Calibri"/>
+          <w:sz w:val="22"/>
+          <w:szCs w:val="22"/>
+        </w:rPr>
+        <w:t xml:space="preserve">O Legal One aceita CNJ em dois formatos: massked (com pontos e traços, ex: 0001234-56.2024.8.26.0001) e digits-only (somente números). A v1.5 torna o lookup do cliente interno tolerante aos dois — se o primeiro formato falha, tenta o segundo automaticamente.</w:t>
+      </w:r>
+    </w:p>
+    <w:p>
+      <w:pPr>
+        <w:spacing w:after="120" w:line="312"/>
+      </w:pPr>
+      <w:r>
+        <w:rPr>
+          <w:rFonts w:ascii="Calibri" w:cs="Calibri" w:eastAsia="Calibri" w:hAnsi="Calibri"/>
+          <w:sz w:val="22"/>
+          <w:szCs w:val="22"/>
+        </w:rPr>
+        <w:t xml:space="preserve">Esse fix destrava integrações onde o CNJ era salvo em um formato e a busca era feita no outro, devolvendo 404 de forma silenciosa.</w:t>
+      </w:r>
+    </w:p>
+    <w:p>
+      <w:pPr>
+        <w:pStyle w:val="Heading3"/>
+        <w:spacing w:after="100" w:before="180"/>
+      </w:pPr>
+      <w:r>
+        <w:rPr>
+          <w:rFonts w:ascii="Calibri" w:cs="Calibri" w:eastAsia="Calibri" w:hAnsi="Calibri"/>
+          <w:b/>
+          <w:bCs/>
+          <w:color w:val="0A1940"/>
+          <w:sz w:val="24"/>
+          <w:szCs w:val="24"/>
+        </w:rPr>
+        <w:t xml:space="preserve">31.8. Dashboard de operação de Publicações — refinos</w:t>
+      </w:r>
+    </w:p>
+    <w:p>
+      <w:pPr>
+        <w:pStyle w:val="ListParagraph"/>
+        <w:numPr>
+          <w:ilvl w:val="0"/>
+          <w:numId w:val="2"/>
+        </w:numPr>
+        <w:spacing w:after="80" w:line="300"/>
+      </w:pPr>
+      <w:r>
+        <w:rPr>
+          <w:rFonts w:ascii="Calibri" w:cs="Calibri" w:eastAsia="Calibri" w:hAnsi="Calibri"/>
+          <w:sz w:val="22"/>
+          <w:szCs w:val="22"/>
+        </w:rPr>
+        <w:t xml:space="preserve">"Refine publications operations dashboard" — ajustes de legibilidade, ordenação e agrupamento de cards do dashboard operacional (não o executivo da v1.4, e sim o operacional de Publicações, com foco em triagem ativa).</w:t>
+      </w:r>
+    </w:p>
+    <w:p>
+      <w:pPr>
+        <w:pStyle w:val="ListParagraph"/>
+        <w:numPr>
+          <w:ilvl w:val="0"/>
+          <w:numId w:val="2"/>
+        </w:numPr>
+        <w:spacing w:after="80" w:line="300"/>
+      </w:pPr>
+      <w:r>
+        <w:rPr>
+          <w:rFonts w:ascii="Calibri" w:cs="Calibri" w:eastAsia="Calibri" w:hAnsi="Calibri"/>
+          <w:sz w:val="22"/>
+          <w:szCs w:val="22"/>
+        </w:rPr>
+        <w:t xml:space="preserve">Fila de tratamento — correção de comportamento quando o monitor web perdia contato com a fila, passando a travar o painel.</w:t>
+      </w:r>
+    </w:p>
+    <w:p>
+      <w:pPr>
+        <w:pStyle w:val="ListParagraph"/>
+        <w:numPr>
+          <w:ilvl w:val="0"/>
+          <w:numId w:val="2"/>
+        </w:numPr>
+        <w:spacing w:after="80" w:line="300"/>
+      </w:pPr>
+      <w:r>
+        <w:rPr>
+          <w:rFonts w:ascii="Calibri" w:cs="Calibri" w:eastAsia="Calibri" w:hAnsi="Calibri"/>
+          <w:sz w:val="22"/>
+          <w:szCs w:val="22"/>
+        </w:rPr>
+        <w:t xml:space="preserve">Monitor de tratamento web sem travamento — guard contra bloqueio do monitor em caso de crawl longo.</w:t>
+      </w:r>
+    </w:p>
+    <w:p>
+      <w:pPr>
+        <w:pStyle w:val="Heading3"/>
+        <w:spacing w:after="100" w:before="180"/>
+      </w:pPr>
+      <w:r>
+        <w:rPr>
+          <w:rFonts w:ascii="Calibri" w:cs="Calibri" w:eastAsia="Calibri" w:hAnsi="Calibri"/>
+          <w:b/>
+          <w:bCs/>
+          <w:color w:val="0A1940"/>
+          <w:sz w:val="24"/>
+          <w:szCs w:val="24"/>
+        </w:rPr>
+        <w:t xml:space="preserve">31.9. Changelog detalhado — commits relevantes</w:t>
+      </w:r>
+    </w:p>
+    <w:tbl>
+      <w:tblPr>
+        <w:tblW w:type="dxa" w:w="9360"/>
+        <w:tblBorders>
+          <w:top w:val="single" w:color="auto" w:sz="4"/>
+          <w:left w:val="single" w:color="auto" w:sz="4"/>
+          <w:bottom w:val="single" w:color="auto" w:sz="4"/>
+          <w:right w:val="single" w:color="auto" w:sz="4"/>
+          <w:insideH w:val="single" w:color="auto" w:sz="4"/>
+          <w:insideV w:val="single" w:color="auto" w:sz="4"/>
+        </w:tblBorders>
+      </w:tblPr>
+      <w:tblGrid>
+        <w:gridCol w:w="3120"/>
+        <w:gridCol w:w="6240"/>
+      </w:tblGrid>
+      <w:tr>
+        <w:tc>
+          <w:tcPr>
+            <w:tcW w:type="dxa" w:w="3120"/>
+            <w:tcBorders>
+              <w:top w:val="single" w:color="BFBFBF" w:sz="4"/>
+              <w:left w:val="single" w:color="BFBFBF" w:sz="4"/>
+              <w:bottom w:val="single" w:color="BFBFBF" w:sz="4"/>
+              <w:right w:val="single" w:color="BFBFBF" w:sz="4"/>
+            </w:tcBorders>
+            <w:shd w:fill="0A1940" w:val="clear"/>
+            <w:tcMar>
+              <w:top w:type="dxa" w:w="80"/>
+              <w:left w:type="dxa" w:w="120"/>
+              <w:bottom w:type="dxa" w:w="80"/>
+              <w:right w:type="dxa" w:w="120"/>
+            </w:tcMar>
+          </w:tcPr>
+          <w:p>
+            <w:pPr>
+              <w:spacing w:after="0"/>
+            </w:pPr>
+            <w:r>
+              <w:rPr>
+                <w:rFonts w:ascii="Calibri" w:cs="Calibri" w:eastAsia="Calibri" w:hAnsi="Calibri"/>
+                <w:b/>
+                <w:bCs/>
+                <w:color w:val="FFFFFF"/>
+                <w:sz w:val="20"/>
+                <w:szCs w:val="20"/>
+              </w:rPr>
+              <w:t xml:space="preserve">Hash</w:t>
+            </w:r>
+          </w:p>
+        </w:tc>
+        <w:tc>
+          <w:tcPr>
+            <w:tcW w:type="dxa" w:w="6240"/>
+            <w:tcBorders>
+              <w:top w:val="single" w:color="BFBFBF" w:sz="4"/>
+              <w:left w:val="single" w:color="BFBFBF" w:sz="4"/>
+              <w:bottom w:val="single" w:color="BFBFBF" w:sz="4"/>
+              <w:right w:val="single" w:color="BFBFBF" w:sz="4"/>
+            </w:tcBorders>
+            <w:shd w:fill="0A1940" w:val="clear"/>
+            <w:tcMar>
+              <w:top w:type="dxa" w:w="80"/>
+              <w:left w:type="dxa" w:w="120"/>
+              <w:bottom w:type="dxa" w:w="80"/>
+              <w:right w:type="dxa" w:w="120"/>
+            </w:tcMar>
+          </w:tcPr>
+          <w:p>
+            <w:pPr>
+              <w:spacing w:after="0"/>
+            </w:pPr>
+            <w:r>
+              <w:rPr>
+                <w:rFonts w:ascii="Calibri" w:cs="Calibri" w:eastAsia="Calibri" w:hAnsi="Calibri"/>
+                <w:b/>
+                <w:bCs/>
+                <w:color w:val="FFFFFF"/>
+                <w:sz w:val="20"/>
+                <w:szCs w:val="20"/>
+              </w:rPr>
+              <w:t xml:space="preserve">Tema</w:t>
+            </w:r>
+          </w:p>
+        </w:tc>
+      </w:tr>
+      <w:tr>
+        <w:tc>
+          <w:tcPr>
+            <w:tcW w:type="dxa" w:w="3120"/>
+            <w:tcBorders>
+              <w:top w:val="single" w:color="BFBFBF" w:sz="4"/>
+              <w:left w:val="single" w:color="BFBFBF" w:sz="4"/>
+              <w:bottom w:val="single" w:color="BFBFBF" w:sz="4"/>
+              <w:right w:val="single" w:color="BFBFBF" w:sz="4"/>
+            </w:tcBorders>
+            <w:shd w:fill="F2F2F2" w:val="clear"/>
+            <w:tcMar>
+              <w:top w:type="dxa" w:w="80"/>
+              <w:left w:type="dxa" w:w="120"/>
+              <w:bottom w:type="dxa" w:w="80"/>
+              <w:right w:type="dxa" w:w="120"/>
+            </w:tcMar>
+          </w:tcPr>
+          <w:p>
+            <w:pPr>
+              <w:spacing w:after="0"/>
+            </w:pPr>
+            <w:r>
+              <w:rPr>
+                <w:rFonts w:ascii="Calibri" w:cs="Calibri" w:eastAsia="Calibri" w:hAnsi="Calibri"/>
+                <w:b/>
+                <w:bCs/>
+                <w:color w:val="0A1940"/>
+                <w:sz w:val="20"/>
+                <w:szCs w:val="20"/>
+              </w:rPr>
+              <w:t xml:space="preserve">cbf648c</w:t>
+            </w:r>
+          </w:p>
+        </w:tc>
+        <w:tc>
+          <w:tcPr>
+            <w:tcW w:type="dxa" w:w="6240"/>
+            <w:tcBorders>
+              <w:top w:val="single" w:color="BFBFBF" w:sz="4"/>
+              <w:left w:val="single" w:color="BFBFBF" w:sz="4"/>
+              <w:bottom w:val="single" w:color="BFBFBF" w:sz="4"/>
+              <w:right w:val="single" w:color="BFBFBF" w:sz="4"/>
+            </w:tcBorders>
+            <w:shd w:fill="FFFFFF" w:val="clear"/>
+            <w:tcMar>
+              <w:top w:type="dxa" w:w="80"/>
+              <w:left w:type="dxa" w:w="120"/>
+              <w:bottom w:type="dxa" w:w="80"/>
+              <w:right w:type="dxa" w:w="120"/>
+            </w:tcMar>
+          </w:tcPr>
+          <w:p>
+            <w:pPr>
+              <w:spacing w:after="0"/>
+            </w:pPr>
+            <w:r>
+              <w:rPr>
+                <w:rFonts w:ascii="Calibri" w:cs="Calibri" w:eastAsia="Calibri" w:hAnsi="Calibri"/>
+                <w:b w:val="false"/>
+                <w:bCs w:val="false"/>
+                <w:color w:val="000000"/>
+                <w:sz w:val="20"/>
+                <w:szCs w:val="20"/>
+              </w:rPr>
+              <w:t xml:space="preserve">Prazos Iniciais</w:t>
+            </w:r>
+          </w:p>
+        </w:tc>
+      </w:tr>
+      <w:tr>
+        <w:tc>
+          <w:tcPr>
+            <w:tcW w:type="dxa" w:w="3120"/>
+            <w:tcBorders>
+              <w:top w:val="single" w:color="BFBFBF" w:sz="4"/>
+              <w:left w:val="single" w:color="BFBFBF" w:sz="4"/>
+              <w:bottom w:val="single" w:color="BFBFBF" w:sz="4"/>
+              <w:right w:val="single" w:color="BFBFBF" w:sz="4"/>
+            </w:tcBorders>
+            <w:shd w:fill="F2F2F2" w:val="clear"/>
+            <w:tcMar>
+              <w:top w:type="dxa" w:w="80"/>
+              <w:left w:type="dxa" w:w="120"/>
+              <w:bottom w:type="dxa" w:w="80"/>
+              <w:right w:type="dxa" w:w="120"/>
+            </w:tcMar>
+          </w:tcPr>
+          <w:p>
+            <w:pPr>
+              <w:spacing w:after="0"/>
+            </w:pPr>
+            <w:r>
+              <w:rPr>
+                <w:rFonts w:ascii="Calibri" w:cs="Calibri" w:eastAsia="Calibri" w:hAnsi="Calibri"/>
+                <w:b/>
+                <w:bCs/>
+                <w:color w:val="0A1940"/>
+                <w:sz w:val="20"/>
+                <w:szCs w:val="20"/>
+              </w:rPr>
+              <w:t xml:space="preserve">8e87652</w:t>
+            </w:r>
+          </w:p>
+        </w:tc>
+        <w:tc>
+          <w:tcPr>
+            <w:tcW w:type="dxa" w:w="6240"/>
+            <w:tcBorders>
+              <w:top w:val="single" w:color="BFBFBF" w:sz="4"/>
+              <w:left w:val="single" w:color="BFBFBF" w:sz="4"/>
+              <w:bottom w:val="single" w:color="BFBFBF" w:sz="4"/>
+              <w:right w:val="single" w:color="BFBFBF" w:sz="4"/>
+            </w:tcBorders>
+            <w:shd w:fill="FFFFFF" w:val="clear"/>
+            <w:tcMar>
+              <w:top w:type="dxa" w:w="80"/>
+              <w:left w:type="dxa" w:w="120"/>
+              <w:bottom w:type="dxa" w:w="80"/>
+              <w:right w:type="dxa" w:w="120"/>
+            </w:tcMar>
+          </w:tcPr>
+          <w:p>
+            <w:pPr>
+              <w:spacing w:after="0"/>
+            </w:pPr>
+            <w:r>
+              <w:rPr>
+                <w:rFonts w:ascii="Calibri" w:cs="Calibri" w:eastAsia="Calibri" w:hAnsi="Calibri"/>
+                <w:b w:val="false"/>
+                <w:bCs w:val="false"/>
+                <w:color w:val="000000"/>
+                <w:sz w:val="20"/>
+                <w:szCs w:val="20"/>
+              </w:rPr>
+              <w:t xml:space="preserve">Prazos Iniciais</w:t>
+            </w:r>
+          </w:p>
+        </w:tc>
+      </w:tr>
+      <w:tr>
+        <w:tc>
+          <w:tcPr>
+            <w:tcW w:type="dxa" w:w="3120"/>
+            <w:tcBorders>
+              <w:top w:val="single" w:color="BFBFBF" w:sz="4"/>
+              <w:left w:val="single" w:color="BFBFBF" w:sz="4"/>
+              <w:bottom w:val="single" w:color="BFBFBF" w:sz="4"/>
+              <w:right w:val="single" w:color="BFBFBF" w:sz="4"/>
+            </w:tcBorders>
+            <w:shd w:fill="F2F2F2" w:val="clear"/>
+            <w:tcMar>
+              <w:top w:type="dxa" w:w="80"/>
+              <w:left w:type="dxa" w:w="120"/>
+              <w:bottom w:type="dxa" w:w="80"/>
+              <w:right w:type="dxa" w:w="120"/>
+            </w:tcMar>
+          </w:tcPr>
+          <w:p>
+            <w:pPr>
+              <w:spacing w:after="0"/>
+            </w:pPr>
+            <w:r>
+              <w:rPr>
+                <w:rFonts w:ascii="Calibri" w:cs="Calibri" w:eastAsia="Calibri" w:hAnsi="Calibri"/>
+                <w:b/>
+                <w:bCs/>
+                <w:color w:val="0A1940"/>
+                <w:sz w:val="20"/>
+                <w:szCs w:val="20"/>
+              </w:rPr>
+              <w:t xml:space="preserve">1aeba3a</w:t>
+            </w:r>
+          </w:p>
+        </w:tc>
+        <w:tc>
+          <w:tcPr>
+            <w:tcW w:type="dxa" w:w="6240"/>
+            <w:tcBorders>
+              <w:top w:val="single" w:color="BFBFBF" w:sz="4"/>
+              <w:left w:val="single" w:color="BFBFBF" w:sz="4"/>
+              <w:bottom w:val="single" w:color="BFBFBF" w:sz="4"/>
+              <w:right w:val="single" w:color="BFBFBF" w:sz="4"/>
+            </w:tcBorders>
+            <w:shd w:fill="FFFFFF" w:val="clear"/>
+            <w:tcMar>
+              <w:top w:type="dxa" w:w="80"/>
+              <w:left w:type="dxa" w:w="120"/>
+              <w:bottom w:type="dxa" w:w="80"/>
+              <w:right w:type="dxa" w:w="120"/>
+            </w:tcMar>
+          </w:tcPr>
+          <w:p>
+            <w:pPr>
+              <w:spacing w:after="0"/>
+            </w:pPr>
+            <w:r>
+              <w:rPr>
+                <w:rFonts w:ascii="Calibri" w:cs="Calibri" w:eastAsia="Calibri" w:hAnsi="Calibri"/>
+                <w:b w:val="false"/>
+                <w:bCs w:val="false"/>
+                <w:color w:val="000000"/>
+                <w:sz w:val="20"/>
+                <w:szCs w:val="20"/>
+              </w:rPr>
+              <w:t xml:space="preserve">Prazos Iniciais</w:t>
+            </w:r>
+          </w:p>
+        </w:tc>
+      </w:tr>
+      <w:tr>
+        <w:tc>
+          <w:tcPr>
+            <w:tcW w:type="dxa" w:w="3120"/>
+            <w:tcBorders>
+              <w:top w:val="single" w:color="BFBFBF" w:sz="4"/>
+              <w:left w:val="single" w:color="BFBFBF" w:sz="4"/>
+              <w:bottom w:val="single" w:color="BFBFBF" w:sz="4"/>
+              <w:right w:val="single" w:color="BFBFBF" w:sz="4"/>
+            </w:tcBorders>
+            <w:shd w:fill="F2F2F2" w:val="clear"/>
+            <w:tcMar>
+              <w:top w:type="dxa" w:w="80"/>
+              <w:left w:type="dxa" w:w="120"/>
+              <w:bottom w:type="dxa" w:w="80"/>
+              <w:right w:type="dxa" w:w="120"/>
+            </w:tcMar>
+          </w:tcPr>
+          <w:p>
+            <w:pPr>
+              <w:spacing w:after="0"/>
+            </w:pPr>
+            <w:r>
+              <w:rPr>
+                <w:rFonts w:ascii="Calibri" w:cs="Calibri" w:eastAsia="Calibri" w:hAnsi="Calibri"/>
+                <w:b/>
+                <w:bCs/>
+                <w:color w:val="0A1940"/>
+                <w:sz w:val="20"/>
+                <w:szCs w:val="20"/>
+              </w:rPr>
+              <w:t xml:space="preserve">f75bf0b</w:t>
+            </w:r>
+          </w:p>
+        </w:tc>
+        <w:tc>
+          <w:tcPr>
+            <w:tcW w:type="dxa" w:w="6240"/>
+            <w:tcBorders>
+              <w:top w:val="single" w:color="BFBFBF" w:sz="4"/>
+              <w:left w:val="single" w:color="BFBFBF" w:sz="4"/>
+              <w:bottom w:val="single" w:color="BFBFBF" w:sz="4"/>
+              <w:right w:val="single" w:color="BFBFBF" w:sz="4"/>
+            </w:tcBorders>
+            <w:shd w:fill="FFFFFF" w:val="clear"/>
+            <w:tcMar>
+              <w:top w:type="dxa" w:w="80"/>
+              <w:left w:type="dxa" w:w="120"/>
+              <w:bottom w:type="dxa" w:w="80"/>
+              <w:right w:type="dxa" w:w="120"/>
+            </w:tcMar>
+          </w:tcPr>
+          <w:p>
+            <w:pPr>
+              <w:spacing w:after="0"/>
+            </w:pPr>
+            <w:r>
+              <w:rPr>
+                <w:rFonts w:ascii="Calibri" w:cs="Calibri" w:eastAsia="Calibri" w:hAnsi="Calibri"/>
+                <w:b w:val="false"/>
+                <w:bCs w:val="false"/>
+                <w:color w:val="000000"/>
+                <w:sz w:val="20"/>
+                <w:szCs w:val="20"/>
+              </w:rPr>
+              <w:t xml:space="preserve">Prazos Iniciais</w:t>
+            </w:r>
+          </w:p>
+        </w:tc>
+      </w:tr>
+      <w:tr>
+        <w:tc>
+          <w:tcPr>
+            <w:tcW w:type="dxa" w:w="3120"/>
+            <w:tcBorders>
+              <w:top w:val="single" w:color="BFBFBF" w:sz="4"/>
+              <w:left w:val="single" w:color="BFBFBF" w:sz="4"/>
+              <w:bottom w:val="single" w:color="BFBFBF" w:sz="4"/>
+              <w:right w:val="single" w:color="BFBFBF" w:sz="4"/>
+            </w:tcBorders>
+            <w:shd w:fill="F2F2F2" w:val="clear"/>
+            <w:tcMar>
+              <w:top w:type="dxa" w:w="80"/>
+              <w:left w:type="dxa" w:w="120"/>
+              <w:bottom w:type="dxa" w:w="80"/>
+              <w:right w:type="dxa" w:w="120"/>
+            </w:tcMar>
+          </w:tcPr>
+          <w:p>
+            <w:pPr>
+              <w:spacing w:after="0"/>
+            </w:pPr>
+            <w:r>
+              <w:rPr>
+                <w:rFonts w:ascii="Calibri" w:cs="Calibri" w:eastAsia="Calibri" w:hAnsi="Calibri"/>
+                <w:b/>
+                <w:bCs/>
+                <w:color w:val="0A1940"/>
+                <w:sz w:val="20"/>
+                <w:szCs w:val="20"/>
+              </w:rPr>
+              <w:t xml:space="preserve">d5e97cf</w:t>
+            </w:r>
+          </w:p>
+        </w:tc>
+        <w:tc>
+          <w:tcPr>
+            <w:tcW w:type="dxa" w:w="6240"/>
+            <w:tcBorders>
+              <w:top w:val="single" w:color="BFBFBF" w:sz="4"/>
+              <w:left w:val="single" w:color="BFBFBF" w:sz="4"/>
+              <w:bottom w:val="single" w:color="BFBFBF" w:sz="4"/>
+              <w:right w:val="single" w:color="BFBFBF" w:sz="4"/>
+            </w:tcBorders>
+            <w:shd w:fill="FFFFFF" w:val="clear"/>
+            <w:tcMar>
+              <w:top w:type="dxa" w:w="80"/>
+              <w:left w:type="dxa" w:w="120"/>
+              <w:bottom w:type="dxa" w:w="80"/>
+              <w:right w:type="dxa" w:w="120"/>
+            </w:tcMar>
+          </w:tcPr>
+          <w:p>
+            <w:pPr>
+              <w:spacing w:after="0"/>
+            </w:pPr>
+            <w:r>
+              <w:rPr>
+                <w:rFonts w:ascii="Calibri" w:cs="Calibri" w:eastAsia="Calibri" w:hAnsi="Calibri"/>
+                <w:b w:val="false"/>
+                <w:bCs w:val="false"/>
+                <w:color w:val="000000"/>
+                <w:sz w:val="20"/>
+                <w:szCs w:val="20"/>
+              </w:rPr>
+              <w:t xml:space="preserve">Prazos Iniciais</w:t>
+            </w:r>
+          </w:p>
+        </w:tc>
+      </w:tr>
+      <w:tr>
+        <w:tc>
+          <w:tcPr>
+            <w:tcW w:type="dxa" w:w="3120"/>
+            <w:tcBorders>
+              <w:top w:val="single" w:color="BFBFBF" w:sz="4"/>
+              <w:left w:val="single" w:color="BFBFBF" w:sz="4"/>
+              <w:bottom w:val="single" w:color="BFBFBF" w:sz="4"/>
+              <w:right w:val="single" w:color="BFBFBF" w:sz="4"/>
+            </w:tcBorders>
+            <w:shd w:fill="F2F2F2" w:val="clear"/>
+            <w:tcMar>
+              <w:top w:type="dxa" w:w="80"/>
+              <w:left w:type="dxa" w:w="120"/>
+              <w:bottom w:type="dxa" w:w="80"/>
+              <w:right w:type="dxa" w:w="120"/>
+            </w:tcMar>
+          </w:tcPr>
+          <w:p>
+            <w:pPr>
+              <w:spacing w:after="0"/>
+            </w:pPr>
+            <w:r>
+              <w:rPr>
+                <w:rFonts w:ascii="Calibri" w:cs="Calibri" w:eastAsia="Calibri" w:hAnsi="Calibri"/>
+                <w:b/>
+                <w:bCs/>
+                <w:color w:val="0A1940"/>
+                <w:sz w:val="20"/>
+                <w:szCs w:val="20"/>
+              </w:rPr>
+              <w:t xml:space="preserve">42d6984</w:t>
+            </w:r>
+          </w:p>
+        </w:tc>
+        <w:tc>
+          <w:tcPr>
+            <w:tcW w:type="dxa" w:w="6240"/>
+            <w:tcBorders>
+              <w:top w:val="single" w:color="BFBFBF" w:sz="4"/>
+              <w:left w:val="single" w:color="BFBFBF" w:sz="4"/>
+              <w:bottom w:val="single" w:color="BFBFBF" w:sz="4"/>
+              <w:right w:val="single" w:color="BFBFBF" w:sz="4"/>
+            </w:tcBorders>
+            <w:shd w:fill="FFFFFF" w:val="clear"/>
+            <w:tcMar>
+              <w:top w:type="dxa" w:w="80"/>
+              <w:left w:type="dxa" w:w="120"/>
+              <w:bottom w:type="dxa" w:w="80"/>
+              <w:right w:type="dxa" w:w="120"/>
+            </w:tcMar>
+          </w:tcPr>
+          <w:p>
+            <w:pPr>
+              <w:spacing w:after="0"/>
+            </w:pPr>
+            <w:r>
+              <w:rPr>
+                <w:rFonts w:ascii="Calibri" w:cs="Calibri" w:eastAsia="Calibri" w:hAnsi="Calibri"/>
+                <w:b w:val="false"/>
+                <w:bCs w:val="false"/>
+                <w:color w:val="000000"/>
+                <w:sz w:val="20"/>
+                <w:szCs w:val="20"/>
+              </w:rPr>
+              <w:t xml:space="preserve">Prazos Iniciais</w:t>
+            </w:r>
+          </w:p>
+        </w:tc>
+      </w:tr>
+      <w:tr>
+        <w:tc>
+          <w:tcPr>
+            <w:tcW w:type="dxa" w:w="3120"/>
+            <w:tcBorders>
+              <w:top w:val="single" w:color="BFBFBF" w:sz="4"/>
+              <w:left w:val="single" w:color="BFBFBF" w:sz="4"/>
+              <w:bottom w:val="single" w:color="BFBFBF" w:sz="4"/>
+              <w:right w:val="single" w:color="BFBFBF" w:sz="4"/>
+            </w:tcBorders>
+            <w:shd w:fill="F2F2F2" w:val="clear"/>
+            <w:tcMar>
+              <w:top w:type="dxa" w:w="80"/>
+              <w:left w:type="dxa" w:w="120"/>
+              <w:bottom w:type="dxa" w:w="80"/>
+              <w:right w:type="dxa" w:w="120"/>
+            </w:tcMar>
+          </w:tcPr>
+          <w:p>
+            <w:pPr>
+              <w:spacing w:after="0"/>
+            </w:pPr>
+            <w:r>
+              <w:rPr>
+                <w:rFonts w:ascii="Calibri" w:cs="Calibri" w:eastAsia="Calibri" w:hAnsi="Calibri"/>
+                <w:b/>
+                <w:bCs/>
+                <w:color w:val="0A1940"/>
+                <w:sz w:val="20"/>
+                <w:szCs w:val="20"/>
+              </w:rPr>
+              <w:t xml:space="preserve">4e31bbf</w:t>
+            </w:r>
+          </w:p>
+        </w:tc>
+        <w:tc>
+          <w:tcPr>
+            <w:tcW w:type="dxa" w:w="6240"/>
+            <w:tcBorders>
+              <w:top w:val="single" w:color="BFBFBF" w:sz="4"/>
+              <w:left w:val="single" w:color="BFBFBF" w:sz="4"/>
+              <w:bottom w:val="single" w:color="BFBFBF" w:sz="4"/>
+              <w:right w:val="single" w:color="BFBFBF" w:sz="4"/>
+            </w:tcBorders>
+            <w:shd w:fill="FFFFFF" w:val="clear"/>
+            <w:tcMar>
+              <w:top w:type="dxa" w:w="80"/>
+              <w:left w:type="dxa" w:w="120"/>
+              <w:bottom w:type="dxa" w:w="80"/>
+              <w:right w:type="dxa" w:w="120"/>
+            </w:tcMar>
+          </w:tcPr>
+          <w:p>
+            <w:pPr>
+              <w:spacing w:after="0"/>
+            </w:pPr>
+            <w:r>
+              <w:rPr>
+                <w:rFonts w:ascii="Calibri" w:cs="Calibri" w:eastAsia="Calibri" w:hAnsi="Calibri"/>
+                <w:b w:val="false"/>
+                <w:bCs w:val="false"/>
+                <w:color w:val="000000"/>
+                <w:sz w:val="20"/>
+                <w:szCs w:val="20"/>
+              </w:rPr>
+              <w:t xml:space="preserve">Prazos Iniciais</w:t>
+            </w:r>
+          </w:p>
+        </w:tc>
+      </w:tr>
+      <w:tr>
+        <w:tc>
+          <w:tcPr>
+            <w:tcW w:type="dxa" w:w="3120"/>
+            <w:tcBorders>
+              <w:top w:val="single" w:color="BFBFBF" w:sz="4"/>
+              <w:left w:val="single" w:color="BFBFBF" w:sz="4"/>
+              <w:bottom w:val="single" w:color="BFBFBF" w:sz="4"/>
+              <w:right w:val="single" w:color="BFBFBF" w:sz="4"/>
+            </w:tcBorders>
+            <w:shd w:fill="F2F2F2" w:val="clear"/>
+            <w:tcMar>
+              <w:top w:type="dxa" w:w="80"/>
+              <w:left w:type="dxa" w:w="120"/>
+              <w:bottom w:type="dxa" w:w="80"/>
+              <w:right w:type="dxa" w:w="120"/>
+            </w:tcMar>
+          </w:tcPr>
+          <w:p>
+            <w:pPr>
+              <w:spacing w:after="0"/>
+            </w:pPr>
+            <w:r>
+              <w:rPr>
+                <w:rFonts w:ascii="Calibri" w:cs="Calibri" w:eastAsia="Calibri" w:hAnsi="Calibri"/>
+                <w:b/>
+                <w:bCs/>
+                <w:color w:val="0A1940"/>
+                <w:sz w:val="20"/>
+                <w:szCs w:val="20"/>
+              </w:rPr>
+              <w:t xml:space="preserve">87b3a88</w:t>
+            </w:r>
+          </w:p>
+        </w:tc>
+        <w:tc>
+          <w:tcPr>
+            <w:tcW w:type="dxa" w:w="6240"/>
+            <w:tcBorders>
+              <w:top w:val="single" w:color="BFBFBF" w:sz="4"/>
+              <w:left w:val="single" w:color="BFBFBF" w:sz="4"/>
+              <w:bottom w:val="single" w:color="BFBFBF" w:sz="4"/>
+              <w:right w:val="single" w:color="BFBFBF" w:sz="4"/>
+            </w:tcBorders>
+            <w:shd w:fill="FFFFFF" w:val="clear"/>
+            <w:tcMar>
+              <w:top w:type="dxa" w:w="80"/>
+              <w:left w:type="dxa" w:w="120"/>
+              <w:bottom w:type="dxa" w:w="80"/>
+              <w:right w:type="dxa" w:w="120"/>
+            </w:tcMar>
+          </w:tcPr>
+          <w:p>
+            <w:pPr>
+              <w:spacing w:after="0"/>
+            </w:pPr>
+            <w:r>
+              <w:rPr>
+                <w:rFonts w:ascii="Calibri" w:cs="Calibri" w:eastAsia="Calibri" w:hAnsi="Calibri"/>
+                <w:b w:val="false"/>
+                <w:bCs w:val="false"/>
+                <w:color w:val="000000"/>
+                <w:sz w:val="20"/>
+                <w:szCs w:val="20"/>
+              </w:rPr>
+              <w:t xml:space="preserve">Prazos Iniciais</w:t>
+            </w:r>
+          </w:p>
+        </w:tc>
+      </w:tr>
+      <w:tr>
+        <w:tc>
+          <w:tcPr>
+            <w:tcW w:type="dxa" w:w="3120"/>
+            <w:tcBorders>
+              <w:top w:val="single" w:color="BFBFBF" w:sz="4"/>
+              <w:left w:val="single" w:color="BFBFBF" w:sz="4"/>
+              <w:bottom w:val="single" w:color="BFBFBF" w:sz="4"/>
+              <w:right w:val="single" w:color="BFBFBF" w:sz="4"/>
+            </w:tcBorders>
+            <w:shd w:fill="F2F2F2" w:val="clear"/>
+            <w:tcMar>
+              <w:top w:type="dxa" w:w="80"/>
+              <w:left w:type="dxa" w:w="120"/>
+              <w:bottom w:type="dxa" w:w="80"/>
+              <w:right w:type="dxa" w:w="120"/>
+            </w:tcMar>
+          </w:tcPr>
+          <w:p>
+            <w:pPr>
+              <w:spacing w:after="0"/>
+            </w:pPr>
+            <w:r>
+              <w:rPr>
+                <w:rFonts w:ascii="Calibri" w:cs="Calibri" w:eastAsia="Calibri" w:hAnsi="Calibri"/>
+                <w:b/>
+                <w:bCs/>
+                <w:color w:val="0A1940"/>
+                <w:sz w:val="20"/>
+                <w:szCs w:val="20"/>
+              </w:rPr>
+              <w:t xml:space="preserve">aba0398</w:t>
+            </w:r>
+          </w:p>
+        </w:tc>
+        <w:tc>
+          <w:tcPr>
+            <w:tcW w:type="dxa" w:w="6240"/>
+            <w:tcBorders>
+              <w:top w:val="single" w:color="BFBFBF" w:sz="4"/>
+              <w:left w:val="single" w:color="BFBFBF" w:sz="4"/>
+              <w:bottom w:val="single" w:color="BFBFBF" w:sz="4"/>
+              <w:right w:val="single" w:color="BFBFBF" w:sz="4"/>
+            </w:tcBorders>
+            <w:shd w:fill="FFFFFF" w:val="clear"/>
+            <w:tcMar>
+              <w:top w:type="dxa" w:w="80"/>
+              <w:left w:type="dxa" w:w="120"/>
+              <w:bottom w:type="dxa" w:w="80"/>
+              <w:right w:type="dxa" w:w="120"/>
+            </w:tcMar>
+          </w:tcPr>
+          <w:p>
+            <w:pPr>
+              <w:spacing w:after="0"/>
+            </w:pPr>
+            <w:r>
+              <w:rPr>
+                <w:rFonts w:ascii="Calibri" w:cs="Calibri" w:eastAsia="Calibri" w:hAnsi="Calibri"/>
+                <w:b w:val="false"/>
+                <w:bCs w:val="false"/>
+                <w:color w:val="000000"/>
+                <w:sz w:val="20"/>
+                <w:szCs w:val="20"/>
+              </w:rPr>
+              <w:t xml:space="preserve">Prazos Iniciais</w:t>
+            </w:r>
+          </w:p>
+        </w:tc>
+      </w:tr>
+      <w:tr>
+        <w:tc>
+          <w:tcPr>
+            <w:tcW w:type="dxa" w:w="3120"/>
+            <w:tcBorders>
+              <w:top w:val="single" w:color="BFBFBF" w:sz="4"/>
+              <w:left w:val="single" w:color="BFBFBF" w:sz="4"/>
+              <w:bottom w:val="single" w:color="BFBFBF" w:sz="4"/>
+              <w:right w:val="single" w:color="BFBFBF" w:sz="4"/>
+            </w:tcBorders>
+            <w:shd w:fill="F2F2F2" w:val="clear"/>
+            <w:tcMar>
+              <w:top w:type="dxa" w:w="80"/>
+              <w:left w:type="dxa" w:w="120"/>
+              <w:bottom w:type="dxa" w:w="80"/>
+              <w:right w:type="dxa" w:w="120"/>
+            </w:tcMar>
+          </w:tcPr>
+          <w:p>
+            <w:pPr>
+              <w:spacing w:after="0"/>
+            </w:pPr>
+            <w:r>
+              <w:rPr>
+                <w:rFonts w:ascii="Calibri" w:cs="Calibri" w:eastAsia="Calibri" w:hAnsi="Calibri"/>
+                <w:b/>
+                <w:bCs/>
+                <w:color w:val="0A1940"/>
+                <w:sz w:val="20"/>
+                <w:szCs w:val="20"/>
+              </w:rPr>
+              <w:t xml:space="preserve">4d5987d</w:t>
+            </w:r>
+          </w:p>
+        </w:tc>
+        <w:tc>
+          <w:tcPr>
+            <w:tcW w:type="dxa" w:w="6240"/>
+            <w:tcBorders>
+              <w:top w:val="single" w:color="BFBFBF" w:sz="4"/>
+              <w:left w:val="single" w:color="BFBFBF" w:sz="4"/>
+              <w:bottom w:val="single" w:color="BFBFBF" w:sz="4"/>
+              <w:right w:val="single" w:color="BFBFBF" w:sz="4"/>
+            </w:tcBorders>
+            <w:shd w:fill="FFFFFF" w:val="clear"/>
+            <w:tcMar>
+              <w:top w:type="dxa" w:w="80"/>
+              <w:left w:type="dxa" w:w="120"/>
+              <w:bottom w:type="dxa" w:w="80"/>
+              <w:right w:type="dxa" w:w="120"/>
+            </w:tcMar>
+          </w:tcPr>
+          <w:p>
+            <w:pPr>
+              <w:spacing w:after="0"/>
+            </w:pPr>
+            <w:r>
+              <w:rPr>
+                <w:rFonts w:ascii="Calibri" w:cs="Calibri" w:eastAsia="Calibri" w:hAnsi="Calibri"/>
+                <w:b w:val="false"/>
+                <w:bCs w:val="false"/>
+                <w:color w:val="000000"/>
+                <w:sz w:val="20"/>
+                <w:szCs w:val="20"/>
+              </w:rPr>
+              <w:t xml:space="preserve">Prazos Iniciais</w:t>
+            </w:r>
+          </w:p>
+        </w:tc>
+      </w:tr>
+      <w:tr>
+        <w:tc>
+          <w:tcPr>
+            <w:tcW w:type="dxa" w:w="3120"/>
+            <w:tcBorders>
+              <w:top w:val="single" w:color="BFBFBF" w:sz="4"/>
+              <w:left w:val="single" w:color="BFBFBF" w:sz="4"/>
+              <w:bottom w:val="single" w:color="BFBFBF" w:sz="4"/>
+              <w:right w:val="single" w:color="BFBFBF" w:sz="4"/>
+            </w:tcBorders>
+            <w:shd w:fill="F2F2F2" w:val="clear"/>
+            <w:tcMar>
+              <w:top w:type="dxa" w:w="80"/>
+              <w:left w:type="dxa" w:w="120"/>
+              <w:bottom w:type="dxa" w:w="80"/>
+              <w:right w:type="dxa" w:w="120"/>
+            </w:tcMar>
+          </w:tcPr>
+          <w:p>
+            <w:pPr>
+              <w:spacing w:after="0"/>
+            </w:pPr>
+            <w:r>
+              <w:rPr>
+                <w:rFonts w:ascii="Calibri" w:cs="Calibri" w:eastAsia="Calibri" w:hAnsi="Calibri"/>
+                <w:b/>
+                <w:bCs/>
+                <w:color w:val="0A1940"/>
+                <w:sz w:val="20"/>
+                <w:szCs w:val="20"/>
+              </w:rPr>
+              <w:t xml:space="preserve">f48d577</w:t>
+            </w:r>
+          </w:p>
+        </w:tc>
+        <w:tc>
+          <w:tcPr>
+            <w:tcW w:type="dxa" w:w="6240"/>
+            <w:tcBorders>
+              <w:top w:val="single" w:color="BFBFBF" w:sz="4"/>
+              <w:left w:val="single" w:color="BFBFBF" w:sz="4"/>
+              <w:bottom w:val="single" w:color="BFBFBF" w:sz="4"/>
+              <w:right w:val="single" w:color="BFBFBF" w:sz="4"/>
+            </w:tcBorders>
+            <w:shd w:fill="FFFFFF" w:val="clear"/>
+            <w:tcMar>
+              <w:top w:type="dxa" w:w="80"/>
+              <w:left w:type="dxa" w:w="120"/>
+              <w:bottom w:type="dxa" w:w="80"/>
+              <w:right w:type="dxa" w:w="120"/>
+            </w:tcMar>
+          </w:tcPr>
+          <w:p>
+            <w:pPr>
+              <w:spacing w:after="0"/>
+            </w:pPr>
+            <w:r>
+              <w:rPr>
+                <w:rFonts w:ascii="Calibri" w:cs="Calibri" w:eastAsia="Calibri" w:hAnsi="Calibri"/>
+                <w:b w:val="false"/>
+                <w:bCs w:val="false"/>
+                <w:color w:val="000000"/>
+                <w:sz w:val="20"/>
+                <w:szCs w:val="20"/>
+              </w:rPr>
+              <w:t xml:space="preserve">Prazos Iniciais</w:t>
+            </w:r>
+          </w:p>
+        </w:tc>
+      </w:tr>
+      <w:tr>
+        <w:tc>
+          <w:tcPr>
+            <w:tcW w:type="dxa" w:w="3120"/>
+            <w:tcBorders>
+              <w:top w:val="single" w:color="BFBFBF" w:sz="4"/>
+              <w:left w:val="single" w:color="BFBFBF" w:sz="4"/>
+              <w:bottom w:val="single" w:color="BFBFBF" w:sz="4"/>
+              <w:right w:val="single" w:color="BFBFBF" w:sz="4"/>
+            </w:tcBorders>
+            <w:shd w:fill="F2F2F2" w:val="clear"/>
+            <w:tcMar>
+              <w:top w:type="dxa" w:w="80"/>
+              <w:left w:type="dxa" w:w="120"/>
+              <w:bottom w:type="dxa" w:w="80"/>
+              <w:right w:type="dxa" w:w="120"/>
+            </w:tcMar>
+          </w:tcPr>
+          <w:p>
+            <w:pPr>
+              <w:spacing w:after="0"/>
+            </w:pPr>
+            <w:r>
+              <w:rPr>
+                <w:rFonts w:ascii="Calibri" w:cs="Calibri" w:eastAsia="Calibri" w:hAnsi="Calibri"/>
+                <w:b/>
+                <w:bCs/>
+                <w:color w:val="0A1940"/>
+                <w:sz w:val="20"/>
+                <w:szCs w:val="20"/>
+              </w:rPr>
+              <w:t xml:space="preserve">0ed5c92</w:t>
+            </w:r>
+          </w:p>
+        </w:tc>
+        <w:tc>
+          <w:tcPr>
+            <w:tcW w:type="dxa" w:w="6240"/>
+            <w:tcBorders>
+              <w:top w:val="single" w:color="BFBFBF" w:sz="4"/>
+              <w:left w:val="single" w:color="BFBFBF" w:sz="4"/>
+              <w:bottom w:val="single" w:color="BFBFBF" w:sz="4"/>
+              <w:right w:val="single" w:color="BFBFBF" w:sz="4"/>
+            </w:tcBorders>
+            <w:shd w:fill="FFFFFF" w:val="clear"/>
+            <w:tcMar>
+              <w:top w:type="dxa" w:w="80"/>
+              <w:left w:type="dxa" w:w="120"/>
+              <w:bottom w:type="dxa" w:w="80"/>
+              <w:right w:type="dxa" w:w="120"/>
+            </w:tcMar>
+          </w:tcPr>
+          <w:p>
+            <w:pPr>
+              <w:spacing w:after="0"/>
+            </w:pPr>
+            <w:r>
+              <w:rPr>
+                <w:rFonts w:ascii="Calibri" w:cs="Calibri" w:eastAsia="Calibri" w:hAnsi="Calibri"/>
+                <w:b w:val="false"/>
+                <w:bCs w:val="false"/>
+                <w:color w:val="000000"/>
+                <w:sz w:val="20"/>
+                <w:szCs w:val="20"/>
+              </w:rPr>
+              <w:t xml:space="preserve">Prazos Iniciais</w:t>
+            </w:r>
+          </w:p>
+        </w:tc>
+      </w:tr>
+      <w:tr>
+        <w:tc>
+          <w:tcPr>
+            <w:tcW w:type="dxa" w:w="3120"/>
+            <w:tcBorders>
+              <w:top w:val="single" w:color="BFBFBF" w:sz="4"/>
+              <w:left w:val="single" w:color="BFBFBF" w:sz="4"/>
+              <w:bottom w:val="single" w:color="BFBFBF" w:sz="4"/>
+              <w:right w:val="single" w:color="BFBFBF" w:sz="4"/>
+            </w:tcBorders>
+            <w:shd w:fill="F2F2F2" w:val="clear"/>
+            <w:tcMar>
+              <w:top w:type="dxa" w:w="80"/>
+              <w:left w:type="dxa" w:w="120"/>
+              <w:bottom w:type="dxa" w:w="80"/>
+              <w:right w:type="dxa" w:w="120"/>
+            </w:tcMar>
+          </w:tcPr>
+          <w:p>
+            <w:pPr>
+              <w:spacing w:after="0"/>
+            </w:pPr>
+            <w:r>
+              <w:rPr>
+                <w:rFonts w:ascii="Calibri" w:cs="Calibri" w:eastAsia="Calibri" w:hAnsi="Calibri"/>
+                <w:b/>
+                <w:bCs/>
+                <w:color w:val="0A1940"/>
+                <w:sz w:val="20"/>
+                <w:szCs w:val="20"/>
+              </w:rPr>
+              <w:t xml:space="preserve">4d5f455</w:t>
+            </w:r>
+          </w:p>
+        </w:tc>
+        <w:tc>
+          <w:tcPr>
+            <w:tcW w:type="dxa" w:w="6240"/>
+            <w:tcBorders>
+              <w:top w:val="single" w:color="BFBFBF" w:sz="4"/>
+              <w:left w:val="single" w:color="BFBFBF" w:sz="4"/>
+              <w:bottom w:val="single" w:color="BFBFBF" w:sz="4"/>
+              <w:right w:val="single" w:color="BFBFBF" w:sz="4"/>
+            </w:tcBorders>
+            <w:shd w:fill="FFFFFF" w:val="clear"/>
+            <w:tcMar>
+              <w:top w:type="dxa" w:w="80"/>
+              <w:left w:type="dxa" w:w="120"/>
+              <w:bottom w:type="dxa" w:w="80"/>
+              <w:right w:type="dxa" w:w="120"/>
+            </w:tcMar>
+          </w:tcPr>
+          <w:p>
+            <w:pPr>
+              <w:spacing w:after="0"/>
+            </w:pPr>
+            <w:r>
+              <w:rPr>
+                <w:rFonts w:ascii="Calibri" w:cs="Calibri" w:eastAsia="Calibri" w:hAnsi="Calibri"/>
+                <w:b w:val="false"/>
+                <w:bCs w:val="false"/>
+                <w:color w:val="000000"/>
+                <w:sz w:val="20"/>
+                <w:szCs w:val="20"/>
+              </w:rPr>
+              <w:t xml:space="preserve">Prazos Iniciais</w:t>
+            </w:r>
+          </w:p>
+        </w:tc>
+      </w:tr>
+      <w:tr>
+        <w:tc>
+          <w:tcPr>
+            <w:tcW w:type="dxa" w:w="3120"/>
+            <w:tcBorders>
+              <w:top w:val="single" w:color="BFBFBF" w:sz="4"/>
+              <w:left w:val="single" w:color="BFBFBF" w:sz="4"/>
+              <w:bottom w:val="single" w:color="BFBFBF" w:sz="4"/>
+              <w:right w:val="single" w:color="BFBFBF" w:sz="4"/>
+            </w:tcBorders>
+            <w:shd w:fill="F2F2F2" w:val="clear"/>
+            <w:tcMar>
+              <w:top w:type="dxa" w:w="80"/>
+              <w:left w:type="dxa" w:w="120"/>
+              <w:bottom w:type="dxa" w:w="80"/>
+              <w:right w:type="dxa" w:w="120"/>
+            </w:tcMar>
+          </w:tcPr>
+          <w:p>
+            <w:pPr>
+              <w:spacing w:after="0"/>
+            </w:pPr>
+            <w:r>
+              <w:rPr>
+                <w:rFonts w:ascii="Calibri" w:cs="Calibri" w:eastAsia="Calibri" w:hAnsi="Calibri"/>
+                <w:b/>
+                <w:bCs/>
+                <w:color w:val="0A1940"/>
+                <w:sz w:val="20"/>
+                <w:szCs w:val="20"/>
+              </w:rPr>
+              <w:t xml:space="preserve">6178445</w:t>
+            </w:r>
+          </w:p>
+        </w:tc>
+        <w:tc>
+          <w:tcPr>
+            <w:tcW w:type="dxa" w:w="6240"/>
+            <w:tcBorders>
+              <w:top w:val="single" w:color="BFBFBF" w:sz="4"/>
+              <w:left w:val="single" w:color="BFBFBF" w:sz="4"/>
+              <w:bottom w:val="single" w:color="BFBFBF" w:sz="4"/>
+              <w:right w:val="single" w:color="BFBFBF" w:sz="4"/>
+            </w:tcBorders>
+            <w:shd w:fill="FFFFFF" w:val="clear"/>
+            <w:tcMar>
+              <w:top w:type="dxa" w:w="80"/>
+              <w:left w:type="dxa" w:w="120"/>
+              <w:bottom w:type="dxa" w:w="80"/>
+              <w:right w:type="dxa" w:w="120"/>
+            </w:tcMar>
+          </w:tcPr>
+          <w:p>
+            <w:pPr>
+              <w:spacing w:after="0"/>
+            </w:pPr>
+            <w:r>
+              <w:rPr>
+                <w:rFonts w:ascii="Calibri" w:cs="Calibri" w:eastAsia="Calibri" w:hAnsi="Calibri"/>
+                <w:b w:val="false"/>
+                <w:bCs w:val="false"/>
+                <w:color w:val="000000"/>
+                <w:sz w:val="20"/>
+                <w:szCs w:val="20"/>
+              </w:rPr>
+              <w:t xml:space="preserve">Prazos Iniciais</w:t>
+            </w:r>
+          </w:p>
+        </w:tc>
+      </w:tr>
+      <w:tr>
+        <w:tc>
+          <w:tcPr>
+            <w:tcW w:type="dxa" w:w="3120"/>
+            <w:tcBorders>
+              <w:top w:val="single" w:color="BFBFBF" w:sz="4"/>
+              <w:left w:val="single" w:color="BFBFBF" w:sz="4"/>
+              <w:bottom w:val="single" w:color="BFBFBF" w:sz="4"/>
+              <w:right w:val="single" w:color="BFBFBF" w:sz="4"/>
+            </w:tcBorders>
+            <w:shd w:fill="F2F2F2" w:val="clear"/>
+            <w:tcMar>
+              <w:top w:type="dxa" w:w="80"/>
+              <w:left w:type="dxa" w:w="120"/>
+              <w:bottom w:type="dxa" w:w="80"/>
+              <w:right w:type="dxa" w:w="120"/>
+            </w:tcMar>
+          </w:tcPr>
+          <w:p>
+            <w:pPr>
+              <w:spacing w:after="0"/>
+            </w:pPr>
+            <w:r>
+              <w:rPr>
+                <w:rFonts w:ascii="Calibri" w:cs="Calibri" w:eastAsia="Calibri" w:hAnsi="Calibri"/>
+                <w:b/>
+                <w:bCs/>
+                <w:color w:val="0A1940"/>
+                <w:sz w:val="20"/>
+                <w:szCs w:val="20"/>
+              </w:rPr>
+              <w:t xml:space="preserve">b5f9e27</w:t>
+            </w:r>
+          </w:p>
+        </w:tc>
+        <w:tc>
+          <w:tcPr>
+            <w:tcW w:type="dxa" w:w="6240"/>
+            <w:tcBorders>
+              <w:top w:val="single" w:color="BFBFBF" w:sz="4"/>
+              <w:left w:val="single" w:color="BFBFBF" w:sz="4"/>
+              <w:bottom w:val="single" w:color="BFBFBF" w:sz="4"/>
+              <w:right w:val="single" w:color="BFBFBF" w:sz="4"/>
+            </w:tcBorders>
+            <w:shd w:fill="FFFFFF" w:val="clear"/>
+            <w:tcMar>
+              <w:top w:type="dxa" w:w="80"/>
+              <w:left w:type="dxa" w:w="120"/>
+              <w:bottom w:type="dxa" w:w="80"/>
+              <w:right w:type="dxa" w:w="120"/>
+            </w:tcMar>
+          </w:tcPr>
+          <w:p>
+            <w:pPr>
+              <w:spacing w:after="0"/>
+            </w:pPr>
+            <w:r>
+              <w:rPr>
+                <w:rFonts w:ascii="Calibri" w:cs="Calibri" w:eastAsia="Calibri" w:hAnsi="Calibri"/>
+                <w:b w:val="false"/>
+                <w:bCs w:val="false"/>
+                <w:color w:val="000000"/>
+                <w:sz w:val="20"/>
+                <w:szCs w:val="20"/>
+              </w:rPr>
+              <w:t xml:space="preserve">Prazos Iniciais</w:t>
+            </w:r>
+          </w:p>
+        </w:tc>
+      </w:tr>
+      <w:tr>
+        <w:tc>
+          <w:tcPr>
+            <w:tcW w:type="dxa" w:w="3120"/>
+            <w:tcBorders>
+              <w:top w:val="single" w:color="BFBFBF" w:sz="4"/>
+              <w:left w:val="single" w:color="BFBFBF" w:sz="4"/>
+              <w:bottom w:val="single" w:color="BFBFBF" w:sz="4"/>
+              <w:right w:val="single" w:color="BFBFBF" w:sz="4"/>
+            </w:tcBorders>
+            <w:shd w:fill="F2F2F2" w:val="clear"/>
+            <w:tcMar>
+              <w:top w:type="dxa" w:w="80"/>
+              <w:left w:type="dxa" w:w="120"/>
+              <w:bottom w:type="dxa" w:w="80"/>
+              <w:right w:type="dxa" w:w="120"/>
+            </w:tcMar>
+          </w:tcPr>
+          <w:p>
+            <w:pPr>
+              <w:spacing w:after="0"/>
+            </w:pPr>
+            <w:r>
+              <w:rPr>
+                <w:rFonts w:ascii="Calibri" w:cs="Calibri" w:eastAsia="Calibri" w:hAnsi="Calibri"/>
+                <w:b/>
+                <w:bCs/>
+                <w:color w:val="0A1940"/>
+                <w:sz w:val="20"/>
+                <w:szCs w:val="20"/>
+              </w:rPr>
+              <w:t xml:space="preserve">55531a5</w:t>
+            </w:r>
+          </w:p>
+        </w:tc>
+        <w:tc>
+          <w:tcPr>
+            <w:tcW w:type="dxa" w:w="6240"/>
+            <w:tcBorders>
+              <w:top w:val="single" w:color="BFBFBF" w:sz="4"/>
+              <w:left w:val="single" w:color="BFBFBF" w:sz="4"/>
+              <w:bottom w:val="single" w:color="BFBFBF" w:sz="4"/>
+              <w:right w:val="single" w:color="BFBFBF" w:sz="4"/>
+            </w:tcBorders>
+            <w:shd w:fill="FFFFFF" w:val="clear"/>
+            <w:tcMar>
+              <w:top w:type="dxa" w:w="80"/>
+              <w:left w:type="dxa" w:w="120"/>
+              <w:bottom w:type="dxa" w:w="80"/>
+              <w:right w:type="dxa" w:w="120"/>
+            </w:tcMar>
+          </w:tcPr>
+          <w:p>
+            <w:pPr>
+              <w:spacing w:after="0"/>
+            </w:pPr>
+            <w:r>
+              <w:rPr>
+                <w:rFonts w:ascii="Calibri" w:cs="Calibri" w:eastAsia="Calibri" w:hAnsi="Calibri"/>
+                <w:b w:val="false"/>
+                <w:bCs w:val="false"/>
+                <w:color w:val="000000"/>
+                <w:sz w:val="20"/>
+                <w:szCs w:val="20"/>
+              </w:rPr>
+              <w:t xml:space="preserve">Prazos Iniciais</w:t>
+            </w:r>
+          </w:p>
+        </w:tc>
+      </w:tr>
+      <w:tr>
+        <w:tc>
+          <w:tcPr>
+            <w:tcW w:type="dxa" w:w="3120"/>
+            <w:tcBorders>
+              <w:top w:val="single" w:color="BFBFBF" w:sz="4"/>
+              <w:left w:val="single" w:color="BFBFBF" w:sz="4"/>
+              <w:bottom w:val="single" w:color="BFBFBF" w:sz="4"/>
+              <w:right w:val="single" w:color="BFBFBF" w:sz="4"/>
+            </w:tcBorders>
+            <w:shd w:fill="F2F2F2" w:val="clear"/>
+            <w:tcMar>
+              <w:top w:type="dxa" w:w="80"/>
+              <w:left w:type="dxa" w:w="120"/>
+              <w:bottom w:type="dxa" w:w="80"/>
+              <w:right w:type="dxa" w:w="120"/>
+            </w:tcMar>
+          </w:tcPr>
+          <w:p>
+            <w:pPr>
+              <w:spacing w:after="0"/>
+            </w:pPr>
+            <w:r>
+              <w:rPr>
+                <w:rFonts w:ascii="Calibri" w:cs="Calibri" w:eastAsia="Calibri" w:hAnsi="Calibri"/>
+                <w:b/>
+                <w:bCs/>
+                <w:color w:val="0A1940"/>
+                <w:sz w:val="20"/>
+                <w:szCs w:val="20"/>
+              </w:rPr>
+              <w:t xml:space="preserve">20cc2b7</w:t>
+            </w:r>
+          </w:p>
+        </w:tc>
+        <w:tc>
+          <w:tcPr>
+            <w:tcW w:type="dxa" w:w="6240"/>
+            <w:tcBorders>
+              <w:top w:val="single" w:color="BFBFBF" w:sz="4"/>
+              <w:left w:val="single" w:color="BFBFBF" w:sz="4"/>
+              <w:bottom w:val="single" w:color="BFBFBF" w:sz="4"/>
+              <w:right w:val="single" w:color="BFBFBF" w:sz="4"/>
+            </w:tcBorders>
+            <w:shd w:fill="FFFFFF" w:val="clear"/>
+            <w:tcMar>
+              <w:top w:type="dxa" w:w="80"/>
+              <w:left w:type="dxa" w:w="120"/>
+              <w:bottom w:type="dxa" w:w="80"/>
+              <w:right w:type="dxa" w:w="120"/>
+            </w:tcMar>
+          </w:tcPr>
+          <w:p>
+            <w:pPr>
+              <w:spacing w:after="0"/>
+            </w:pPr>
+            <w:r>
+              <w:rPr>
+                <w:rFonts w:ascii="Calibri" w:cs="Calibri" w:eastAsia="Calibri" w:hAnsi="Calibri"/>
+                <w:b w:val="false"/>
+                <w:bCs w:val="false"/>
+                <w:color w:val="000000"/>
+                <w:sz w:val="20"/>
+                <w:szCs w:val="20"/>
+              </w:rPr>
+              <w:t xml:space="preserve">Prazos Iniciais</w:t>
+            </w:r>
+          </w:p>
+        </w:tc>
+      </w:tr>
+      <w:tr>
+        <w:tc>
+          <w:tcPr>
+            <w:tcW w:type="dxa" w:w="3120"/>
+            <w:tcBorders>
+              <w:top w:val="single" w:color="BFBFBF" w:sz="4"/>
+              <w:left w:val="single" w:color="BFBFBF" w:sz="4"/>
+              <w:bottom w:val="single" w:color="BFBFBF" w:sz="4"/>
+              <w:right w:val="single" w:color="BFBFBF" w:sz="4"/>
+            </w:tcBorders>
+            <w:shd w:fill="F2F2F2" w:val="clear"/>
+            <w:tcMar>
+              <w:top w:type="dxa" w:w="80"/>
+              <w:left w:type="dxa" w:w="120"/>
+              <w:bottom w:type="dxa" w:w="80"/>
+              <w:right w:type="dxa" w:w="120"/>
+            </w:tcMar>
+          </w:tcPr>
+          <w:p>
+            <w:pPr>
+              <w:spacing w:after="0"/>
+            </w:pPr>
+            <w:r>
+              <w:rPr>
+                <w:rFonts w:ascii="Calibri" w:cs="Calibri" w:eastAsia="Calibri" w:hAnsi="Calibri"/>
+                <w:b/>
+                <w:bCs/>
+                <w:color w:val="0A1940"/>
+                <w:sz w:val="20"/>
+                <w:szCs w:val="20"/>
+              </w:rPr>
+              <w:t xml:space="preserve">ec889e5</w:t>
+            </w:r>
+          </w:p>
+        </w:tc>
+        <w:tc>
+          <w:tcPr>
+            <w:tcW w:type="dxa" w:w="6240"/>
+            <w:tcBorders>
+              <w:top w:val="single" w:color="BFBFBF" w:sz="4"/>
+              <w:left w:val="single" w:color="BFBFBF" w:sz="4"/>
+              <w:bottom w:val="single" w:color="BFBFBF" w:sz="4"/>
+              <w:right w:val="single" w:color="BFBFBF" w:sz="4"/>
+            </w:tcBorders>
+            <w:shd w:fill="FFFFFF" w:val="clear"/>
+            <w:tcMar>
+              <w:top w:type="dxa" w:w="80"/>
+              <w:left w:type="dxa" w:w="120"/>
+              <w:bottom w:type="dxa" w:w="80"/>
+              <w:right w:type="dxa" w:w="120"/>
+            </w:tcMar>
+          </w:tcPr>
+          <w:p>
+            <w:pPr>
+              <w:spacing w:after="0"/>
+            </w:pPr>
+            <w:r>
+              <w:rPr>
+                <w:rFonts w:ascii="Calibri" w:cs="Calibri" w:eastAsia="Calibri" w:hAnsi="Calibri"/>
+                <w:b w:val="false"/>
+                <w:bCs w:val="false"/>
+                <w:color w:val="000000"/>
+                <w:sz w:val="20"/>
+                <w:szCs w:val="20"/>
+              </w:rPr>
+              <w:t xml:space="preserve">Prazos Iniciais</w:t>
+            </w:r>
+          </w:p>
+        </w:tc>
+      </w:tr>
+      <w:tr>
+        <w:tc>
+          <w:tcPr>
+            <w:tcW w:type="dxa" w:w="3120"/>
+            <w:tcBorders>
+              <w:top w:val="single" w:color="BFBFBF" w:sz="4"/>
+              <w:left w:val="single" w:color="BFBFBF" w:sz="4"/>
+              <w:bottom w:val="single" w:color="BFBFBF" w:sz="4"/>
+              <w:right w:val="single" w:color="BFBFBF" w:sz="4"/>
+            </w:tcBorders>
+            <w:shd w:fill="F2F2F2" w:val="clear"/>
+            <w:tcMar>
+              <w:top w:type="dxa" w:w="80"/>
+              <w:left w:type="dxa" w:w="120"/>
+              <w:bottom w:type="dxa" w:w="80"/>
+              <w:right w:type="dxa" w:w="120"/>
+            </w:tcMar>
+          </w:tcPr>
+          <w:p>
+            <w:pPr>
+              <w:spacing w:after="0"/>
+            </w:pPr>
+            <w:r>
+              <w:rPr>
+                <w:rFonts w:ascii="Calibri" w:cs="Calibri" w:eastAsia="Calibri" w:hAnsi="Calibri"/>
+                <w:b/>
+                <w:bCs/>
+                <w:color w:val="0A1940"/>
+                <w:sz w:val="20"/>
+                <w:szCs w:val="20"/>
+              </w:rPr>
+              <w:t xml:space="preserve">fcd6dc1</w:t>
+            </w:r>
+          </w:p>
+        </w:tc>
+        <w:tc>
+          <w:tcPr>
+            <w:tcW w:type="dxa" w:w="6240"/>
+            <w:tcBorders>
+              <w:top w:val="single" w:color="BFBFBF" w:sz="4"/>
+              <w:left w:val="single" w:color="BFBFBF" w:sz="4"/>
+              <w:bottom w:val="single" w:color="BFBFBF" w:sz="4"/>
+              <w:right w:val="single" w:color="BFBFBF" w:sz="4"/>
+            </w:tcBorders>
+            <w:shd w:fill="FFFFFF" w:val="clear"/>
+            <w:tcMar>
+              <w:top w:type="dxa" w:w="80"/>
+              <w:left w:type="dxa" w:w="120"/>
+              <w:bottom w:type="dxa" w:w="80"/>
+              <w:right w:type="dxa" w:w="120"/>
+            </w:tcMar>
+          </w:tcPr>
+          <w:p>
+            <w:pPr>
+              <w:spacing w:after="0"/>
+            </w:pPr>
+            <w:r>
+              <w:rPr>
+                <w:rFonts w:ascii="Calibri" w:cs="Calibri" w:eastAsia="Calibri" w:hAnsi="Calibri"/>
+                <w:b w:val="false"/>
+                <w:bCs w:val="false"/>
+                <w:color w:val="000000"/>
+                <w:sz w:val="20"/>
+                <w:szCs w:val="20"/>
+              </w:rPr>
+              <w:t xml:space="preserve">Prazos Iniciais</w:t>
+            </w:r>
+          </w:p>
+        </w:tc>
+      </w:tr>
+      <w:tr>
+        <w:tc>
+          <w:tcPr>
+            <w:tcW w:type="dxa" w:w="3120"/>
+            <w:tcBorders>
+              <w:top w:val="single" w:color="BFBFBF" w:sz="4"/>
+              <w:left w:val="single" w:color="BFBFBF" w:sz="4"/>
+              <w:bottom w:val="single" w:color="BFBFBF" w:sz="4"/>
+              <w:right w:val="single" w:color="BFBFBF" w:sz="4"/>
+            </w:tcBorders>
+            <w:shd w:fill="F2F2F2" w:val="clear"/>
+            <w:tcMar>
+              <w:top w:type="dxa" w:w="80"/>
+              <w:left w:type="dxa" w:w="120"/>
+              <w:bottom w:type="dxa" w:w="80"/>
+              <w:right w:type="dxa" w:w="120"/>
+            </w:tcMar>
+          </w:tcPr>
+          <w:p>
+            <w:pPr>
+              <w:spacing w:after="0"/>
+            </w:pPr>
+            <w:r>
+              <w:rPr>
+                <w:rFonts w:ascii="Calibri" w:cs="Calibri" w:eastAsia="Calibri" w:hAnsi="Calibri"/>
+                <w:b/>
+                <w:bCs/>
+                <w:color w:val="0A1940"/>
+                <w:sz w:val="20"/>
+                <w:szCs w:val="20"/>
+              </w:rPr>
+              <w:t xml:space="preserve">a7a0ab7</w:t>
+            </w:r>
+          </w:p>
+        </w:tc>
+        <w:tc>
+          <w:tcPr>
+            <w:tcW w:type="dxa" w:w="6240"/>
+            <w:tcBorders>
+              <w:top w:val="single" w:color="BFBFBF" w:sz="4"/>
+              <w:left w:val="single" w:color="BFBFBF" w:sz="4"/>
+              <w:bottom w:val="single" w:color="BFBFBF" w:sz="4"/>
+              <w:right w:val="single" w:color="BFBFBF" w:sz="4"/>
+            </w:tcBorders>
+            <w:shd w:fill="FFFFFF" w:val="clear"/>
+            <w:tcMar>
+              <w:top w:type="dxa" w:w="80"/>
+              <w:left w:type="dxa" w:w="120"/>
+              <w:bottom w:type="dxa" w:w="80"/>
+              <w:right w:type="dxa" w:w="120"/>
+            </w:tcMar>
+          </w:tcPr>
+          <w:p>
+            <w:pPr>
+              <w:spacing w:after="0"/>
+            </w:pPr>
+            <w:r>
+              <w:rPr>
+                <w:rFonts w:ascii="Calibri" w:cs="Calibri" w:eastAsia="Calibri" w:hAnsi="Calibri"/>
+                <w:b w:val="false"/>
+                <w:bCs w:val="false"/>
+                <w:color w:val="000000"/>
+                <w:sz w:val="20"/>
+                <w:szCs w:val="20"/>
+              </w:rPr>
+              <w:t xml:space="preserve">Publicações / Duplicatas</w:t>
+            </w:r>
+          </w:p>
+        </w:tc>
+      </w:tr>
+      <w:tr>
+        <w:tc>
+          <w:tcPr>
+            <w:tcW w:type="dxa" w:w="3120"/>
+            <w:tcBorders>
+              <w:top w:val="single" w:color="BFBFBF" w:sz="4"/>
+              <w:left w:val="single" w:color="BFBFBF" w:sz="4"/>
+              <w:bottom w:val="single" w:color="BFBFBF" w:sz="4"/>
+              <w:right w:val="single" w:color="BFBFBF" w:sz="4"/>
+            </w:tcBorders>
+            <w:shd w:fill="F2F2F2" w:val="clear"/>
+            <w:tcMar>
+              <w:top w:type="dxa" w:w="80"/>
+              <w:left w:type="dxa" w:w="120"/>
+              <w:bottom w:type="dxa" w:w="80"/>
+              <w:right w:type="dxa" w:w="120"/>
+            </w:tcMar>
+          </w:tcPr>
+          <w:p>
+            <w:pPr>
+              <w:spacing w:after="0"/>
+            </w:pPr>
+            <w:r>
+              <w:rPr>
+                <w:rFonts w:ascii="Calibri" w:cs="Calibri" w:eastAsia="Calibri" w:hAnsi="Calibri"/>
+                <w:b/>
+                <w:bCs/>
+                <w:color w:val="0A1940"/>
+                <w:sz w:val="20"/>
+                <w:szCs w:val="20"/>
+              </w:rPr>
+              <w:t xml:space="preserve">7af0f5d</w:t>
+            </w:r>
+          </w:p>
+        </w:tc>
+        <w:tc>
+          <w:tcPr>
+            <w:tcW w:type="dxa" w:w="6240"/>
+            <w:tcBorders>
+              <w:top w:val="single" w:color="BFBFBF" w:sz="4"/>
+              <w:left w:val="single" w:color="BFBFBF" w:sz="4"/>
+              <w:bottom w:val="single" w:color="BFBFBF" w:sz="4"/>
+              <w:right w:val="single" w:color="BFBFBF" w:sz="4"/>
+            </w:tcBorders>
+            <w:shd w:fill="FFFFFF" w:val="clear"/>
+            <w:tcMar>
+              <w:top w:type="dxa" w:w="80"/>
+              <w:left w:type="dxa" w:w="120"/>
+              <w:bottom w:type="dxa" w:w="80"/>
+              <w:right w:type="dxa" w:w="120"/>
+            </w:tcMar>
+          </w:tcPr>
+          <w:p>
+            <w:pPr>
+              <w:spacing w:after="0"/>
+            </w:pPr>
+            <w:r>
+              <w:rPr>
+                <w:rFonts w:ascii="Calibri" w:cs="Calibri" w:eastAsia="Calibri" w:hAnsi="Calibri"/>
+                <w:b w:val="false"/>
+                <w:bCs w:val="false"/>
+                <w:color w:val="000000"/>
+                <w:sz w:val="20"/>
+                <w:szCs w:val="20"/>
+              </w:rPr>
+              <w:t xml:space="preserve">Publicações / Duplicatas</w:t>
+            </w:r>
+          </w:p>
+        </w:tc>
+      </w:tr>
+      <w:tr>
+        <w:tc>
+          <w:tcPr>
+            <w:tcW w:type="dxa" w:w="3120"/>
+            <w:tcBorders>
+              <w:top w:val="single" w:color="BFBFBF" w:sz="4"/>
+              <w:left w:val="single" w:color="BFBFBF" w:sz="4"/>
+              <w:bottom w:val="single" w:color="BFBFBF" w:sz="4"/>
+              <w:right w:val="single" w:color="BFBFBF" w:sz="4"/>
+            </w:tcBorders>
+            <w:shd w:fill="F2F2F2" w:val="clear"/>
+            <w:tcMar>
+              <w:top w:type="dxa" w:w="80"/>
+              <w:left w:type="dxa" w:w="120"/>
+              <w:bottom w:type="dxa" w:w="80"/>
+              <w:right w:type="dxa" w:w="120"/>
+            </w:tcMar>
+          </w:tcPr>
+          <w:p>
+            <w:pPr>
+              <w:spacing w:after="0"/>
+            </w:pPr>
+            <w:r>
+              <w:rPr>
+                <w:rFonts w:ascii="Calibri" w:cs="Calibri" w:eastAsia="Calibri" w:hAnsi="Calibri"/>
+                <w:b/>
+                <w:bCs/>
+                <w:color w:val="0A1940"/>
+                <w:sz w:val="20"/>
+                <w:szCs w:val="20"/>
+              </w:rPr>
+              <w:t xml:space="preserve">5224f79</w:t>
+            </w:r>
+          </w:p>
+        </w:tc>
+        <w:tc>
+          <w:tcPr>
+            <w:tcW w:type="dxa" w:w="6240"/>
+            <w:tcBorders>
+              <w:top w:val="single" w:color="BFBFBF" w:sz="4"/>
+              <w:left w:val="single" w:color="BFBFBF" w:sz="4"/>
+              <w:bottom w:val="single" w:color="BFBFBF" w:sz="4"/>
+              <w:right w:val="single" w:color="BFBFBF" w:sz="4"/>
+            </w:tcBorders>
+            <w:shd w:fill="FFFFFF" w:val="clear"/>
+            <w:tcMar>
+              <w:top w:type="dxa" w:w="80"/>
+              <w:left w:type="dxa" w:w="120"/>
+              <w:bottom w:type="dxa" w:w="80"/>
+              <w:right w:type="dxa" w:w="120"/>
+            </w:tcMar>
+          </w:tcPr>
+          <w:p>
+            <w:pPr>
+              <w:spacing w:after="0"/>
+            </w:pPr>
+            <w:r>
+              <w:rPr>
+                <w:rFonts w:ascii="Calibri" w:cs="Calibri" w:eastAsia="Calibri" w:hAnsi="Calibri"/>
+                <w:b w:val="false"/>
+                <w:bCs w:val="false"/>
+                <w:color w:val="000000"/>
+                <w:sz w:val="20"/>
+                <w:szCs w:val="20"/>
+              </w:rPr>
+              <w:t xml:space="preserve">Publicações / Duplicatas</w:t>
+            </w:r>
+          </w:p>
+        </w:tc>
+      </w:tr>
+      <w:tr>
+        <w:tc>
+          <w:tcPr>
+            <w:tcW w:type="dxa" w:w="3120"/>
+            <w:tcBorders>
+              <w:top w:val="single" w:color="BFBFBF" w:sz="4"/>
+              <w:left w:val="single" w:color="BFBFBF" w:sz="4"/>
+              <w:bottom w:val="single" w:color="BFBFBF" w:sz="4"/>
+              <w:right w:val="single" w:color="BFBFBF" w:sz="4"/>
+            </w:tcBorders>
+            <w:shd w:fill="F2F2F2" w:val="clear"/>
+            <w:tcMar>
+              <w:top w:type="dxa" w:w="80"/>
+              <w:left w:type="dxa" w:w="120"/>
+              <w:bottom w:type="dxa" w:w="80"/>
+              <w:right w:type="dxa" w:w="120"/>
+            </w:tcMar>
+          </w:tcPr>
+          <w:p>
+            <w:pPr>
+              <w:spacing w:after="0"/>
+            </w:pPr>
+            <w:r>
+              <w:rPr>
+                <w:rFonts w:ascii="Calibri" w:cs="Calibri" w:eastAsia="Calibri" w:hAnsi="Calibri"/>
+                <w:b/>
+                <w:bCs/>
+                <w:color w:val="0A1940"/>
+                <w:sz w:val="20"/>
+                <w:szCs w:val="20"/>
+              </w:rPr>
+              <w:t xml:space="preserve">3ce5336</w:t>
+            </w:r>
+          </w:p>
+        </w:tc>
+        <w:tc>
+          <w:tcPr>
+            <w:tcW w:type="dxa" w:w="6240"/>
+            <w:tcBorders>
+              <w:top w:val="single" w:color="BFBFBF" w:sz="4"/>
+              <w:left w:val="single" w:color="BFBFBF" w:sz="4"/>
+              <w:bottom w:val="single" w:color="BFBFBF" w:sz="4"/>
+              <w:right w:val="single" w:color="BFBFBF" w:sz="4"/>
+            </w:tcBorders>
+            <w:shd w:fill="FFFFFF" w:val="clear"/>
+            <w:tcMar>
+              <w:top w:type="dxa" w:w="80"/>
+              <w:left w:type="dxa" w:w="120"/>
+              <w:bottom w:type="dxa" w:w="80"/>
+              <w:right w:type="dxa" w:w="120"/>
+            </w:tcMar>
+          </w:tcPr>
+          <w:p>
+            <w:pPr>
+              <w:spacing w:after="0"/>
+            </w:pPr>
+            <w:r>
+              <w:rPr>
+                <w:rFonts w:ascii="Calibri" w:cs="Calibri" w:eastAsia="Calibri" w:hAnsi="Calibri"/>
+                <w:b w:val="false"/>
+                <w:bCs w:val="false"/>
+                <w:color w:val="000000"/>
+                <w:sz w:val="20"/>
+                <w:szCs w:val="20"/>
+              </w:rPr>
+              <w:t xml:space="preserve">Publicações / Legal One</w:t>
+            </w:r>
+          </w:p>
+        </w:tc>
+      </w:tr>
+      <w:tr>
+        <w:tc>
+          <w:tcPr>
+            <w:tcW w:type="dxa" w:w="3120"/>
+            <w:tcBorders>
+              <w:top w:val="single" w:color="BFBFBF" w:sz="4"/>
+              <w:left w:val="single" w:color="BFBFBF" w:sz="4"/>
+              <w:bottom w:val="single" w:color="BFBFBF" w:sz="4"/>
+              <w:right w:val="single" w:color="BFBFBF" w:sz="4"/>
+            </w:tcBorders>
+            <w:shd w:fill="F2F2F2" w:val="clear"/>
+            <w:tcMar>
+              <w:top w:type="dxa" w:w="80"/>
+              <w:left w:type="dxa" w:w="120"/>
+              <w:bottom w:type="dxa" w:w="80"/>
+              <w:right w:type="dxa" w:w="120"/>
+            </w:tcMar>
+          </w:tcPr>
+          <w:p>
+            <w:pPr>
+              <w:spacing w:after="0"/>
+            </w:pPr>
+            <w:r>
+              <w:rPr>
+                <w:rFonts w:ascii="Calibri" w:cs="Calibri" w:eastAsia="Calibri" w:hAnsi="Calibri"/>
+                <w:b/>
+                <w:bCs/>
+                <w:color w:val="0A1940"/>
+                <w:sz w:val="20"/>
+                <w:szCs w:val="20"/>
+              </w:rPr>
+              <w:t xml:space="preserve">83b169a</w:t>
+            </w:r>
+          </w:p>
+        </w:tc>
+        <w:tc>
+          <w:tcPr>
+            <w:tcW w:type="dxa" w:w="6240"/>
+            <w:tcBorders>
+              <w:top w:val="single" w:color="BFBFBF" w:sz="4"/>
+              <w:left w:val="single" w:color="BFBFBF" w:sz="4"/>
+              <w:bottom w:val="single" w:color="BFBFBF" w:sz="4"/>
+              <w:right w:val="single" w:color="BFBFBF" w:sz="4"/>
+            </w:tcBorders>
+            <w:shd w:fill="FFFFFF" w:val="clear"/>
+            <w:tcMar>
+              <w:top w:type="dxa" w:w="80"/>
+              <w:left w:type="dxa" w:w="120"/>
+              <w:bottom w:type="dxa" w:w="80"/>
+              <w:right w:type="dxa" w:w="120"/>
+            </w:tcMar>
+          </w:tcPr>
+          <w:p>
+            <w:pPr>
+              <w:spacing w:after="0"/>
+            </w:pPr>
+            <w:r>
+              <w:rPr>
+                <w:rFonts w:ascii="Calibri" w:cs="Calibri" w:eastAsia="Calibri" w:hAnsi="Calibri"/>
+                <w:b w:val="false"/>
+                <w:bCs w:val="false"/>
+                <w:color w:val="000000"/>
+                <w:sz w:val="20"/>
+                <w:szCs w:val="20"/>
+              </w:rPr>
+              <w:t xml:space="preserve">Publicações / UX</w:t>
+            </w:r>
+          </w:p>
+        </w:tc>
+      </w:tr>
+      <w:tr>
+        <w:tc>
+          <w:tcPr>
+            <w:tcW w:type="dxa" w:w="3120"/>
+            <w:tcBorders>
+              <w:top w:val="single" w:color="BFBFBF" w:sz="4"/>
+              <w:left w:val="single" w:color="BFBFBF" w:sz="4"/>
+              <w:bottom w:val="single" w:color="BFBFBF" w:sz="4"/>
+              <w:right w:val="single" w:color="BFBFBF" w:sz="4"/>
+            </w:tcBorders>
+            <w:shd w:fill="F2F2F2" w:val="clear"/>
+            <w:tcMar>
+              <w:top w:type="dxa" w:w="80"/>
+              <w:left w:type="dxa" w:w="120"/>
+              <w:bottom w:type="dxa" w:w="80"/>
+              <w:right w:type="dxa" w:w="120"/>
+            </w:tcMar>
+          </w:tcPr>
+          <w:p>
+            <w:pPr>
+              <w:spacing w:after="0"/>
+            </w:pPr>
+            <w:r>
+              <w:rPr>
+                <w:rFonts w:ascii="Calibri" w:cs="Calibri" w:eastAsia="Calibri" w:hAnsi="Calibri"/>
+                <w:b/>
+                <w:bCs/>
+                <w:color w:val="0A1940"/>
+                <w:sz w:val="20"/>
+                <w:szCs w:val="20"/>
+              </w:rPr>
+              <w:t xml:space="preserve">d897b3b</w:t>
+            </w:r>
+          </w:p>
+        </w:tc>
+        <w:tc>
+          <w:tcPr>
+            <w:tcW w:type="dxa" w:w="6240"/>
+            <w:tcBorders>
+              <w:top w:val="single" w:color="BFBFBF" w:sz="4"/>
+              <w:left w:val="single" w:color="BFBFBF" w:sz="4"/>
+              <w:bottom w:val="single" w:color="BFBFBF" w:sz="4"/>
+              <w:right w:val="single" w:color="BFBFBF" w:sz="4"/>
+            </w:tcBorders>
+            <w:shd w:fill="FFFFFF" w:val="clear"/>
+            <w:tcMar>
+              <w:top w:type="dxa" w:w="80"/>
+              <w:left w:type="dxa" w:w="120"/>
+              <w:bottom w:type="dxa" w:w="80"/>
+              <w:right w:type="dxa" w:w="120"/>
+            </w:tcMar>
+          </w:tcPr>
+          <w:p>
+            <w:pPr>
+              <w:spacing w:after="0"/>
+            </w:pPr>
+            <w:r>
+              <w:rPr>
+                <w:rFonts w:ascii="Calibri" w:cs="Calibri" w:eastAsia="Calibri" w:hAnsi="Calibri"/>
+                <w:b w:val="false"/>
+                <w:bCs w:val="false"/>
+                <w:color w:val="000000"/>
+                <w:sz w:val="20"/>
+                <w:szCs w:val="20"/>
+              </w:rPr>
+              <w:t xml:space="preserve">Publicações / Legal One</w:t>
+            </w:r>
+          </w:p>
+        </w:tc>
+      </w:tr>
+      <w:tr>
+        <w:tc>
+          <w:tcPr>
+            <w:tcW w:type="dxa" w:w="3120"/>
+            <w:tcBorders>
+              <w:top w:val="single" w:color="BFBFBF" w:sz="4"/>
+              <w:left w:val="single" w:color="BFBFBF" w:sz="4"/>
+              <w:bottom w:val="single" w:color="BFBFBF" w:sz="4"/>
+              <w:right w:val="single" w:color="BFBFBF" w:sz="4"/>
+            </w:tcBorders>
+            <w:shd w:fill="F2F2F2" w:val="clear"/>
+            <w:tcMar>
+              <w:top w:type="dxa" w:w="80"/>
+              <w:left w:type="dxa" w:w="120"/>
+              <w:bottom w:type="dxa" w:w="80"/>
+              <w:right w:type="dxa" w:w="120"/>
+            </w:tcMar>
+          </w:tcPr>
+          <w:p>
+            <w:pPr>
+              <w:spacing w:after="0"/>
+            </w:pPr>
+            <w:r>
+              <w:rPr>
+                <w:rFonts w:ascii="Calibri" w:cs="Calibri" w:eastAsia="Calibri" w:hAnsi="Calibri"/>
+                <w:b/>
+                <w:bCs/>
+                <w:color w:val="0A1940"/>
+                <w:sz w:val="20"/>
+                <w:szCs w:val="20"/>
+              </w:rPr>
+              <w:t xml:space="preserve">5a5e9f4</w:t>
+            </w:r>
+          </w:p>
+        </w:tc>
+        <w:tc>
+          <w:tcPr>
+            <w:tcW w:type="dxa" w:w="6240"/>
+            <w:tcBorders>
+              <w:top w:val="single" w:color="BFBFBF" w:sz="4"/>
+              <w:left w:val="single" w:color="BFBFBF" w:sz="4"/>
+              <w:bottom w:val="single" w:color="BFBFBF" w:sz="4"/>
+              <w:right w:val="single" w:color="BFBFBF" w:sz="4"/>
+            </w:tcBorders>
+            <w:shd w:fill="FFFFFF" w:val="clear"/>
+            <w:tcMar>
+              <w:top w:type="dxa" w:w="80"/>
+              <w:left w:type="dxa" w:w="120"/>
+              <w:bottom w:type="dxa" w:w="80"/>
+              <w:right w:type="dxa" w:w="120"/>
+            </w:tcMar>
+          </w:tcPr>
+          <w:p>
+            <w:pPr>
+              <w:spacing w:after="0"/>
+            </w:pPr>
+            <w:r>
+              <w:rPr>
+                <w:rFonts w:ascii="Calibri" w:cs="Calibri" w:eastAsia="Calibri" w:hAnsi="Calibri"/>
+                <w:b w:val="false"/>
+                <w:bCs w:val="false"/>
+                <w:color w:val="000000"/>
+                <w:sz w:val="20"/>
+                <w:szCs w:val="20"/>
+              </w:rPr>
+              <w:t xml:space="preserve">Publicações / UX</w:t>
+            </w:r>
+          </w:p>
+        </w:tc>
+      </w:tr>
+      <w:tr>
+        <w:tc>
+          <w:tcPr>
+            <w:tcW w:type="dxa" w:w="3120"/>
+            <w:tcBorders>
+              <w:top w:val="single" w:color="BFBFBF" w:sz="4"/>
+              <w:left w:val="single" w:color="BFBFBF" w:sz="4"/>
+              <w:bottom w:val="single" w:color="BFBFBF" w:sz="4"/>
+              <w:right w:val="single" w:color="BFBFBF" w:sz="4"/>
+            </w:tcBorders>
+            <w:shd w:fill="F2F2F2" w:val="clear"/>
+            <w:tcMar>
+              <w:top w:type="dxa" w:w="80"/>
+              <w:left w:type="dxa" w:w="120"/>
+              <w:bottom w:type="dxa" w:w="80"/>
+              <w:right w:type="dxa" w:w="120"/>
+            </w:tcMar>
+          </w:tcPr>
+          <w:p>
+            <w:pPr>
+              <w:spacing w:after="0"/>
+            </w:pPr>
+            <w:r>
+              <w:rPr>
+                <w:rFonts w:ascii="Calibri" w:cs="Calibri" w:eastAsia="Calibri" w:hAnsi="Calibri"/>
+                <w:b/>
+                <w:bCs/>
+                <w:color w:val="0A1940"/>
+                <w:sz w:val="20"/>
+                <w:szCs w:val="20"/>
+              </w:rPr>
+              <w:t xml:space="preserve">1769ccf</w:t>
+            </w:r>
+          </w:p>
+        </w:tc>
+        <w:tc>
+          <w:tcPr>
+            <w:tcW w:type="dxa" w:w="6240"/>
+            <w:tcBorders>
+              <w:top w:val="single" w:color="BFBFBF" w:sz="4"/>
+              <w:left w:val="single" w:color="BFBFBF" w:sz="4"/>
+              <w:bottom w:val="single" w:color="BFBFBF" w:sz="4"/>
+              <w:right w:val="single" w:color="BFBFBF" w:sz="4"/>
+            </w:tcBorders>
+            <w:shd w:fill="FFFFFF" w:val="clear"/>
+            <w:tcMar>
+              <w:top w:type="dxa" w:w="80"/>
+              <w:left w:type="dxa" w:w="120"/>
+              <w:bottom w:type="dxa" w:w="80"/>
+              <w:right w:type="dxa" w:w="120"/>
+            </w:tcMar>
+          </w:tcPr>
+          <w:p>
+            <w:pPr>
+              <w:spacing w:after="0"/>
+            </w:pPr>
+            <w:r>
+              <w:rPr>
+                <w:rFonts w:ascii="Calibri" w:cs="Calibri" w:eastAsia="Calibri" w:hAnsi="Calibri"/>
+                <w:b w:val="false"/>
+                <w:bCs w:val="false"/>
+                <w:color w:val="000000"/>
+                <w:sz w:val="20"/>
+                <w:szCs w:val="20"/>
+              </w:rPr>
+              <w:t xml:space="preserve">Publicações / Legal One</w:t>
+            </w:r>
+          </w:p>
+        </w:tc>
+      </w:tr>
+      <w:tr>
+        <w:tc>
+          <w:tcPr>
+            <w:tcW w:type="dxa" w:w="3120"/>
+            <w:tcBorders>
+              <w:top w:val="single" w:color="BFBFBF" w:sz="4"/>
+              <w:left w:val="single" w:color="BFBFBF" w:sz="4"/>
+              <w:bottom w:val="single" w:color="BFBFBF" w:sz="4"/>
+              <w:right w:val="single" w:color="BFBFBF" w:sz="4"/>
+            </w:tcBorders>
+            <w:shd w:fill="F2F2F2" w:val="clear"/>
+            <w:tcMar>
+              <w:top w:type="dxa" w:w="80"/>
+              <w:left w:type="dxa" w:w="120"/>
+              <w:bottom w:type="dxa" w:w="80"/>
+              <w:right w:type="dxa" w:w="120"/>
+            </w:tcMar>
+          </w:tcPr>
+          <w:p>
+            <w:pPr>
+              <w:spacing w:after="0"/>
+            </w:pPr>
+            <w:r>
+              <w:rPr>
+                <w:rFonts w:ascii="Calibri" w:cs="Calibri" w:eastAsia="Calibri" w:hAnsi="Calibri"/>
+                <w:b/>
+                <w:bCs/>
+                <w:color w:val="0A1940"/>
+                <w:sz w:val="20"/>
+                <w:szCs w:val="20"/>
+              </w:rPr>
+              <w:t xml:space="preserve">10e449a</w:t>
+            </w:r>
+          </w:p>
+        </w:tc>
+        <w:tc>
+          <w:tcPr>
+            <w:tcW w:type="dxa" w:w="6240"/>
+            <w:tcBorders>
+              <w:top w:val="single" w:color="BFBFBF" w:sz="4"/>
+              <w:left w:val="single" w:color="BFBFBF" w:sz="4"/>
+              <w:bottom w:val="single" w:color="BFBFBF" w:sz="4"/>
+              <w:right w:val="single" w:color="BFBFBF" w:sz="4"/>
+            </w:tcBorders>
+            <w:shd w:fill="FFFFFF" w:val="clear"/>
+            <w:tcMar>
+              <w:top w:type="dxa" w:w="80"/>
+              <w:left w:type="dxa" w:w="120"/>
+              <w:bottom w:type="dxa" w:w="80"/>
+              <w:right w:type="dxa" w:w="120"/>
+            </w:tcMar>
+          </w:tcPr>
+          <w:p>
+            <w:pPr>
+              <w:spacing w:after="0"/>
+            </w:pPr>
+            <w:r>
+              <w:rPr>
+                <w:rFonts w:ascii="Calibri" w:cs="Calibri" w:eastAsia="Calibri" w:hAnsi="Calibri"/>
+                <w:b w:val="false"/>
+                <w:bCs w:val="false"/>
+                <w:color w:val="000000"/>
+                <w:sz w:val="20"/>
+                <w:szCs w:val="20"/>
+              </w:rPr>
+              <w:t xml:space="preserve">Publicações / UX</w:t>
+            </w:r>
+          </w:p>
+        </w:tc>
+      </w:tr>
+      <w:tr>
+        <w:tc>
+          <w:tcPr>
+            <w:tcW w:type="dxa" w:w="3120"/>
+            <w:tcBorders>
+              <w:top w:val="single" w:color="BFBFBF" w:sz="4"/>
+              <w:left w:val="single" w:color="BFBFBF" w:sz="4"/>
+              <w:bottom w:val="single" w:color="BFBFBF" w:sz="4"/>
+              <w:right w:val="single" w:color="BFBFBF" w:sz="4"/>
+            </w:tcBorders>
+            <w:shd w:fill="F2F2F2" w:val="clear"/>
+            <w:tcMar>
+              <w:top w:type="dxa" w:w="80"/>
+              <w:left w:type="dxa" w:w="120"/>
+              <w:bottom w:type="dxa" w:w="80"/>
+              <w:right w:type="dxa" w:w="120"/>
+            </w:tcMar>
+          </w:tcPr>
+          <w:p>
+            <w:pPr>
+              <w:spacing w:after="0"/>
+            </w:pPr>
+            <w:r>
+              <w:rPr>
+                <w:rFonts w:ascii="Calibri" w:cs="Calibri" w:eastAsia="Calibri" w:hAnsi="Calibri"/>
+                <w:b/>
+                <w:bCs/>
+                <w:color w:val="0A1940"/>
+                <w:sz w:val="20"/>
+                <w:szCs w:val="20"/>
+              </w:rPr>
+              <w:t xml:space="preserve">4f8a6c4</w:t>
+            </w:r>
+          </w:p>
+        </w:tc>
+        <w:tc>
+          <w:tcPr>
+            <w:tcW w:type="dxa" w:w="6240"/>
+            <w:tcBorders>
+              <w:top w:val="single" w:color="BFBFBF" w:sz="4"/>
+              <w:left w:val="single" w:color="BFBFBF" w:sz="4"/>
+              <w:bottom w:val="single" w:color="BFBFBF" w:sz="4"/>
+              <w:right w:val="single" w:color="BFBFBF" w:sz="4"/>
+            </w:tcBorders>
+            <w:shd w:fill="FFFFFF" w:val="clear"/>
+            <w:tcMar>
+              <w:top w:type="dxa" w:w="80"/>
+              <w:left w:type="dxa" w:w="120"/>
+              <w:bottom w:type="dxa" w:w="80"/>
+              <w:right w:type="dxa" w:w="120"/>
+            </w:tcMar>
+          </w:tcPr>
+          <w:p>
+            <w:pPr>
+              <w:spacing w:after="0"/>
+            </w:pPr>
+            <w:r>
+              <w:rPr>
+                <w:rFonts w:ascii="Calibri" w:cs="Calibri" w:eastAsia="Calibri" w:hAnsi="Calibri"/>
+                <w:b w:val="false"/>
+                <w:bCs w:val="false"/>
+                <w:color w:val="000000"/>
+                <w:sz w:val="20"/>
+                <w:szCs w:val="20"/>
+              </w:rPr>
+              <w:t xml:space="preserve">Publicações / UX</w:t>
+            </w:r>
+          </w:p>
+        </w:tc>
+      </w:tr>
+      <w:tr>
+        <w:tc>
+          <w:tcPr>
+            <w:tcW w:type="dxa" w:w="3120"/>
+            <w:tcBorders>
+              <w:top w:val="single" w:color="BFBFBF" w:sz="4"/>
+              <w:left w:val="single" w:color="BFBFBF" w:sz="4"/>
+              <w:bottom w:val="single" w:color="BFBFBF" w:sz="4"/>
+              <w:right w:val="single" w:color="BFBFBF" w:sz="4"/>
+            </w:tcBorders>
+            <w:shd w:fill="F2F2F2" w:val="clear"/>
+            <w:tcMar>
+              <w:top w:type="dxa" w:w="80"/>
+              <w:left w:type="dxa" w:w="120"/>
+              <w:bottom w:type="dxa" w:w="80"/>
+              <w:right w:type="dxa" w:w="120"/>
+            </w:tcMar>
+          </w:tcPr>
+          <w:p>
+            <w:pPr>
+              <w:spacing w:after="0"/>
+            </w:pPr>
+            <w:r>
+              <w:rPr>
+                <w:rFonts w:ascii="Calibri" w:cs="Calibri" w:eastAsia="Calibri" w:hAnsi="Calibri"/>
+                <w:b/>
+                <w:bCs/>
+                <w:color w:val="0A1940"/>
+                <w:sz w:val="20"/>
+                <w:szCs w:val="20"/>
+              </w:rPr>
+              <w:t xml:space="preserve">4e814c2</w:t>
+            </w:r>
+          </w:p>
+        </w:tc>
+        <w:tc>
+          <w:tcPr>
+            <w:tcW w:type="dxa" w:w="6240"/>
+            <w:tcBorders>
+              <w:top w:val="single" w:color="BFBFBF" w:sz="4"/>
+              <w:left w:val="single" w:color="BFBFBF" w:sz="4"/>
+              <w:bottom w:val="single" w:color="BFBFBF" w:sz="4"/>
+              <w:right w:val="single" w:color="BFBFBF" w:sz="4"/>
+            </w:tcBorders>
+            <w:shd w:fill="FFFFFF" w:val="clear"/>
+            <w:tcMar>
+              <w:top w:type="dxa" w:w="80"/>
+              <w:left w:type="dxa" w:w="120"/>
+              <w:bottom w:type="dxa" w:w="80"/>
+              <w:right w:type="dxa" w:w="120"/>
+            </w:tcMar>
+          </w:tcPr>
+          <w:p>
+            <w:pPr>
+              <w:spacing w:after="0"/>
+            </w:pPr>
+            <w:r>
+              <w:rPr>
+                <w:rFonts w:ascii="Calibri" w:cs="Calibri" w:eastAsia="Calibri" w:hAnsi="Calibri"/>
+                <w:b w:val="false"/>
+                <w:bCs w:val="false"/>
+                <w:color w:val="000000"/>
+                <w:sz w:val="20"/>
+                <w:szCs w:val="20"/>
+              </w:rPr>
+              <w:t xml:space="preserve">Publicações / Filtros</w:t>
+            </w:r>
+          </w:p>
+        </w:tc>
+      </w:tr>
+      <w:tr>
+        <w:tc>
+          <w:tcPr>
+            <w:tcW w:type="dxa" w:w="3120"/>
+            <w:tcBorders>
+              <w:top w:val="single" w:color="BFBFBF" w:sz="4"/>
+              <w:left w:val="single" w:color="BFBFBF" w:sz="4"/>
+              <w:bottom w:val="single" w:color="BFBFBF" w:sz="4"/>
+              <w:right w:val="single" w:color="BFBFBF" w:sz="4"/>
+            </w:tcBorders>
+            <w:shd w:fill="F2F2F2" w:val="clear"/>
+            <w:tcMar>
+              <w:top w:type="dxa" w:w="80"/>
+              <w:left w:type="dxa" w:w="120"/>
+              <w:bottom w:type="dxa" w:w="80"/>
+              <w:right w:type="dxa" w:w="120"/>
+            </w:tcMar>
+          </w:tcPr>
+          <w:p>
+            <w:pPr>
+              <w:spacing w:after="0"/>
+            </w:pPr>
+            <w:r>
+              <w:rPr>
+                <w:rFonts w:ascii="Calibri" w:cs="Calibri" w:eastAsia="Calibri" w:hAnsi="Calibri"/>
+                <w:b/>
+                <w:bCs/>
+                <w:color w:val="0A1940"/>
+                <w:sz w:val="20"/>
+                <w:szCs w:val="20"/>
+              </w:rPr>
+              <w:t xml:space="preserve">65193d5</w:t>
+            </w:r>
+          </w:p>
+        </w:tc>
+        <w:tc>
+          <w:tcPr>
+            <w:tcW w:type="dxa" w:w="6240"/>
+            <w:tcBorders>
+              <w:top w:val="single" w:color="BFBFBF" w:sz="4"/>
+              <w:left w:val="single" w:color="BFBFBF" w:sz="4"/>
+              <w:bottom w:val="single" w:color="BFBFBF" w:sz="4"/>
+              <w:right w:val="single" w:color="BFBFBF" w:sz="4"/>
+            </w:tcBorders>
+            <w:shd w:fill="FFFFFF" w:val="clear"/>
+            <w:tcMar>
+              <w:top w:type="dxa" w:w="80"/>
+              <w:left w:type="dxa" w:w="120"/>
+              <w:bottom w:type="dxa" w:w="80"/>
+              <w:right w:type="dxa" w:w="120"/>
+            </w:tcMar>
+          </w:tcPr>
+          <w:p>
+            <w:pPr>
+              <w:spacing w:after="0"/>
+            </w:pPr>
+            <w:r>
+              <w:rPr>
+                <w:rFonts w:ascii="Calibri" w:cs="Calibri" w:eastAsia="Calibri" w:hAnsi="Calibri"/>
+                <w:b w:val="false"/>
+                <w:bCs w:val="false"/>
+                <w:color w:val="000000"/>
+                <w:sz w:val="20"/>
+                <w:szCs w:val="20"/>
+              </w:rPr>
+              <w:t xml:space="preserve">Publicações / Filtros</w:t>
+            </w:r>
+          </w:p>
+        </w:tc>
+      </w:tr>
+      <w:tr>
+        <w:tc>
+          <w:tcPr>
+            <w:tcW w:type="dxa" w:w="3120"/>
+            <w:tcBorders>
+              <w:top w:val="single" w:color="BFBFBF" w:sz="4"/>
+              <w:left w:val="single" w:color="BFBFBF" w:sz="4"/>
+              <w:bottom w:val="single" w:color="BFBFBF" w:sz="4"/>
+              <w:right w:val="single" w:color="BFBFBF" w:sz="4"/>
+            </w:tcBorders>
+            <w:shd w:fill="F2F2F2" w:val="clear"/>
+            <w:tcMar>
+              <w:top w:type="dxa" w:w="80"/>
+              <w:left w:type="dxa" w:w="120"/>
+              <w:bottom w:type="dxa" w:w="80"/>
+              <w:right w:type="dxa" w:w="120"/>
+            </w:tcMar>
+          </w:tcPr>
+          <w:p>
+            <w:pPr>
+              <w:spacing w:after="0"/>
+            </w:pPr>
+            <w:r>
+              <w:rPr>
+                <w:rFonts w:ascii="Calibri" w:cs="Calibri" w:eastAsia="Calibri" w:hAnsi="Calibri"/>
+                <w:b/>
+                <w:bCs/>
+                <w:color w:val="0A1940"/>
+                <w:sz w:val="20"/>
+                <w:szCs w:val="20"/>
+              </w:rPr>
+              <w:t xml:space="preserve">424fb59</w:t>
+            </w:r>
+          </w:p>
+        </w:tc>
+        <w:tc>
+          <w:tcPr>
+            <w:tcW w:type="dxa" w:w="6240"/>
+            <w:tcBorders>
+              <w:top w:val="single" w:color="BFBFBF" w:sz="4"/>
+              <w:left w:val="single" w:color="BFBFBF" w:sz="4"/>
+              <w:bottom w:val="single" w:color="BFBFBF" w:sz="4"/>
+              <w:right w:val="single" w:color="BFBFBF" w:sz="4"/>
+            </w:tcBorders>
+            <w:shd w:fill="FFFFFF" w:val="clear"/>
+            <w:tcMar>
+              <w:top w:type="dxa" w:w="80"/>
+              <w:left w:type="dxa" w:w="120"/>
+              <w:bottom w:type="dxa" w:w="80"/>
+              <w:right w:type="dxa" w:w="120"/>
+            </w:tcMar>
+          </w:tcPr>
+          <w:p>
+            <w:pPr>
+              <w:spacing w:after="0"/>
+            </w:pPr>
+            <w:r>
+              <w:rPr>
+                <w:rFonts w:ascii="Calibri" w:cs="Calibri" w:eastAsia="Calibri" w:hAnsi="Calibri"/>
+                <w:b w:val="false"/>
+                <w:bCs w:val="false"/>
+                <w:color w:val="000000"/>
+                <w:sz w:val="20"/>
+                <w:szCs w:val="20"/>
+              </w:rPr>
+              <w:t xml:space="preserve">Publicações / Busca</w:t>
+            </w:r>
+          </w:p>
+        </w:tc>
+      </w:tr>
+      <w:tr>
+        <w:tc>
+          <w:tcPr>
+            <w:tcW w:type="dxa" w:w="3120"/>
+            <w:tcBorders>
+              <w:top w:val="single" w:color="BFBFBF" w:sz="4"/>
+              <w:left w:val="single" w:color="BFBFBF" w:sz="4"/>
+              <w:bottom w:val="single" w:color="BFBFBF" w:sz="4"/>
+              <w:right w:val="single" w:color="BFBFBF" w:sz="4"/>
+            </w:tcBorders>
+            <w:shd w:fill="F2F2F2" w:val="clear"/>
+            <w:tcMar>
+              <w:top w:type="dxa" w:w="80"/>
+              <w:left w:type="dxa" w:w="120"/>
+              <w:bottom w:type="dxa" w:w="80"/>
+              <w:right w:type="dxa" w:w="120"/>
+            </w:tcMar>
+          </w:tcPr>
+          <w:p>
+            <w:pPr>
+              <w:spacing w:after="0"/>
+            </w:pPr>
+            <w:r>
+              <w:rPr>
+                <w:rFonts w:ascii="Calibri" w:cs="Calibri" w:eastAsia="Calibri" w:hAnsi="Calibri"/>
+                <w:b/>
+                <w:bCs/>
+                <w:color w:val="0A1940"/>
+                <w:sz w:val="20"/>
+                <w:szCs w:val="20"/>
+              </w:rPr>
+              <w:t xml:space="preserve">96480a4</w:t>
+            </w:r>
+          </w:p>
+        </w:tc>
+        <w:tc>
+          <w:tcPr>
+            <w:tcW w:type="dxa" w:w="6240"/>
+            <w:tcBorders>
+              <w:top w:val="single" w:color="BFBFBF" w:sz="4"/>
+              <w:left w:val="single" w:color="BFBFBF" w:sz="4"/>
+              <w:bottom w:val="single" w:color="BFBFBF" w:sz="4"/>
+              <w:right w:val="single" w:color="BFBFBF" w:sz="4"/>
+            </w:tcBorders>
+            <w:shd w:fill="FFFFFF" w:val="clear"/>
+            <w:tcMar>
+              <w:top w:type="dxa" w:w="80"/>
+              <w:left w:type="dxa" w:w="120"/>
+              <w:bottom w:type="dxa" w:w="80"/>
+              <w:right w:type="dxa" w:w="120"/>
+            </w:tcMar>
+          </w:tcPr>
+          <w:p>
+            <w:pPr>
+              <w:spacing w:after="0"/>
+            </w:pPr>
+            <w:r>
+              <w:rPr>
+                <w:rFonts w:ascii="Calibri" w:cs="Calibri" w:eastAsia="Calibri" w:hAnsi="Calibri"/>
+                <w:b w:val="false"/>
+                <w:bCs w:val="false"/>
+                <w:color w:val="000000"/>
+                <w:sz w:val="20"/>
+                <w:szCs w:val="20"/>
+              </w:rPr>
+              <w:t xml:space="preserve">Publicações / Busca</w:t>
+            </w:r>
+          </w:p>
+        </w:tc>
+      </w:tr>
+      <w:tr>
+        <w:tc>
+          <w:tcPr>
+            <w:tcW w:type="dxa" w:w="3120"/>
+            <w:tcBorders>
+              <w:top w:val="single" w:color="BFBFBF" w:sz="4"/>
+              <w:left w:val="single" w:color="BFBFBF" w:sz="4"/>
+              <w:bottom w:val="single" w:color="BFBFBF" w:sz="4"/>
+              <w:right w:val="single" w:color="BFBFBF" w:sz="4"/>
+            </w:tcBorders>
+            <w:shd w:fill="F2F2F2" w:val="clear"/>
+            <w:tcMar>
+              <w:top w:type="dxa" w:w="80"/>
+              <w:left w:type="dxa" w:w="120"/>
+              <w:bottom w:type="dxa" w:w="80"/>
+              <w:right w:type="dxa" w:w="120"/>
+            </w:tcMar>
+          </w:tcPr>
+          <w:p>
+            <w:pPr>
+              <w:spacing w:after="0"/>
+            </w:pPr>
+            <w:r>
+              <w:rPr>
+                <w:rFonts w:ascii="Calibri" w:cs="Calibri" w:eastAsia="Calibri" w:hAnsi="Calibri"/>
+                <w:b/>
+                <w:bCs/>
+                <w:color w:val="0A1940"/>
+                <w:sz w:val="20"/>
+                <w:szCs w:val="20"/>
+              </w:rPr>
+              <w:t xml:space="preserve">0cb587b</w:t>
+            </w:r>
+          </w:p>
+        </w:tc>
+        <w:tc>
+          <w:tcPr>
+            <w:tcW w:type="dxa" w:w="6240"/>
+            <w:tcBorders>
+              <w:top w:val="single" w:color="BFBFBF" w:sz="4"/>
+              <w:left w:val="single" w:color="BFBFBF" w:sz="4"/>
+              <w:bottom w:val="single" w:color="BFBFBF" w:sz="4"/>
+              <w:right w:val="single" w:color="BFBFBF" w:sz="4"/>
+            </w:tcBorders>
+            <w:shd w:fill="FFFFFF" w:val="clear"/>
+            <w:tcMar>
+              <w:top w:type="dxa" w:w="80"/>
+              <w:left w:type="dxa" w:w="120"/>
+              <w:bottom w:type="dxa" w:w="80"/>
+              <w:right w:type="dxa" w:w="120"/>
+            </w:tcMar>
+          </w:tcPr>
+          <w:p>
+            <w:pPr>
+              <w:spacing w:after="0"/>
+            </w:pPr>
+            <w:r>
+              <w:rPr>
+                <w:rFonts w:ascii="Calibri" w:cs="Calibri" w:eastAsia="Calibri" w:hAnsi="Calibri"/>
+                <w:b w:val="false"/>
+                <w:bCs w:val="false"/>
+                <w:color w:val="000000"/>
+                <w:sz w:val="20"/>
+                <w:szCs w:val="20"/>
+              </w:rPr>
+              <w:t xml:space="preserve">Publicações / Dashboard</w:t>
+            </w:r>
+          </w:p>
+        </w:tc>
+      </w:tr>
+      <w:tr>
+        <w:tc>
+          <w:tcPr>
+            <w:tcW w:type="dxa" w:w="3120"/>
+            <w:tcBorders>
+              <w:top w:val="single" w:color="BFBFBF" w:sz="4"/>
+              <w:left w:val="single" w:color="BFBFBF" w:sz="4"/>
+              <w:bottom w:val="single" w:color="BFBFBF" w:sz="4"/>
+              <w:right w:val="single" w:color="BFBFBF" w:sz="4"/>
+            </w:tcBorders>
+            <w:shd w:fill="F2F2F2" w:val="clear"/>
+            <w:tcMar>
+              <w:top w:type="dxa" w:w="80"/>
+              <w:left w:type="dxa" w:w="120"/>
+              <w:bottom w:type="dxa" w:w="80"/>
+              <w:right w:type="dxa" w:w="120"/>
+            </w:tcMar>
+          </w:tcPr>
+          <w:p>
+            <w:pPr>
+              <w:spacing w:after="0"/>
+            </w:pPr>
+            <w:r>
+              <w:rPr>
+                <w:rFonts w:ascii="Calibri" w:cs="Calibri" w:eastAsia="Calibri" w:hAnsi="Calibri"/>
+                <w:b/>
+                <w:bCs/>
+                <w:color w:val="0A1940"/>
+                <w:sz w:val="20"/>
+                <w:szCs w:val="20"/>
+              </w:rPr>
+              <w:t xml:space="preserve">93704da</w:t>
+            </w:r>
+          </w:p>
+        </w:tc>
+        <w:tc>
+          <w:tcPr>
+            <w:tcW w:type="dxa" w:w="6240"/>
+            <w:tcBorders>
+              <w:top w:val="single" w:color="BFBFBF" w:sz="4"/>
+              <w:left w:val="single" w:color="BFBFBF" w:sz="4"/>
+              <w:bottom w:val="single" w:color="BFBFBF" w:sz="4"/>
+              <w:right w:val="single" w:color="BFBFBF" w:sz="4"/>
+            </w:tcBorders>
+            <w:shd w:fill="FFFFFF" w:val="clear"/>
+            <w:tcMar>
+              <w:top w:type="dxa" w:w="80"/>
+              <w:left w:type="dxa" w:w="120"/>
+              <w:bottom w:type="dxa" w:w="80"/>
+              <w:right w:type="dxa" w:w="120"/>
+            </w:tcMar>
+          </w:tcPr>
+          <w:p>
+            <w:pPr>
+              <w:spacing w:after="0"/>
+            </w:pPr>
+            <w:r>
+              <w:rPr>
+                <w:rFonts w:ascii="Calibri" w:cs="Calibri" w:eastAsia="Calibri" w:hAnsi="Calibri"/>
+                <w:b w:val="false"/>
+                <w:bCs w:val="false"/>
+                <w:color w:val="000000"/>
+                <w:sz w:val="20"/>
+                <w:szCs w:val="20"/>
+              </w:rPr>
+              <w:t xml:space="preserve">Publicações / Tratamento</w:t>
+            </w:r>
+          </w:p>
+        </w:tc>
+      </w:tr>
+      <w:tr>
+        <w:tc>
+          <w:tcPr>
+            <w:tcW w:type="dxa" w:w="3120"/>
+            <w:tcBorders>
+              <w:top w:val="single" w:color="BFBFBF" w:sz="4"/>
+              <w:left w:val="single" w:color="BFBFBF" w:sz="4"/>
+              <w:bottom w:val="single" w:color="BFBFBF" w:sz="4"/>
+              <w:right w:val="single" w:color="BFBFBF" w:sz="4"/>
+            </w:tcBorders>
+            <w:shd w:fill="F2F2F2" w:val="clear"/>
+            <w:tcMar>
+              <w:top w:type="dxa" w:w="80"/>
+              <w:left w:type="dxa" w:w="120"/>
+              <w:bottom w:type="dxa" w:w="80"/>
+              <w:right w:type="dxa" w:w="120"/>
+            </w:tcMar>
+          </w:tcPr>
+          <w:p>
+            <w:pPr>
+              <w:spacing w:after="0"/>
+            </w:pPr>
+            <w:r>
+              <w:rPr>
+                <w:rFonts w:ascii="Calibri" w:cs="Calibri" w:eastAsia="Calibri" w:hAnsi="Calibri"/>
+                <w:b/>
+                <w:bCs/>
+                <w:color w:val="0A1940"/>
+                <w:sz w:val="20"/>
+                <w:szCs w:val="20"/>
+              </w:rPr>
+              <w:t xml:space="preserve">d679434</w:t>
+            </w:r>
+          </w:p>
+        </w:tc>
+        <w:tc>
+          <w:tcPr>
+            <w:tcW w:type="dxa" w:w="6240"/>
+            <w:tcBorders>
+              <w:top w:val="single" w:color="BFBFBF" w:sz="4"/>
+              <w:left w:val="single" w:color="BFBFBF" w:sz="4"/>
+              <w:bottom w:val="single" w:color="BFBFBF" w:sz="4"/>
+              <w:right w:val="single" w:color="BFBFBF" w:sz="4"/>
+            </w:tcBorders>
+            <w:shd w:fill="FFFFFF" w:val="clear"/>
+            <w:tcMar>
+              <w:top w:type="dxa" w:w="80"/>
+              <w:left w:type="dxa" w:w="120"/>
+              <w:bottom w:type="dxa" w:w="80"/>
+              <w:right w:type="dxa" w:w="120"/>
+            </w:tcMar>
+          </w:tcPr>
+          <w:p>
+            <w:pPr>
+              <w:spacing w:after="0"/>
+            </w:pPr>
+            <w:r>
+              <w:rPr>
+                <w:rFonts w:ascii="Calibri" w:cs="Calibri" w:eastAsia="Calibri" w:hAnsi="Calibri"/>
+                <w:b w:val="false"/>
+                <w:bCs w:val="false"/>
+                <w:color w:val="000000"/>
+                <w:sz w:val="20"/>
+                <w:szCs w:val="20"/>
+              </w:rPr>
+              <w:t xml:space="preserve">Publicações / Tratamento</w:t>
+            </w:r>
+          </w:p>
+        </w:tc>
+      </w:tr>
+      <w:tr>
+        <w:tc>
+          <w:tcPr>
+            <w:tcW w:type="dxa" w:w="3120"/>
+            <w:tcBorders>
+              <w:top w:val="single" w:color="BFBFBF" w:sz="4"/>
+              <w:left w:val="single" w:color="BFBFBF" w:sz="4"/>
+              <w:bottom w:val="single" w:color="BFBFBF" w:sz="4"/>
+              <w:right w:val="single" w:color="BFBFBF" w:sz="4"/>
+            </w:tcBorders>
+            <w:shd w:fill="F2F2F2" w:val="clear"/>
+            <w:tcMar>
+              <w:top w:type="dxa" w:w="80"/>
+              <w:left w:type="dxa" w:w="120"/>
+              <w:bottom w:type="dxa" w:w="80"/>
+              <w:right w:type="dxa" w:w="120"/>
+            </w:tcMar>
+          </w:tcPr>
+          <w:p>
+            <w:pPr>
+              <w:spacing w:after="0"/>
+            </w:pPr>
+            <w:r>
+              <w:rPr>
+                <w:rFonts w:ascii="Calibri" w:cs="Calibri" w:eastAsia="Calibri" w:hAnsi="Calibri"/>
+                <w:b/>
+                <w:bCs/>
+                <w:color w:val="0A1940"/>
+                <w:sz w:val="20"/>
+                <w:szCs w:val="20"/>
+              </w:rPr>
+              <w:t xml:space="preserve">7826e3a</w:t>
+            </w:r>
+          </w:p>
+        </w:tc>
+        <w:tc>
+          <w:tcPr>
+            <w:tcW w:type="dxa" w:w="6240"/>
+            <w:tcBorders>
+              <w:top w:val="single" w:color="BFBFBF" w:sz="4"/>
+              <w:left w:val="single" w:color="BFBFBF" w:sz="4"/>
+              <w:bottom w:val="single" w:color="BFBFBF" w:sz="4"/>
+              <w:right w:val="single" w:color="BFBFBF" w:sz="4"/>
+            </w:tcBorders>
+            <w:shd w:fill="FFFFFF" w:val="clear"/>
+            <w:tcMar>
+              <w:top w:type="dxa" w:w="80"/>
+              <w:left w:type="dxa" w:w="120"/>
+              <w:bottom w:type="dxa" w:w="80"/>
+              <w:right w:type="dxa" w:w="120"/>
+            </w:tcMar>
+          </w:tcPr>
+          <w:p>
+            <w:pPr>
+              <w:spacing w:after="0"/>
+            </w:pPr>
+            <w:r>
+              <w:rPr>
+                <w:rFonts w:ascii="Calibri" w:cs="Calibri" w:eastAsia="Calibri" w:hAnsi="Calibri"/>
+                <w:b w:val="false"/>
+                <w:bCs w:val="false"/>
+                <w:color w:val="000000"/>
+                <w:sz w:val="20"/>
+                <w:szCs w:val="20"/>
+              </w:rPr>
+              <w:t xml:space="preserve">Templates</w:t>
+            </w:r>
+          </w:p>
+        </w:tc>
+      </w:tr>
+      <w:tr>
+        <w:tc>
+          <w:tcPr>
+            <w:tcW w:type="dxa" w:w="3120"/>
+            <w:tcBorders>
+              <w:top w:val="single" w:color="BFBFBF" w:sz="4"/>
+              <w:left w:val="single" w:color="BFBFBF" w:sz="4"/>
+              <w:bottom w:val="single" w:color="BFBFBF" w:sz="4"/>
+              <w:right w:val="single" w:color="BFBFBF" w:sz="4"/>
+            </w:tcBorders>
+            <w:shd w:fill="F2F2F2" w:val="clear"/>
+            <w:tcMar>
+              <w:top w:type="dxa" w:w="80"/>
+              <w:left w:type="dxa" w:w="120"/>
+              <w:bottom w:type="dxa" w:w="80"/>
+              <w:right w:type="dxa" w:w="120"/>
+            </w:tcMar>
+          </w:tcPr>
+          <w:p>
+            <w:pPr>
+              <w:spacing w:after="0"/>
+            </w:pPr>
+            <w:r>
+              <w:rPr>
+                <w:rFonts w:ascii="Calibri" w:cs="Calibri" w:eastAsia="Calibri" w:hAnsi="Calibri"/>
+                <w:b/>
+                <w:bCs/>
+                <w:color w:val="0A1940"/>
+                <w:sz w:val="20"/>
+                <w:szCs w:val="20"/>
+              </w:rPr>
+              <w:t xml:space="preserve">d829283</w:t>
+            </w:r>
+          </w:p>
+        </w:tc>
+        <w:tc>
+          <w:tcPr>
+            <w:tcW w:type="dxa" w:w="6240"/>
+            <w:tcBorders>
+              <w:top w:val="single" w:color="BFBFBF" w:sz="4"/>
+              <w:left w:val="single" w:color="BFBFBF" w:sz="4"/>
+              <w:bottom w:val="single" w:color="BFBFBF" w:sz="4"/>
+              <w:right w:val="single" w:color="BFBFBF" w:sz="4"/>
+            </w:tcBorders>
+            <w:shd w:fill="FFFFFF" w:val="clear"/>
+            <w:tcMar>
+              <w:top w:type="dxa" w:w="80"/>
+              <w:left w:type="dxa" w:w="120"/>
+              <w:bottom w:type="dxa" w:w="80"/>
+              <w:right w:type="dxa" w:w="120"/>
+            </w:tcMar>
+          </w:tcPr>
+          <w:p>
+            <w:pPr>
+              <w:spacing w:after="0"/>
+            </w:pPr>
+            <w:r>
+              <w:rPr>
+                <w:rFonts w:ascii="Calibri" w:cs="Calibri" w:eastAsia="Calibri" w:hAnsi="Calibri"/>
+                <w:b w:val="false"/>
+                <w:bCs w:val="false"/>
+                <w:color w:val="000000"/>
+                <w:sz w:val="20"/>
+                <w:szCs w:val="20"/>
+              </w:rPr>
+              <w:t xml:space="preserve">Templates</w:t>
+            </w:r>
+          </w:p>
+        </w:tc>
+      </w:tr>
+      <w:tr>
+        <w:tc>
+          <w:tcPr>
+            <w:tcW w:type="dxa" w:w="3120"/>
+            <w:tcBorders>
+              <w:top w:val="single" w:color="BFBFBF" w:sz="4"/>
+              <w:left w:val="single" w:color="BFBFBF" w:sz="4"/>
+              <w:bottom w:val="single" w:color="BFBFBF" w:sz="4"/>
+              <w:right w:val="single" w:color="BFBFBF" w:sz="4"/>
+            </w:tcBorders>
+            <w:shd w:fill="F2F2F2" w:val="clear"/>
+            <w:tcMar>
+              <w:top w:type="dxa" w:w="80"/>
+              <w:left w:type="dxa" w:w="120"/>
+              <w:bottom w:type="dxa" w:w="80"/>
+              <w:right w:type="dxa" w:w="120"/>
+            </w:tcMar>
+          </w:tcPr>
+          <w:p>
+            <w:pPr>
+              <w:spacing w:after="0"/>
+            </w:pPr>
+            <w:r>
+              <w:rPr>
+                <w:rFonts w:ascii="Calibri" w:cs="Calibri" w:eastAsia="Calibri" w:hAnsi="Calibri"/>
+                <w:b/>
+                <w:bCs/>
+                <w:color w:val="0A1940"/>
+                <w:sz w:val="20"/>
+                <w:szCs w:val="20"/>
+              </w:rPr>
+              <w:t xml:space="preserve">4a09655</w:t>
+            </w:r>
+          </w:p>
+        </w:tc>
+        <w:tc>
+          <w:tcPr>
+            <w:tcW w:type="dxa" w:w="6240"/>
+            <w:tcBorders>
+              <w:top w:val="single" w:color="BFBFBF" w:sz="4"/>
+              <w:left w:val="single" w:color="BFBFBF" w:sz="4"/>
+              <w:bottom w:val="single" w:color="BFBFBF" w:sz="4"/>
+              <w:right w:val="single" w:color="BFBFBF" w:sz="4"/>
+            </w:tcBorders>
+            <w:shd w:fill="FFFFFF" w:val="clear"/>
+            <w:tcMar>
+              <w:top w:type="dxa" w:w="80"/>
+              <w:left w:type="dxa" w:w="120"/>
+              <w:bottom w:type="dxa" w:w="80"/>
+              <w:right w:type="dxa" w:w="120"/>
+            </w:tcMar>
+          </w:tcPr>
+          <w:p>
+            <w:pPr>
+              <w:spacing w:after="0"/>
+            </w:pPr>
+            <w:r>
+              <w:rPr>
+                <w:rFonts w:ascii="Calibri" w:cs="Calibri" w:eastAsia="Calibri" w:hAnsi="Calibri"/>
+                <w:b w:val="false"/>
+                <w:bCs w:val="false"/>
+                <w:color w:val="000000"/>
+                <w:sz w:val="20"/>
+                <w:szCs w:val="20"/>
+              </w:rPr>
+              <w:t xml:space="preserve">Templates</w:t>
+            </w:r>
+          </w:p>
+        </w:tc>
+      </w:tr>
+      <w:tr>
+        <w:tc>
+          <w:tcPr>
+            <w:tcW w:type="dxa" w:w="3120"/>
+            <w:tcBorders>
+              <w:top w:val="single" w:color="BFBFBF" w:sz="4"/>
+              <w:left w:val="single" w:color="BFBFBF" w:sz="4"/>
+              <w:bottom w:val="single" w:color="BFBFBF" w:sz="4"/>
+              <w:right w:val="single" w:color="BFBFBF" w:sz="4"/>
+            </w:tcBorders>
+            <w:shd w:fill="F2F2F2" w:val="clear"/>
+            <w:tcMar>
+              <w:top w:type="dxa" w:w="80"/>
+              <w:left w:type="dxa" w:w="120"/>
+              <w:bottom w:type="dxa" w:w="80"/>
+              <w:right w:type="dxa" w:w="120"/>
+            </w:tcMar>
+          </w:tcPr>
+          <w:p>
+            <w:pPr>
+              <w:spacing w:after="0"/>
+            </w:pPr>
+            <w:r>
+              <w:rPr>
+                <w:rFonts w:ascii="Calibri" w:cs="Calibri" w:eastAsia="Calibri" w:hAnsi="Calibri"/>
+                <w:b/>
+                <w:bCs/>
+                <w:color w:val="0A1940"/>
+                <w:sz w:val="20"/>
+                <w:szCs w:val="20"/>
+              </w:rPr>
+              <w:t xml:space="preserve">8c9cb8d</w:t>
+            </w:r>
+          </w:p>
+        </w:tc>
+        <w:tc>
+          <w:tcPr>
+            <w:tcW w:type="dxa" w:w="6240"/>
+            <w:tcBorders>
+              <w:top w:val="single" w:color="BFBFBF" w:sz="4"/>
+              <w:left w:val="single" w:color="BFBFBF" w:sz="4"/>
+              <w:bottom w:val="single" w:color="BFBFBF" w:sz="4"/>
+              <w:right w:val="single" w:color="BFBFBF" w:sz="4"/>
+            </w:tcBorders>
+            <w:shd w:fill="FFFFFF" w:val="clear"/>
+            <w:tcMar>
+              <w:top w:type="dxa" w:w="80"/>
+              <w:left w:type="dxa" w:w="120"/>
+              <w:bottom w:type="dxa" w:w="80"/>
+              <w:right w:type="dxa" w:w="120"/>
+            </w:tcMar>
+          </w:tcPr>
+          <w:p>
+            <w:pPr>
+              <w:spacing w:after="0"/>
+            </w:pPr>
+            <w:r>
+              <w:rPr>
+                <w:rFonts w:ascii="Calibri" w:cs="Calibri" w:eastAsia="Calibri" w:hAnsi="Calibri"/>
+                <w:b w:val="false"/>
+                <w:bCs w:val="false"/>
+                <w:color w:val="000000"/>
+                <w:sz w:val="20"/>
+                <w:szCs w:val="20"/>
+              </w:rPr>
+              <w:t xml:space="preserve">Tratamento Web</w:t>
+            </w:r>
+          </w:p>
+        </w:tc>
+      </w:tr>
+      <w:tr>
+        <w:tc>
+          <w:tcPr>
+            <w:tcW w:type="dxa" w:w="3120"/>
+            <w:tcBorders>
+              <w:top w:val="single" w:color="BFBFBF" w:sz="4"/>
+              <w:left w:val="single" w:color="BFBFBF" w:sz="4"/>
+              <w:bottom w:val="single" w:color="BFBFBF" w:sz="4"/>
+              <w:right w:val="single" w:color="BFBFBF" w:sz="4"/>
+            </w:tcBorders>
+            <w:shd w:fill="F2F2F2" w:val="clear"/>
+            <w:tcMar>
+              <w:top w:type="dxa" w:w="80"/>
+              <w:left w:type="dxa" w:w="120"/>
+              <w:bottom w:type="dxa" w:w="80"/>
+              <w:right w:type="dxa" w:w="120"/>
+            </w:tcMar>
+          </w:tcPr>
+          <w:p>
+            <w:pPr>
+              <w:spacing w:after="0"/>
+            </w:pPr>
+            <w:r>
+              <w:rPr>
+                <w:rFonts w:ascii="Calibri" w:cs="Calibri" w:eastAsia="Calibri" w:hAnsi="Calibri"/>
+                <w:b/>
+                <w:bCs/>
+                <w:color w:val="0A1940"/>
+                <w:sz w:val="20"/>
+                <w:szCs w:val="20"/>
+              </w:rPr>
+              <w:t xml:space="preserve">a8f34af</w:t>
+            </w:r>
+          </w:p>
+        </w:tc>
+        <w:tc>
+          <w:tcPr>
+            <w:tcW w:type="dxa" w:w="6240"/>
+            <w:tcBorders>
+              <w:top w:val="single" w:color="BFBFBF" w:sz="4"/>
+              <w:left w:val="single" w:color="BFBFBF" w:sz="4"/>
+              <w:bottom w:val="single" w:color="BFBFBF" w:sz="4"/>
+              <w:right w:val="single" w:color="BFBFBF" w:sz="4"/>
+            </w:tcBorders>
+            <w:shd w:fill="FFFFFF" w:val="clear"/>
+            <w:tcMar>
+              <w:top w:type="dxa" w:w="80"/>
+              <w:left w:type="dxa" w:w="120"/>
+              <w:bottom w:type="dxa" w:w="80"/>
+              <w:right w:type="dxa" w:w="120"/>
+            </w:tcMar>
+          </w:tcPr>
+          <w:p>
+            <w:pPr>
+              <w:spacing w:after="0"/>
+            </w:pPr>
+            <w:r>
+              <w:rPr>
+                <w:rFonts w:ascii="Calibri" w:cs="Calibri" w:eastAsia="Calibri" w:hAnsi="Calibri"/>
+                <w:b w:val="false"/>
+                <w:bCs w:val="false"/>
+                <w:color w:val="000000"/>
+                <w:sz w:val="20"/>
+                <w:szCs w:val="20"/>
+              </w:rPr>
+              <w:t xml:space="preserve">Tratamento Web</w:t>
+            </w:r>
+          </w:p>
+        </w:tc>
+      </w:tr>
+      <w:tr>
+        <w:tc>
+          <w:tcPr>
+            <w:tcW w:type="dxa" w:w="3120"/>
+            <w:tcBorders>
+              <w:top w:val="single" w:color="BFBFBF" w:sz="4"/>
+              <w:left w:val="single" w:color="BFBFBF" w:sz="4"/>
+              <w:bottom w:val="single" w:color="BFBFBF" w:sz="4"/>
+              <w:right w:val="single" w:color="BFBFBF" w:sz="4"/>
+            </w:tcBorders>
+            <w:shd w:fill="F2F2F2" w:val="clear"/>
+            <w:tcMar>
+              <w:top w:type="dxa" w:w="80"/>
+              <w:left w:type="dxa" w:w="120"/>
+              <w:bottom w:type="dxa" w:w="80"/>
+              <w:right w:type="dxa" w:w="120"/>
+            </w:tcMar>
+          </w:tcPr>
+          <w:p>
+            <w:pPr>
+              <w:spacing w:after="0"/>
+            </w:pPr>
+            <w:r>
+              <w:rPr>
+                <w:rFonts w:ascii="Calibri" w:cs="Calibri" w:eastAsia="Calibri" w:hAnsi="Calibri"/>
+                <w:b/>
+                <w:bCs/>
+                <w:color w:val="0A1940"/>
+                <w:sz w:val="20"/>
+                <w:szCs w:val="20"/>
+              </w:rPr>
+              <w:t xml:space="preserve">05796e1</w:t>
+            </w:r>
+          </w:p>
+        </w:tc>
+        <w:tc>
+          <w:tcPr>
+            <w:tcW w:type="dxa" w:w="6240"/>
+            <w:tcBorders>
+              <w:top w:val="single" w:color="BFBFBF" w:sz="4"/>
+              <w:left w:val="single" w:color="BFBFBF" w:sz="4"/>
+              <w:bottom w:val="single" w:color="BFBFBF" w:sz="4"/>
+              <w:right w:val="single" w:color="BFBFBF" w:sz="4"/>
+            </w:tcBorders>
+            <w:shd w:fill="FFFFFF" w:val="clear"/>
+            <w:tcMar>
+              <w:top w:type="dxa" w:w="80"/>
+              <w:left w:type="dxa" w:w="120"/>
+              <w:bottom w:type="dxa" w:w="80"/>
+              <w:right w:type="dxa" w:w="120"/>
+            </w:tcMar>
+          </w:tcPr>
+          <w:p>
+            <w:pPr>
+              <w:spacing w:after="0"/>
+            </w:pPr>
+            <w:r>
+              <w:rPr>
+                <w:rFonts w:ascii="Calibri" w:cs="Calibri" w:eastAsia="Calibri" w:hAnsi="Calibri"/>
+                <w:b w:val="false"/>
+                <w:bCs w:val="false"/>
+                <w:color w:val="000000"/>
+                <w:sz w:val="20"/>
+                <w:szCs w:val="20"/>
+              </w:rPr>
+              <w:t xml:space="preserve">Tratamento Web</w:t>
+            </w:r>
+          </w:p>
+        </w:tc>
+      </w:tr>
+      <w:tr>
+        <w:tc>
+          <w:tcPr>
+            <w:tcW w:type="dxa" w:w="3120"/>
+            <w:tcBorders>
+              <w:top w:val="single" w:color="BFBFBF" w:sz="4"/>
+              <w:left w:val="single" w:color="BFBFBF" w:sz="4"/>
+              <w:bottom w:val="single" w:color="BFBFBF" w:sz="4"/>
+              <w:right w:val="single" w:color="BFBFBF" w:sz="4"/>
+            </w:tcBorders>
+            <w:shd w:fill="F2F2F2" w:val="clear"/>
+            <w:tcMar>
+              <w:top w:type="dxa" w:w="80"/>
+              <w:left w:type="dxa" w:w="120"/>
+              <w:bottom w:type="dxa" w:w="80"/>
+              <w:right w:type="dxa" w:w="120"/>
+            </w:tcMar>
+          </w:tcPr>
+          <w:p>
+            <w:pPr>
+              <w:spacing w:after="0"/>
+            </w:pPr>
+            <w:r>
+              <w:rPr>
+                <w:rFonts w:ascii="Calibri" w:cs="Calibri" w:eastAsia="Calibri" w:hAnsi="Calibri"/>
+                <w:b/>
+                <w:bCs/>
+                <w:color w:val="0A1940"/>
+                <w:sz w:val="20"/>
+                <w:szCs w:val="20"/>
+              </w:rPr>
+              <w:t xml:space="preserve">ee44228</w:t>
+            </w:r>
+          </w:p>
+        </w:tc>
+        <w:tc>
+          <w:tcPr>
+            <w:tcW w:type="dxa" w:w="6240"/>
+            <w:tcBorders>
+              <w:top w:val="single" w:color="BFBFBF" w:sz="4"/>
+              <w:left w:val="single" w:color="BFBFBF" w:sz="4"/>
+              <w:bottom w:val="single" w:color="BFBFBF" w:sz="4"/>
+              <w:right w:val="single" w:color="BFBFBF" w:sz="4"/>
+            </w:tcBorders>
+            <w:shd w:fill="FFFFFF" w:val="clear"/>
+            <w:tcMar>
+              <w:top w:type="dxa" w:w="80"/>
+              <w:left w:type="dxa" w:w="120"/>
+              <w:bottom w:type="dxa" w:w="80"/>
+              <w:right w:type="dxa" w:w="120"/>
+            </w:tcMar>
+          </w:tcPr>
+          <w:p>
+            <w:pPr>
+              <w:spacing w:after="0"/>
+            </w:pPr>
+            <w:r>
+              <w:rPr>
+                <w:rFonts w:ascii="Calibri" w:cs="Calibri" w:eastAsia="Calibri" w:hAnsi="Calibri"/>
+                <w:b w:val="false"/>
+                <w:bCs w:val="false"/>
+                <w:color w:val="000000"/>
+                <w:sz w:val="20"/>
+                <w:szCs w:val="20"/>
+              </w:rPr>
+              <w:t xml:space="preserve">Legal One</w:t>
+            </w:r>
+          </w:p>
+        </w:tc>
+      </w:tr>
+      <w:tr>
+        <w:tc>
+          <w:tcPr>
+            <w:tcW w:type="dxa" w:w="3120"/>
+            <w:tcBorders>
+              <w:top w:val="single" w:color="BFBFBF" w:sz="4"/>
+              <w:left w:val="single" w:color="BFBFBF" w:sz="4"/>
+              <w:bottom w:val="single" w:color="BFBFBF" w:sz="4"/>
+              <w:right w:val="single" w:color="BFBFBF" w:sz="4"/>
+            </w:tcBorders>
+            <w:shd w:fill="F2F2F2" w:val="clear"/>
+            <w:tcMar>
+              <w:top w:type="dxa" w:w="80"/>
+              <w:left w:type="dxa" w:w="120"/>
+              <w:bottom w:type="dxa" w:w="80"/>
+              <w:right w:type="dxa" w:w="120"/>
+            </w:tcMar>
+          </w:tcPr>
+          <w:p>
+            <w:pPr>
+              <w:spacing w:after="0"/>
+            </w:pPr>
+            <w:r>
+              <w:rPr>
+                <w:rFonts w:ascii="Calibri" w:cs="Calibri" w:eastAsia="Calibri" w:hAnsi="Calibri"/>
+                <w:b/>
+                <w:bCs/>
+                <w:color w:val="0A1940"/>
+                <w:sz w:val="20"/>
+                <w:szCs w:val="20"/>
+              </w:rPr>
+              <w:t xml:space="preserve">3d8bd3e</w:t>
+            </w:r>
+          </w:p>
+        </w:tc>
+        <w:tc>
+          <w:tcPr>
+            <w:tcW w:type="dxa" w:w="6240"/>
+            <w:tcBorders>
+              <w:top w:val="single" w:color="BFBFBF" w:sz="4"/>
+              <w:left w:val="single" w:color="BFBFBF" w:sz="4"/>
+              <w:bottom w:val="single" w:color="BFBFBF" w:sz="4"/>
+              <w:right w:val="single" w:color="BFBFBF" w:sz="4"/>
+            </w:tcBorders>
+            <w:shd w:fill="FFFFFF" w:val="clear"/>
+            <w:tcMar>
+              <w:top w:type="dxa" w:w="80"/>
+              <w:left w:type="dxa" w:w="120"/>
+              <w:bottom w:type="dxa" w:w="80"/>
+              <w:right w:type="dxa" w:w="120"/>
+            </w:tcMar>
+          </w:tcPr>
+          <w:p>
+            <w:pPr>
+              <w:spacing w:after="0"/>
+            </w:pPr>
+            <w:r>
+              <w:rPr>
+                <w:rFonts w:ascii="Calibri" w:cs="Calibri" w:eastAsia="Calibri" w:hAnsi="Calibri"/>
+                <w:b w:val="false"/>
+                <w:bCs w:val="false"/>
+                <w:color w:val="000000"/>
+                <w:sz w:val="20"/>
+                <w:szCs w:val="20"/>
+              </w:rPr>
+              <w:t xml:space="preserve">Legal One client</w:t>
             </w:r>
           </w:p>
         </w:tc>
